--- a/PHOENIX.docx
+++ b/PHOENIX.docx
@@ -3,25 +3,21 @@
 <w:document xmlns:wpc="http://schemas.microsoft.com/office/word/2010/wordprocessingCanvas" xmlns:cx="http://schemas.microsoft.com/office/drawing/2014/chartex" xmlns:cx1="http://schemas.microsoft.com/office/drawing/2015/9/8/chartex" xmlns:cx2="http://schemas.microsoft.com/office/drawing/2015/10/21/chartex" xmlns:cx3="http://schemas.microsoft.com/office/drawing/2016/5/9/chartex" xmlns:cx4="http://schemas.microsoft.com/office/drawing/2016/5/10/chartex" xmlns:cx5="http://schemas.microsoft.com/office/drawing/2016/5/11/chartex" xmlns:cx6="http://schemas.microsoft.com/office/drawing/2016/5/12/chartex" xmlns:cx7="http://schemas.microsoft.com/office/drawing/2016/5/13/chartex" xmlns:cx8="http://schemas.microsoft.com/office/drawing/2016/5/14/chartex" xmlns:mc="http://schemas.openxmlformats.org/markup-compatibility/2006" xmlns:aink="http://schemas.microsoft.com/office/drawing/2016/ink" xmlns:am3d="http://schemas.microsoft.com/office/drawing/2017/model3d" xmlns:o="urn:schemas-microsoft-com:office:office" xmlns:oel="http://schemas.microsoft.com/office/2019/extlst" xmlns:r="http://schemas.openxmlformats.org/officeDocument/2006/relationships" xmlns:m="http://schemas.openxmlformats.org/officeDocument/2006/math" xmlns:v="urn:schemas-microsoft-com:vml" xmlns:wp14="http://schemas.microsoft.com/office/word/2010/wordprocessingDrawing" xmlns:wp="http://schemas.openxmlformats.org/drawingml/2006/wordprocessingDrawing" xmlns:w10="urn:schemas-microsoft-com:office:word" xmlns:w="http://schemas.openxmlformats.org/wordprocessingml/2006/main" xmlns:w14="http://schemas.microsoft.com/office/word/2010/wordml" xmlns:w15="http://schemas.microsoft.com/office/word/2012/wordml" xmlns:w16cex="http://schemas.microsoft.com/office/word/2018/wordml/cex" xmlns:w16cid="http://schemas.microsoft.com/office/word/2016/wordml/cid" xmlns:w16="http://schemas.microsoft.com/office/word/2018/wordml" xmlns:w16sdtdh="http://schemas.microsoft.com/office/word/2020/wordml/sdtdatahash" xmlns:w16se="http://schemas.microsoft.com/office/word/2015/wordml/symex" xmlns:wpg="http://schemas.microsoft.com/office/word/2010/wordprocessingGroup" xmlns:wpi="http://schemas.microsoft.com/office/word/2010/wordprocessingInk" xmlns:wne="http://schemas.microsoft.com/office/word/2006/wordml" xmlns:wps="http://schemas.microsoft.com/office/word/2010/wordprocessingShape" mc:Ignorable="w14 w15 w16se w16cid w16 w16cex w16sdtdh wp14">
   <w:body>
     <w:p>
-      <w:pPr/>
       <w:r>
         <w:t>PHOENIX_ENGINE_STATUS</w:t>
       </w:r>
     </w:p>
     <w:p>
-      <w:pPr/>
       <w:r>
         <w:t>Visão Geral</w:t>
       </w:r>
     </w:p>
     <w:p>
-      <w:pPr/>
       <w:r>
         <w:t>Phoenix Engine é uma game engine 3D educacional construída em C++ e OpenGL.</w:t>
       </w:r>
     </w:p>
     <w:p>
-      <w:pPr/>
       <w:r>
         <w:t>Objetivos atuais:</w:t>
       </w:r>
@@ -84,18 +80,16 @@
     <w:p>
       <w:r>
         <w:pict w14:anchorId="4D623249">
-          <v:rect id="_x0000_i1245" style="width:0;height:1.5pt" o:hralign="center" o:hrstd="t" o:hr="t" fillcolor="#a0a0a0" stroked="f"/>
+          <v:rect id="_x0000_i1025" style="width:0;height:1.5pt" o:hralign="center" o:hrstd="t" o:hr="t" fillcolor="#a0a0a0" stroked="f"/>
         </w:pict>
       </w:r>
     </w:p>
     <w:p>
-      <w:pPr/>
       <w:r>
         <w:t>Sistemas Implementados</w:t>
       </w:r>
     </w:p>
     <w:p>
-      <w:pPr/>
       <w:r>
         <w:t>Core</w:t>
       </w:r>
@@ -128,10 +122,10 @@
             <v:path o:extrusionok="f" gradientshapeok="t" o:connecttype="rect"/>
             <o:lock v:ext="edit" aspectratio="t"/>
           </v:shapetype>
-          <v:shape id="_x0000_i1500" type="#_x0000_t75" style="width:20.1pt;height:18.4pt" o:ole="">
-            <v:imagedata r:id="rId5" o:title=""/>
-          </v:shape>
-          <w:control r:id="rId6" w:name="DefaultOcxName" w:shapeid="_x0000_i1500"/>
+          <v:shape id="_x0000_i1176" type="#_x0000_t75" style="width:20.1pt;height:18.4pt" o:ole="">
+            <v:imagedata r:id="rId5" o:title=""/>
+          </v:shape>
+          <w:control r:id="rId6" w:name="DefaultOcxName" w:shapeid="_x0000_i1176"/>
         </w:object>
       </w:r>
       <w:r>
@@ -147,10 +141,10 @@
       </w:pPr>
       <w:r>
         <w:object w:dxaOrig="225" w:dyaOrig="225" w14:anchorId="07FDD346">
-          <v:shape id="_x0000_i1499" type="#_x0000_t75" style="width:20.1pt;height:18.4pt" o:ole="">
-            <v:imagedata r:id="rId5" o:title=""/>
-          </v:shape>
-          <w:control r:id="rId7" w:name="DefaultOcxName1" w:shapeid="_x0000_i1499"/>
+          <v:shape id="_x0000_i1179" type="#_x0000_t75" style="width:20.1pt;height:18.4pt" o:ole="">
+            <v:imagedata r:id="rId5" o:title=""/>
+          </v:shape>
+          <w:control r:id="rId7" w:name="DefaultOcxName1" w:shapeid="_x0000_i1179"/>
         </w:object>
       </w:r>
       <w:r>
@@ -166,10 +160,10 @@
       </w:pPr>
       <w:r>
         <w:object w:dxaOrig="225" w:dyaOrig="225" w14:anchorId="2F9ECE2B">
-          <v:shape id="_x0000_i1498" type="#_x0000_t75" style="width:20.1pt;height:18.4pt" o:ole="">
-            <v:imagedata r:id="rId5" o:title=""/>
-          </v:shape>
-          <w:control r:id="rId8" w:name="DefaultOcxName2" w:shapeid="_x0000_i1498"/>
+          <v:shape id="_x0000_i1182" type="#_x0000_t75" style="width:20.1pt;height:18.4pt" o:ole="">
+            <v:imagedata r:id="rId5" o:title=""/>
+          </v:shape>
+          <w:control r:id="rId8" w:name="DefaultOcxName2" w:shapeid="_x0000_i1182"/>
         </w:object>
       </w:r>
       <w:r>
@@ -185,10 +179,10 @@
       </w:pPr>
       <w:r>
         <w:object w:dxaOrig="225" w:dyaOrig="225" w14:anchorId="7A5801C3">
-          <v:shape id="_x0000_i1497" type="#_x0000_t75" style="width:20.1pt;height:18.4pt" o:ole="">
-            <v:imagedata r:id="rId5" o:title=""/>
-          </v:shape>
-          <w:control r:id="rId9" w:name="DefaultOcxName3" w:shapeid="_x0000_i1497"/>
+          <v:shape id="_x0000_i1185" type="#_x0000_t75" style="width:20.1pt;height:18.4pt" o:ole="">
+            <v:imagedata r:id="rId5" o:title=""/>
+          </v:shape>
+          <w:control r:id="rId9" w:name="DefaultOcxName3" w:shapeid="_x0000_i1185"/>
         </w:object>
       </w:r>
       <w:r>
@@ -204,10 +198,10 @@
       </w:pPr>
       <w:r>
         <w:object w:dxaOrig="225" w:dyaOrig="225" w14:anchorId="1D48943F">
-          <v:shape id="_x0000_i1496" type="#_x0000_t75" style="width:20.1pt;height:18.4pt" o:ole="">
-            <v:imagedata r:id="rId5" o:title=""/>
-          </v:shape>
-          <w:control r:id="rId10" w:name="DefaultOcxName4" w:shapeid="_x0000_i1496"/>
+          <v:shape id="_x0000_i1188" type="#_x0000_t75" style="width:20.1pt;height:18.4pt" o:ole="">
+            <v:imagedata r:id="rId5" o:title=""/>
+          </v:shape>
+          <w:control r:id="rId10" w:name="DefaultOcxName4" w:shapeid="_x0000_i1188"/>
         </w:object>
       </w:r>
       <w:r>
@@ -215,7 +209,6 @@
       </w:r>
     </w:p>
     <w:p>
-      <w:pPr/>
       <w:r>
         <w:t>Transform</w:t>
       </w:r>
@@ -229,10 +222,10 @@
       </w:pPr>
       <w:r>
         <w:object w:dxaOrig="225" w:dyaOrig="225" w14:anchorId="046BF8DA">
-          <v:shape id="_x0000_i1495" type="#_x0000_t75" style="width:20.1pt;height:18.4pt" o:ole="">
-            <v:imagedata r:id="rId5" o:title=""/>
-          </v:shape>
-          <w:control r:id="rId11" w:name="DefaultOcxName5" w:shapeid="_x0000_i1495"/>
+          <v:shape id="_x0000_i1191" type="#_x0000_t75" style="width:20.1pt;height:18.4pt" o:ole="">
+            <v:imagedata r:id="rId5" o:title=""/>
+          </v:shape>
+          <w:control r:id="rId11" w:name="DefaultOcxName5" w:shapeid="_x0000_i1191"/>
         </w:object>
       </w:r>
       <w:r>
@@ -248,10 +241,10 @@
       </w:pPr>
       <w:r>
         <w:object w:dxaOrig="225" w:dyaOrig="225" w14:anchorId="3D366D01">
-          <v:shape id="_x0000_i1494" type="#_x0000_t75" style="width:20.1pt;height:18.4pt" o:ole="">
-            <v:imagedata r:id="rId5" o:title=""/>
-          </v:shape>
-          <w:control r:id="rId12" w:name="DefaultOcxName6" w:shapeid="_x0000_i1494"/>
+          <v:shape id="_x0000_i1194" type="#_x0000_t75" style="width:20.1pt;height:18.4pt" o:ole="">
+            <v:imagedata r:id="rId5" o:title=""/>
+          </v:shape>
+          <w:control r:id="rId12" w:name="DefaultOcxName6" w:shapeid="_x0000_i1194"/>
         </w:object>
       </w:r>
       <w:r>
@@ -267,10 +260,10 @@
       </w:pPr>
       <w:r>
         <w:object w:dxaOrig="225" w:dyaOrig="225" w14:anchorId="6C00A6D6">
-          <v:shape id="_x0000_i1493" type="#_x0000_t75" style="width:20.1pt;height:18.4pt" o:ole="">
-            <v:imagedata r:id="rId5" o:title=""/>
-          </v:shape>
-          <w:control r:id="rId13" w:name="DefaultOcxName7" w:shapeid="_x0000_i1493"/>
+          <v:shape id="_x0000_i1197" type="#_x0000_t75" style="width:20.1pt;height:18.4pt" o:ole="">
+            <v:imagedata r:id="rId5" o:title=""/>
+          </v:shape>
+          <w:control r:id="rId13" w:name="DefaultOcxName7" w:shapeid="_x0000_i1197"/>
         </w:object>
       </w:r>
       <w:r>
@@ -286,10 +279,10 @@
       </w:pPr>
       <w:r>
         <w:object w:dxaOrig="225" w:dyaOrig="225" w14:anchorId="700D5A06">
-          <v:shape id="_x0000_i1492" type="#_x0000_t75" style="width:20.1pt;height:18.4pt" o:ole="">
-            <v:imagedata r:id="rId5" o:title=""/>
-          </v:shape>
-          <w:control r:id="rId14" w:name="DefaultOcxName8" w:shapeid="_x0000_i1492"/>
+          <v:shape id="_x0000_i1200" type="#_x0000_t75" style="width:20.1pt;height:18.4pt" o:ole="">
+            <v:imagedata r:id="rId5" o:title=""/>
+          </v:shape>
+          <w:control r:id="rId14" w:name="DefaultOcxName8" w:shapeid="_x0000_i1200"/>
         </w:object>
       </w:r>
       <w:r>
@@ -297,7 +290,6 @@
       </w:r>
     </w:p>
     <w:p>
-      <w:pPr/>
       <w:r>
         <w:t>Camera</w:t>
       </w:r>
@@ -311,10 +303,10 @@
       </w:pPr>
       <w:r>
         <w:object w:dxaOrig="225" w:dyaOrig="225" w14:anchorId="4B4382CD">
-          <v:shape id="_x0000_i1491" type="#_x0000_t75" style="width:20.1pt;height:18.4pt" o:ole="">
-            <v:imagedata r:id="rId5" o:title=""/>
-          </v:shape>
-          <w:control r:id="rId15" w:name="DefaultOcxName9" w:shapeid="_x0000_i1491"/>
+          <v:shape id="_x0000_i1203" type="#_x0000_t75" style="width:20.1pt;height:18.4pt" o:ole="">
+            <v:imagedata r:id="rId5" o:title=""/>
+          </v:shape>
+          <w:control r:id="rId15" w:name="DefaultOcxName9" w:shapeid="_x0000_i1203"/>
         </w:object>
       </w:r>
       <w:r>
@@ -330,10 +322,10 @@
       </w:pPr>
       <w:r>
         <w:object w:dxaOrig="225" w:dyaOrig="225" w14:anchorId="77FDDE97">
-          <v:shape id="_x0000_i1490" type="#_x0000_t75" style="width:20.1pt;height:18.4pt" o:ole="">
-            <v:imagedata r:id="rId5" o:title=""/>
-          </v:shape>
-          <w:control r:id="rId16" w:name="DefaultOcxName10" w:shapeid="_x0000_i1490"/>
+          <v:shape id="_x0000_i1206" type="#_x0000_t75" style="width:20.1pt;height:18.4pt" o:ole="">
+            <v:imagedata r:id="rId5" o:title=""/>
+          </v:shape>
+          <w:control r:id="rId16" w:name="DefaultOcxName10" w:shapeid="_x0000_i1206"/>
         </w:object>
       </w:r>
       <w:r>
@@ -349,10 +341,10 @@
       </w:pPr>
       <w:r>
         <w:object w:dxaOrig="225" w:dyaOrig="225" w14:anchorId="61514B2D">
-          <v:shape id="_x0000_i1489" type="#_x0000_t75" style="width:20.1pt;height:18.4pt" o:ole="">
-            <v:imagedata r:id="rId5" o:title=""/>
-          </v:shape>
-          <w:control r:id="rId17" w:name="DefaultOcxName11" w:shapeid="_x0000_i1489"/>
+          <v:shape id="_x0000_i1209" type="#_x0000_t75" style="width:20.1pt;height:18.4pt" o:ole="">
+            <v:imagedata r:id="rId5" o:title=""/>
+          </v:shape>
+          <w:control r:id="rId17" w:name="DefaultOcxName11" w:shapeid="_x0000_i1209"/>
         </w:object>
       </w:r>
       <w:r>
@@ -360,8 +352,1461 @@
       </w:r>
     </w:p>
     <w:p>
-      <w:pPr/>
-      <w:r>
+      <w:r>
+        <w:t>Rendering</w:t>
+      </w:r>
+    </w:p>
+    <w:p>
+      <w:pPr>
+        <w:numPr>
+          <w:ilvl w:val="0"/>
+          <w:numId w:val="5"/>
+        </w:numPr>
+      </w:pPr>
+      <w:r>
+        <w:lastRenderedPageBreak/>
+        <w:object w:dxaOrig="225" w:dyaOrig="225" w14:anchorId="06BDF529">
+          <v:shape id="_x0000_i1212" type="#_x0000_t75" style="width:20.1pt;height:18.4pt" o:ole="">
+            <v:imagedata r:id="rId5" o:title=""/>
+          </v:shape>
+          <w:control r:id="rId18" w:name="DefaultOcxName12" w:shapeid="_x0000_i1212"/>
+        </w:object>
+      </w:r>
+      <w:r>
+        <w:t>OpenGL Initialization</w:t>
+      </w:r>
+    </w:p>
+    <w:p>
+      <w:pPr>
+        <w:numPr>
+          <w:ilvl w:val="0"/>
+          <w:numId w:val="5"/>
+        </w:numPr>
+      </w:pPr>
+      <w:r>
+        <w:object w:dxaOrig="225" w:dyaOrig="225" w14:anchorId="4072EA61">
+          <v:shape id="_x0000_i1215" type="#_x0000_t75" style="width:20.1pt;height:18.4pt" o:ole="">
+            <v:imagedata r:id="rId5" o:title=""/>
+          </v:shape>
+          <w:control r:id="rId19" w:name="DefaultOcxName13" w:shapeid="_x0000_i1215"/>
+        </w:object>
+      </w:r>
+      <w:r>
+        <w:t>Shader Compilation</w:t>
+      </w:r>
+    </w:p>
+    <w:p>
+      <w:pPr>
+        <w:numPr>
+          <w:ilvl w:val="0"/>
+          <w:numId w:val="5"/>
+        </w:numPr>
+      </w:pPr>
+      <w:r>
+        <w:object w:dxaOrig="225" w:dyaOrig="225" w14:anchorId="139665D4">
+          <v:shape id="_x0000_i1218" type="#_x0000_t75" style="width:20.1pt;height:18.4pt" o:ole="">
+            <v:imagedata r:id="rId5" o:title=""/>
+          </v:shape>
+          <w:control r:id="rId20" w:name="DefaultOcxName14" w:shapeid="_x0000_i1218"/>
+        </w:object>
+      </w:r>
+      <w:r>
+        <w:t>Vertex Array Object (VAO)</w:t>
+      </w:r>
+    </w:p>
+    <w:p>
+      <w:pPr>
+        <w:numPr>
+          <w:ilvl w:val="0"/>
+          <w:numId w:val="5"/>
+        </w:numPr>
+      </w:pPr>
+      <w:r>
+        <w:object w:dxaOrig="225" w:dyaOrig="225" w14:anchorId="0BCD40A6">
+          <v:shape id="_x0000_i1221" type="#_x0000_t75" style="width:20.1pt;height:18.4pt" o:ole="">
+            <v:imagedata r:id="rId5" o:title=""/>
+          </v:shape>
+          <w:control r:id="rId21" w:name="DefaultOcxName15" w:shapeid="_x0000_i1221"/>
+        </w:object>
+      </w:r>
+      <w:r>
+        <w:t>Vertex Buffer Object (VBO)</w:t>
+      </w:r>
+    </w:p>
+    <w:p>
+      <w:pPr>
+        <w:numPr>
+          <w:ilvl w:val="0"/>
+          <w:numId w:val="5"/>
+        </w:numPr>
+      </w:pPr>
+      <w:r>
+        <w:object w:dxaOrig="225" w:dyaOrig="225" w14:anchorId="5C35D07B">
+          <v:shape id="_x0000_i1224" type="#_x0000_t75" style="width:20.1pt;height:18.4pt" o:ole="">
+            <v:imagedata r:id="rId5" o:title=""/>
+          </v:shape>
+          <w:control r:id="rId22" w:name="DefaultOcxName16" w:shapeid="_x0000_i1224"/>
+        </w:object>
+      </w:r>
+      <w:r>
+        <w:t>Element Buffer Object (EBO)</w:t>
+      </w:r>
+    </w:p>
+    <w:p>
+      <w:r>
+        <w:t>Mesh System</w:t>
+      </w:r>
+    </w:p>
+    <w:p>
+      <w:pPr>
+        <w:numPr>
+          <w:ilvl w:val="0"/>
+          <w:numId w:val="6"/>
+        </w:numPr>
+      </w:pPr>
+      <w:r>
+        <w:object w:dxaOrig="225" w:dyaOrig="225" w14:anchorId="178BF705">
+          <v:shape id="_x0000_i1227" type="#_x0000_t75" style="width:20.1pt;height:18.4pt" o:ole="">
+            <v:imagedata r:id="rId5" o:title=""/>
+          </v:shape>
+          <w:control r:id="rId23" w:name="DefaultOcxName17" w:shapeid="_x0000_i1227"/>
+        </w:object>
+      </w:r>
+      <w:r>
+        <w:t>Triangle Generation</w:t>
+      </w:r>
+    </w:p>
+    <w:p>
+      <w:pPr>
+        <w:numPr>
+          <w:ilvl w:val="0"/>
+          <w:numId w:val="6"/>
+        </w:numPr>
+      </w:pPr>
+      <w:r>
+        <w:object w:dxaOrig="225" w:dyaOrig="225" w14:anchorId="6F9049B7">
+          <v:shape id="_x0000_i1230" type="#_x0000_t75" style="width:20.1pt;height:18.4pt" o:ole="">
+            <v:imagedata r:id="rId5" o:title=""/>
+          </v:shape>
+          <w:control r:id="rId24" w:name="DefaultOcxName18" w:shapeid="_x0000_i1230"/>
+        </w:object>
+      </w:r>
+      <w:r>
+        <w:t>Quad Generation</w:t>
+      </w:r>
+    </w:p>
+    <w:p>
+      <w:pPr>
+        <w:numPr>
+          <w:ilvl w:val="0"/>
+          <w:numId w:val="6"/>
+        </w:numPr>
+      </w:pPr>
+      <w:r>
+        <w:object w:dxaOrig="225" w:dyaOrig="225" w14:anchorId="0D68D597">
+          <v:shape id="_x0000_i1233" type="#_x0000_t75" style="width:20.1pt;height:18.4pt" o:ole="">
+            <v:imagedata r:id="rId5" o:title=""/>
+          </v:shape>
+          <w:control r:id="rId25" w:name="DefaultOcxName19" w:shapeid="_x0000_i1233"/>
+        </w:object>
+      </w:r>
+      <w:r>
+        <w:t>Cube Generation</w:t>
+      </w:r>
+    </w:p>
+    <w:p>
+      <w:r>
+        <w:t>Vertex Format</w:t>
+      </w:r>
+    </w:p>
+    <w:p>
+      <w:r>
+        <w:t>Current Vertex:</w:t>
+      </w:r>
+    </w:p>
+    <w:p>
+      <w:r>
+        <w:t>struct Vertex</w:t>
+      </w:r>
+      <w:r>
+        <w:br/>
+        <w:t>{</w:t>
+      </w:r>
+      <w:r>
+        <w:br/>
+        <w:t>glm::vec3 Position;</w:t>
+      </w:r>
+      <w:r>
+        <w:br/>
+        <w:t>glm::vec3 Normal;</w:t>
+      </w:r>
+      <w:r>
+        <w:br/>
+        <w:t>};</w:t>
+      </w:r>
+    </w:p>
+    <w:p>
+      <w:r>
+        <w:t>Visibility</w:t>
+      </w:r>
+    </w:p>
+    <w:p>
+      <w:pPr>
+        <w:numPr>
+          <w:ilvl w:val="0"/>
+          <w:numId w:val="7"/>
+        </w:numPr>
+      </w:pPr>
+      <w:r>
+        <w:object w:dxaOrig="225" w:dyaOrig="225" w14:anchorId="09D6A8BF">
+          <v:shape id="_x0000_i1236" type="#_x0000_t75" style="width:20.1pt;height:18.4pt" o:ole="">
+            <v:imagedata r:id="rId5" o:title=""/>
+          </v:shape>
+          <w:control r:id="rId26" w:name="DefaultOcxName20" w:shapeid="_x0000_i1236"/>
+        </w:object>
+      </w:r>
+      <w:r>
+        <w:t>Depth Test</w:t>
+      </w:r>
+    </w:p>
+    <w:p>
+      <w:pPr>
+        <w:numPr>
+          <w:ilvl w:val="0"/>
+          <w:numId w:val="7"/>
+        </w:numPr>
+      </w:pPr>
+      <w:r>
+        <w:object w:dxaOrig="225" w:dyaOrig="225" w14:anchorId="0B146548">
+          <v:shape id="_x0000_i1239" type="#_x0000_t75" style="width:20.1pt;height:18.4pt" o:ole="">
+            <v:imagedata r:id="rId5" o:title=""/>
+          </v:shape>
+          <w:control r:id="rId27" w:name="DefaultOcxName21" w:shapeid="_x0000_i1239"/>
+        </w:object>
+      </w:r>
+      <w:r>
+        <w:t>Back Face Culling</w:t>
+      </w:r>
+    </w:p>
+    <w:p>
+      <w:r>
+        <w:t>Lighting</w:t>
+      </w:r>
+    </w:p>
+    <w:p>
+      <w:r>
+        <w:t>Directional Light</w:t>
+      </w:r>
+    </w:p>
+    <w:p>
+      <w:r>
+        <w:t>Implemented:</w:t>
+      </w:r>
+    </w:p>
+    <w:p>
+      <w:pPr>
+        <w:numPr>
+          <w:ilvl w:val="0"/>
+          <w:numId w:val="8"/>
+        </w:numPr>
+      </w:pPr>
+      <w:r>
+        <w:object w:dxaOrig="225" w:dyaOrig="225" w14:anchorId="287E2FFC">
+          <v:shape id="_x0000_i1242" type="#_x0000_t75" style="width:20.1pt;height:18.4pt" o:ole="">
+            <v:imagedata r:id="rId5" o:title=""/>
+          </v:shape>
+          <w:control r:id="rId28" w:name="DefaultOcxName22" w:shapeid="_x0000_i1242"/>
+        </w:object>
+      </w:r>
+      <w:r>
+        <w:t>Direction</w:t>
+      </w:r>
+    </w:p>
+    <w:p>
+      <w:pPr>
+        <w:numPr>
+          <w:ilvl w:val="0"/>
+          <w:numId w:val="8"/>
+        </w:numPr>
+      </w:pPr>
+      <w:r>
+        <w:object w:dxaOrig="225" w:dyaOrig="225" w14:anchorId="0C038C33">
+          <v:shape id="_x0000_i1245" type="#_x0000_t75" style="width:20.1pt;height:18.4pt" o:ole="">
+            <v:imagedata r:id="rId5" o:title=""/>
+          </v:shape>
+          <w:control r:id="rId29" w:name="DefaultOcxName23" w:shapeid="_x0000_i1245"/>
+        </w:object>
+      </w:r>
+      <w:r>
+        <w:t>Color</w:t>
+      </w:r>
+    </w:p>
+    <w:p>
+      <w:pPr>
+        <w:numPr>
+          <w:ilvl w:val="0"/>
+          <w:numId w:val="8"/>
+        </w:numPr>
+      </w:pPr>
+      <w:r>
+        <w:object w:dxaOrig="225" w:dyaOrig="225" w14:anchorId="7F263619">
+          <v:shape id="_x0000_i1248" type="#_x0000_t75" style="width:20.1pt;height:18.4pt" o:ole="">
+            <v:imagedata r:id="rId5" o:title=""/>
+          </v:shape>
+          <w:control r:id="rId30" w:name="DefaultOcxName24" w:shapeid="_x0000_i1248"/>
+        </w:object>
+      </w:r>
+      <w:r>
+        <w:t>Intensity</w:t>
+      </w:r>
+    </w:p>
+    <w:p>
+      <w:r>
+        <w:t>Ambient Light</w:t>
+      </w:r>
+    </w:p>
+    <w:p>
+      <w:r>
+        <w:t>Implemented:</w:t>
+      </w:r>
+    </w:p>
+    <w:p>
+      <w:pPr>
+        <w:numPr>
+          <w:ilvl w:val="0"/>
+          <w:numId w:val="9"/>
+        </w:numPr>
+      </w:pPr>
+      <w:r>
+        <w:object w:dxaOrig="225" w:dyaOrig="225" w14:anchorId="77F65869">
+          <v:shape id="_x0000_i1251" type="#_x0000_t75" style="width:20.1pt;height:18.4pt" o:ole="">
+            <v:imagedata r:id="rId5" o:title=""/>
+          </v:shape>
+          <w:control r:id="rId31" w:name="DefaultOcxName25" w:shapeid="_x0000_i1251"/>
+        </w:object>
+      </w:r>
+      <w:r>
+        <w:t>Color</w:t>
+      </w:r>
+    </w:p>
+    <w:p>
+      <w:pPr>
+        <w:numPr>
+          <w:ilvl w:val="0"/>
+          <w:numId w:val="9"/>
+        </w:numPr>
+      </w:pPr>
+      <w:r>
+        <w:lastRenderedPageBreak/>
+        <w:object w:dxaOrig="225" w:dyaOrig="225" w14:anchorId="40AAB3BF">
+          <v:shape id="_x0000_i1254" type="#_x0000_t75" style="width:20.1pt;height:18.4pt" o:ole="">
+            <v:imagedata r:id="rId5" o:title=""/>
+          </v:shape>
+          <w:control r:id="rId32" w:name="DefaultOcxName26" w:shapeid="_x0000_i1254"/>
+        </w:object>
+      </w:r>
+      <w:r>
+        <w:t>Intensity</w:t>
+      </w:r>
+    </w:p>
+    <w:p>
+      <w:r>
+        <w:t>Shading</w:t>
+      </w:r>
+    </w:p>
+    <w:p>
+      <w:pPr>
+        <w:numPr>
+          <w:ilvl w:val="0"/>
+          <w:numId w:val="10"/>
+        </w:numPr>
+      </w:pPr>
+      <w:r>
+        <w:object w:dxaOrig="225" w:dyaOrig="225" w14:anchorId="6FBE8D1C">
+          <v:shape id="_x0000_i1257" type="#_x0000_t75" style="width:20.1pt;height:18.4pt" o:ole="">
+            <v:imagedata r:id="rId5" o:title=""/>
+          </v:shape>
+          <w:control r:id="rId33" w:name="DefaultOcxName27" w:shapeid="_x0000_i1257"/>
+        </w:object>
+      </w:r>
+      <w:r>
+        <w:t>Lambert Diffuse</w:t>
+      </w:r>
+    </w:p>
+    <w:p>
+      <w:r>
+        <w:t>GLSL</w:t>
+      </w:r>
+    </w:p>
+    <w:p>
+      <w:r>
+        <w:t>Implemented:</w:t>
+      </w:r>
+    </w:p>
+    <w:p>
+      <w:pPr>
+        <w:numPr>
+          <w:ilvl w:val="0"/>
+          <w:numId w:val="11"/>
+        </w:numPr>
+      </w:pPr>
+      <w:r>
+        <w:object w:dxaOrig="225" w:dyaOrig="225" w14:anchorId="7C386C7F">
+          <v:shape id="_x0000_i1260" type="#_x0000_t75" style="width:20.1pt;height:18.4pt" o:ole="">
+            <v:imagedata r:id="rId5" o:title=""/>
+          </v:shape>
+          <w:control r:id="rId34" w:name="DefaultOcxName28" w:shapeid="_x0000_i1260"/>
+        </w:object>
+      </w:r>
+      <w:r>
+        <w:t>DirectionalLight struct</w:t>
+      </w:r>
+    </w:p>
+    <w:p>
+      <w:pPr>
+        <w:numPr>
+          <w:ilvl w:val="0"/>
+          <w:numId w:val="11"/>
+        </w:numPr>
+      </w:pPr>
+      <w:r>
+        <w:object w:dxaOrig="225" w:dyaOrig="225" w14:anchorId="1BA731C2">
+          <v:shape id="_x0000_i1263" type="#_x0000_t75" style="width:20.1pt;height:18.4pt" o:ole="">
+            <v:imagedata r:id="rId5" o:title=""/>
+          </v:shape>
+          <w:control r:id="rId35" w:name="DefaultOcxName29" w:shapeid="_x0000_i1263"/>
+        </w:object>
+      </w:r>
+      <w:r>
+        <w:t>Uniform communication CPU -&gt; GPU</w:t>
+      </w:r>
+    </w:p>
+    <w:p>
+      <w:r>
+        <w:pict w14:anchorId="782CAF6C">
+          <v:rect id="_x0000_i1056" style="width:0;height:1.5pt" o:hralign="center" o:hrstd="t" o:hr="t" fillcolor="#a0a0a0" stroked="f"/>
+        </w:pict>
+      </w:r>
+    </w:p>
+    <w:p>
+      <w:r>
+        <w:t>Current Architecture</w:t>
+      </w:r>
+    </w:p>
+    <w:p>
+      <w:r>
+        <w:t>Scene</w:t>
+      </w:r>
+      <w:r>
+        <w:br/>
+      </w:r>
+      <w:r>
+        <w:rPr>
+          <w:rFonts w:ascii="Arial" w:hAnsi="Arial" w:cs="Arial"/>
+        </w:rPr>
+        <w:t>├</w:t>
+      </w:r>
+      <w:r>
+        <w:rPr>
+          <w:rFonts w:ascii="Calibri" w:hAnsi="Calibri" w:cs="Calibri"/>
+        </w:rPr>
+        <w:t>──</w:t>
+      </w:r>
+      <w:r>
+        <w:t xml:space="preserve"> Camera</w:t>
+      </w:r>
+      <w:r>
+        <w:br/>
+      </w:r>
+      <w:r>
+        <w:rPr>
+          <w:rFonts w:ascii="Arial" w:hAnsi="Arial" w:cs="Arial"/>
+        </w:rPr>
+        <w:t>├</w:t>
+      </w:r>
+      <w:r>
+        <w:rPr>
+          <w:rFonts w:ascii="Calibri" w:hAnsi="Calibri" w:cs="Calibri"/>
+        </w:rPr>
+        <w:t>──</w:t>
+      </w:r>
+      <w:r>
+        <w:t xml:space="preserve"> DirectionalLight</w:t>
+      </w:r>
+      <w:r>
+        <w:br/>
+      </w:r>
+      <w:r>
+        <w:rPr>
+          <w:rFonts w:ascii="Arial" w:hAnsi="Arial" w:cs="Arial"/>
+        </w:rPr>
+        <w:t>├</w:t>
+      </w:r>
+      <w:r>
+        <w:rPr>
+          <w:rFonts w:ascii="Calibri" w:hAnsi="Calibri" w:cs="Calibri"/>
+        </w:rPr>
+        <w:t>──</w:t>
+      </w:r>
+      <w:r>
+        <w:t xml:space="preserve"> AmbientLight</w:t>
+      </w:r>
+      <w:r>
+        <w:br/>
+        <w:t>└── GameObjects</w:t>
+      </w:r>
+    </w:p>
+    <w:p>
+      <w:r>
+        <w:t>GameObject</w:t>
+      </w:r>
+      <w:r>
+        <w:br/>
+      </w:r>
+      <w:r>
+        <w:rPr>
+          <w:rFonts w:ascii="Arial" w:hAnsi="Arial" w:cs="Arial"/>
+        </w:rPr>
+        <w:t>├</w:t>
+      </w:r>
+      <w:r>
+        <w:rPr>
+          <w:rFonts w:ascii="Calibri" w:hAnsi="Calibri" w:cs="Calibri"/>
+        </w:rPr>
+        <w:t>──</w:t>
+      </w:r>
+      <w:r>
+        <w:t xml:space="preserve"> Transform</w:t>
+      </w:r>
+      <w:r>
+        <w:br/>
+        <w:t>└── Components</w:t>
+      </w:r>
+    </w:p>
+    <w:p>
+      <w:r>
+        <w:t>Components</w:t>
+      </w:r>
+      <w:r>
+        <w:br/>
+        <w:t>└── MeshComponent</w:t>
+      </w:r>
+    </w:p>
+    <w:p>
+      <w:r>
+        <w:t>Renderer</w:t>
+      </w:r>
+      <w:r>
+        <w:br/>
+      </w:r>
+      <w:r>
+        <w:rPr>
+          <w:rFonts w:ascii="Arial" w:hAnsi="Arial" w:cs="Arial"/>
+        </w:rPr>
+        <w:t>├</w:t>
+      </w:r>
+      <w:r>
+        <w:rPr>
+          <w:rFonts w:ascii="Calibri" w:hAnsi="Calibri" w:cs="Calibri"/>
+        </w:rPr>
+        <w:t>──</w:t>
+      </w:r>
+      <w:r>
+        <w:t xml:space="preserve"> DrawScene()</w:t>
+      </w:r>
+      <w:r>
+        <w:br/>
+      </w:r>
+      <w:r>
+        <w:rPr>
+          <w:rFonts w:ascii="Arial" w:hAnsi="Arial" w:cs="Arial"/>
+        </w:rPr>
+        <w:t>├</w:t>
+      </w:r>
+      <w:r>
+        <w:rPr>
+          <w:rFonts w:ascii="Calibri" w:hAnsi="Calibri" w:cs="Calibri"/>
+        </w:rPr>
+        <w:t>──</w:t>
+      </w:r>
+      <w:r>
+        <w:t xml:space="preserve"> DrawGameObject()</w:t>
+      </w:r>
+      <w:r>
+        <w:br/>
+        <w:t>└── DrawMesh()</w:t>
+      </w:r>
+    </w:p>
+    <w:p>
+      <w:r>
+        <w:pict w14:anchorId="6552BB2B">
+          <v:rect id="_x0000_i1057" style="width:0;height:1.5pt" o:hralign="center" o:hrstd="t" o:hr="t" fillcolor="#a0a0a0" stroked="f"/>
+        </w:pict>
+      </w:r>
+    </w:p>
+    <w:p>
+      <w:r>
+        <w:t>Systems Not Started</w:t>
+      </w:r>
+    </w:p>
+    <w:p>
+      <w:r>
+        <w:t>Graphics</w:t>
+      </w:r>
+    </w:p>
+    <w:p>
+      <w:pPr>
+        <w:numPr>
+          <w:ilvl w:val="0"/>
+          <w:numId w:val="12"/>
+        </w:numPr>
+      </w:pPr>
+      <w:r>
+        <w:object w:dxaOrig="225" w:dyaOrig="225" w14:anchorId="31E3410E">
+          <v:shape id="_x0000_i1266" type="#_x0000_t75" style="width:20.1pt;height:18.4pt" o:ole="">
+            <v:imagedata r:id="rId5" o:title=""/>
+          </v:shape>
+          <w:control r:id="rId36" w:name="DefaultOcxName30" w:shapeid="_x0000_i1266"/>
+        </w:object>
+      </w:r>
+      <w:r>
+        <w:t>Texture System</w:t>
+      </w:r>
+    </w:p>
+    <w:p>
+      <w:pPr>
+        <w:numPr>
+          <w:ilvl w:val="0"/>
+          <w:numId w:val="12"/>
+        </w:numPr>
+      </w:pPr>
+      <w:r>
+        <w:object w:dxaOrig="225" w:dyaOrig="225" w14:anchorId="76438728">
+          <v:shape id="_x0000_i1271" type="#_x0000_t75" style="width:20.1pt;height:18.4pt" o:ole="">
+            <v:imagedata r:id="rId5" o:title=""/>
+          </v:shape>
+          <w:control r:id="rId37" w:name="DefaultOcxName31" w:shapeid="_x0000_i1271"/>
+        </w:object>
+      </w:r>
+      <w:r>
+        <w:t>Texture Loading</w:t>
+      </w:r>
+    </w:p>
+    <w:p>
+      <w:pPr>
+        <w:numPr>
+          <w:ilvl w:val="0"/>
+          <w:numId w:val="12"/>
+        </w:numPr>
+      </w:pPr>
+      <w:r>
+        <w:object w:dxaOrig="225" w:dyaOrig="225" w14:anchorId="17A4F7E7">
+          <v:shape id="_x0000_i1274" type="#_x0000_t75" style="width:20.1pt;height:18.4pt" o:ole="">
+            <v:imagedata r:id="rId5" o:title=""/>
+          </v:shape>
+          <w:control r:id="rId38" w:name="DefaultOcxName32" w:shapeid="_x0000_i1274"/>
+        </w:object>
+      </w:r>
+      <w:r>
+        <w:t>UV Coordinates</w:t>
+      </w:r>
+    </w:p>
+    <w:p>
+      <w:pPr>
+        <w:numPr>
+          <w:ilvl w:val="0"/>
+          <w:numId w:val="12"/>
+        </w:numPr>
+      </w:pPr>
+      <w:r>
+        <w:object w:dxaOrig="225" w:dyaOrig="225" w14:anchorId="2EC721D3">
+          <v:shape id="_x0000_i1277" type="#_x0000_t75" style="width:20.1pt;height:18.4pt" o:ole="">
+            <v:imagedata r:id="rId5" o:title=""/>
+          </v:shape>
+          <w:control r:id="rId39" w:name="DefaultOcxName33" w:shapeid="_x0000_i1277"/>
+        </w:object>
+      </w:r>
+      <w:r>
+        <w:t>Materials</w:t>
+      </w:r>
+    </w:p>
+    <w:p>
+      <w:pPr>
+        <w:numPr>
+          <w:ilvl w:val="0"/>
+          <w:numId w:val="12"/>
+        </w:numPr>
+      </w:pPr>
+      <w:r>
+        <w:object w:dxaOrig="225" w:dyaOrig="225" w14:anchorId="28696B61">
+          <v:shape id="_x0000_i1280" type="#_x0000_t75" style="width:20.1pt;height:18.4pt" o:ole="">
+            <v:imagedata r:id="rId5" o:title=""/>
+          </v:shape>
+          <w:control r:id="rId40" w:name="DefaultOcxName34" w:shapeid="_x0000_i1280"/>
+        </w:object>
+      </w:r>
+      <w:r>
+        <w:t>Specular Lighting</w:t>
+      </w:r>
+    </w:p>
+    <w:p>
+      <w:pPr>
+        <w:numPr>
+          <w:ilvl w:val="0"/>
+          <w:numId w:val="12"/>
+        </w:numPr>
+      </w:pPr>
+      <w:r>
+        <w:lastRenderedPageBreak/>
+        <w:object w:dxaOrig="225" w:dyaOrig="225" w14:anchorId="6F4925E7">
+          <v:shape id="_x0000_i1283" type="#_x0000_t75" style="width:20.1pt;height:18.4pt" o:ole="">
+            <v:imagedata r:id="rId5" o:title=""/>
+          </v:shape>
+          <w:control r:id="rId41" w:name="DefaultOcxName35" w:shapeid="_x0000_i1283"/>
+        </w:object>
+      </w:r>
+      <w:r>
+        <w:t>Model Loading (.obj)</w:t>
+      </w:r>
+    </w:p>
+    <w:p>
+      <w:pPr>
+        <w:numPr>
+          <w:ilvl w:val="0"/>
+          <w:numId w:val="12"/>
+        </w:numPr>
+      </w:pPr>
+      <w:r>
+        <w:object w:dxaOrig="225" w:dyaOrig="225" w14:anchorId="643FFB90">
+          <v:shape id="_x0000_i1286" type="#_x0000_t75" style="width:20.1pt;height:18.4pt" o:ole="">
+            <v:imagedata r:id="rId5" o:title=""/>
+          </v:shape>
+          <w:control r:id="rId42" w:name="DefaultOcxName36" w:shapeid="_x0000_i1286"/>
+        </w:object>
+      </w:r>
+      <w:r>
+        <w:t>Shadow Mapping</w:t>
+      </w:r>
+    </w:p>
+    <w:p>
+      <w:pPr>
+        <w:numPr>
+          <w:ilvl w:val="0"/>
+          <w:numId w:val="12"/>
+        </w:numPr>
+      </w:pPr>
+      <w:r>
+        <w:object w:dxaOrig="225" w:dyaOrig="225" w14:anchorId="05A2ABD7">
+          <v:shape id="_x0000_i1289" type="#_x0000_t75" style="width:20.1pt;height:18.4pt" o:ole="">
+            <v:imagedata r:id="rId5" o:title=""/>
+          </v:shape>
+          <w:control r:id="rId43" w:name="DefaultOcxName37" w:shapeid="_x0000_i1289"/>
+        </w:object>
+      </w:r>
+      <w:r>
+        <w:t>Skybox</w:t>
+      </w:r>
+    </w:p>
+    <w:p>
+      <w:pPr>
+        <w:numPr>
+          <w:ilvl w:val="0"/>
+          <w:numId w:val="12"/>
+        </w:numPr>
+      </w:pPr>
+      <w:r>
+        <w:object w:dxaOrig="225" w:dyaOrig="225" w14:anchorId="4CA7197E">
+          <v:shape id="_x0000_i1292" type="#_x0000_t75" style="width:20.1pt;height:18.4pt" o:ole="">
+            <v:imagedata r:id="rId5" o:title=""/>
+          </v:shape>
+          <w:control r:id="rId44" w:name="DefaultOcxName38" w:shapeid="_x0000_i1292"/>
+        </w:object>
+      </w:r>
+      <w:r>
+        <w:t>PBR</w:t>
+      </w:r>
+    </w:p>
+    <w:p>
+      <w:r>
+        <w:t>Engine</w:t>
+      </w:r>
+    </w:p>
+    <w:p>
+      <w:pPr>
+        <w:numPr>
+          <w:ilvl w:val="0"/>
+          <w:numId w:val="13"/>
+        </w:numPr>
+      </w:pPr>
+      <w:r>
+        <w:object w:dxaOrig="225" w:dyaOrig="225" w14:anchorId="4189CE11">
+          <v:shape id="_x0000_i1295" type="#_x0000_t75" style="width:20.1pt;height:18.4pt" o:ole="">
+            <v:imagedata r:id="rId5" o:title=""/>
+          </v:shape>
+          <w:control r:id="rId45" w:name="DefaultOcxName39" w:shapeid="_x0000_i1295"/>
+        </w:object>
+      </w:r>
+      <w:r>
+        <w:t>Asset Manager</w:t>
+      </w:r>
+    </w:p>
+    <w:p>
+      <w:pPr>
+        <w:numPr>
+          <w:ilvl w:val="0"/>
+          <w:numId w:val="13"/>
+        </w:numPr>
+      </w:pPr>
+      <w:r>
+        <w:object w:dxaOrig="225" w:dyaOrig="225" w14:anchorId="5EB32D1A">
+          <v:shape id="_x0000_i1298" type="#_x0000_t75" style="width:20.1pt;height:18.4pt" o:ole="">
+            <v:imagedata r:id="rId5" o:title=""/>
+          </v:shape>
+          <w:control r:id="rId46" w:name="DefaultOcxName40" w:shapeid="_x0000_i1298"/>
+        </w:object>
+      </w:r>
+      <w:r>
+        <w:t>Resource Cache</w:t>
+      </w:r>
+    </w:p>
+    <w:p>
+      <w:pPr>
+        <w:numPr>
+          <w:ilvl w:val="0"/>
+          <w:numId w:val="13"/>
+        </w:numPr>
+      </w:pPr>
+      <w:r>
+        <w:object w:dxaOrig="225" w:dyaOrig="225" w14:anchorId="1AD630DD">
+          <v:shape id="_x0000_i1301" type="#_x0000_t75" style="width:20.1pt;height:18.4pt" o:ole="">
+            <v:imagedata r:id="rId5" o:title=""/>
+          </v:shape>
+          <w:control r:id="rId47" w:name="DefaultOcxName41" w:shapeid="_x0000_i1301"/>
+        </w:object>
+      </w:r>
+      <w:r>
+        <w:t>Serialization</w:t>
+      </w:r>
+    </w:p>
+    <w:p>
+      <w:pPr>
+        <w:numPr>
+          <w:ilvl w:val="0"/>
+          <w:numId w:val="13"/>
+        </w:numPr>
+      </w:pPr>
+      <w:r>
+        <w:object w:dxaOrig="225" w:dyaOrig="225" w14:anchorId="261D4FC6">
+          <v:shape id="_x0000_i1304" type="#_x0000_t75" style="width:20.1pt;height:18.4pt" o:ole="">
+            <v:imagedata r:id="rId5" o:title=""/>
+          </v:shape>
+          <w:control r:id="rId48" w:name="DefaultOcxName42" w:shapeid="_x0000_i1304"/>
+        </w:object>
+      </w:r>
+      <w:r>
+        <w:t>Scene Saving</w:t>
+      </w:r>
+    </w:p>
+    <w:p>
+      <w:r>
+        <w:t>Physics</w:t>
+      </w:r>
+    </w:p>
+    <w:p>
+      <w:pPr>
+        <w:numPr>
+          <w:ilvl w:val="0"/>
+          <w:numId w:val="14"/>
+        </w:numPr>
+      </w:pPr>
+      <w:r>
+        <w:object w:dxaOrig="225" w:dyaOrig="225" w14:anchorId="4D8A2F54">
+          <v:shape id="_x0000_i1307" type="#_x0000_t75" style="width:20.1pt;height:18.4pt" o:ole="">
+            <v:imagedata r:id="rId5" o:title=""/>
+          </v:shape>
+          <w:control r:id="rId49" w:name="DefaultOcxName43" w:shapeid="_x0000_i1307"/>
+        </w:object>
+      </w:r>
+      <w:r>
+        <w:t>Collision Detection</w:t>
+      </w:r>
+    </w:p>
+    <w:p>
+      <w:pPr>
+        <w:numPr>
+          <w:ilvl w:val="0"/>
+          <w:numId w:val="14"/>
+        </w:numPr>
+      </w:pPr>
+      <w:r>
+        <w:object w:dxaOrig="225" w:dyaOrig="225" w14:anchorId="49467F88">
+          <v:shape id="_x0000_i1310" type="#_x0000_t75" style="width:20.1pt;height:18.4pt" o:ole="">
+            <v:imagedata r:id="rId5" o:title=""/>
+          </v:shape>
+          <w:control r:id="rId50" w:name="DefaultOcxName44" w:shapeid="_x0000_i1310"/>
+        </w:object>
+      </w:r>
+      <w:r>
+        <w:t>Rigid Bodies</w:t>
+      </w:r>
+    </w:p>
+    <w:p>
+      <w:r>
+        <w:t>Audio</w:t>
+      </w:r>
+    </w:p>
+    <w:p>
+      <w:pPr>
+        <w:numPr>
+          <w:ilvl w:val="0"/>
+          <w:numId w:val="15"/>
+        </w:numPr>
+      </w:pPr>
+      <w:r>
+        <w:object w:dxaOrig="225" w:dyaOrig="225" w14:anchorId="30977254">
+          <v:shape id="_x0000_i1313" type="#_x0000_t75" style="width:20.1pt;height:18.4pt" o:ole="">
+            <v:imagedata r:id="rId5" o:title=""/>
+          </v:shape>
+          <w:control r:id="rId51" w:name="DefaultOcxName45" w:shapeid="_x0000_i1313"/>
+        </w:object>
+      </w:r>
+      <w:r>
+        <w:t>Audio System</w:t>
+      </w:r>
+    </w:p>
+    <w:p>
+      <w:r>
+        <w:t>Animation</w:t>
+      </w:r>
+    </w:p>
+    <w:p>
+      <w:pPr>
+        <w:numPr>
+          <w:ilvl w:val="0"/>
+          <w:numId w:val="16"/>
+        </w:numPr>
+      </w:pPr>
+      <w:r>
+        <w:object w:dxaOrig="225" w:dyaOrig="225" w14:anchorId="3D09C5E6">
+          <v:shape id="_x0000_i1316" type="#_x0000_t75" style="width:20.1pt;height:18.4pt" o:ole="">
+            <v:imagedata r:id="rId5" o:title=""/>
+          </v:shape>
+          <w:control r:id="rId52" w:name="DefaultOcxName46" w:shapeid="_x0000_i1316"/>
+        </w:object>
+      </w:r>
+      <w:r>
+        <w:t>Skeletal Animation</w:t>
+      </w:r>
+    </w:p>
+    <w:p>
+      <w:r>
+        <w:t>UI</w:t>
+      </w:r>
+    </w:p>
+    <w:p>
+      <w:pPr>
+        <w:numPr>
+          <w:ilvl w:val="0"/>
+          <w:numId w:val="17"/>
+        </w:numPr>
+      </w:pPr>
+      <w:r>
+        <w:object w:dxaOrig="225" w:dyaOrig="225" w14:anchorId="3AF9EA09">
+          <v:shape id="_x0000_i1319" type="#_x0000_t75" style="width:20.1pt;height:18.4pt" o:ole="">
+            <v:imagedata r:id="rId5" o:title=""/>
+          </v:shape>
+          <w:control r:id="rId53" w:name="DefaultOcxName47" w:shapeid="_x0000_i1319"/>
+        </w:object>
+      </w:r>
+      <w:r>
+        <w:t>UI Framework</w:t>
+      </w:r>
+    </w:p>
+    <w:p>
+      <w:r>
+        <w:pict w14:anchorId="2094412D">
+          <v:rect id="_x0000_i1076" style="width:0;height:1.5pt" o:hralign="center" o:hrstd="t" o:hr="t" fillcolor="#a0a0a0" stroked="f"/>
+        </w:pict>
+      </w:r>
+    </w:p>
+    <w:p>
+      <w:r>
+        <w:t>Current Mission</w:t>
+      </w:r>
+    </w:p>
+    <w:p>
+      <w:r>
+        <w:t>Mission 29</w:t>
+      </w:r>
+    </w:p>
+    <w:p>
+      <w:r>
+        <w:t>Texture System</w:t>
+      </w:r>
+    </w:p>
+    <w:p>
+      <w:r>
+        <w:t>Goals:</w:t>
+      </w:r>
+    </w:p>
+    <w:p>
+      <w:pPr>
+        <w:numPr>
+          <w:ilvl w:val="0"/>
+          <w:numId w:val="18"/>
+        </w:numPr>
+      </w:pPr>
+      <w:r>
+        <w:t>Add UV coordinates to Vertex.</w:t>
+      </w:r>
+    </w:p>
+    <w:p>
+      <w:pPr>
+        <w:numPr>
+          <w:ilvl w:val="0"/>
+          <w:numId w:val="18"/>
+        </w:numPr>
+      </w:pPr>
+      <w:r>
+        <w:t>Understand texture coordinates.</w:t>
+      </w:r>
+    </w:p>
+    <w:p>
+      <w:pPr>
+        <w:numPr>
+          <w:ilvl w:val="0"/>
+          <w:numId w:val="18"/>
+        </w:numPr>
+      </w:pPr>
+      <w:r>
+        <w:t>Load images from disk.</w:t>
+      </w:r>
+    </w:p>
+    <w:p>
+      <w:pPr>
+        <w:numPr>
+          <w:ilvl w:val="0"/>
+          <w:numId w:val="18"/>
+        </w:numPr>
+      </w:pPr>
+      <w:r>
+        <w:t>Upload textures to GPU.</w:t>
+      </w:r>
+    </w:p>
+    <w:p>
+      <w:pPr>
+        <w:numPr>
+          <w:ilvl w:val="0"/>
+          <w:numId w:val="18"/>
+        </w:numPr>
+      </w:pPr>
+      <w:r>
+        <w:lastRenderedPageBreak/>
+        <w:t>Sample textures inside fragment shader.</w:t>
+      </w:r>
+    </w:p>
+    <w:p>
+      <w:pPr>
+        <w:rPr>
+          <w:b/>
+          <w:bCs/>
+        </w:rPr>
+      </w:pPr>
+      <w:r>
+        <w:rPr>
+          <w:b/>
+          <w:bCs/>
+        </w:rPr>
+        <w:t>PHOENIX_ENGINE_STATUS</w:t>
+      </w:r>
+    </w:p>
+    <w:p>
+      <w:pPr>
+        <w:rPr>
+          <w:b/>
+          <w:bCs/>
+        </w:rPr>
+      </w:pPr>
+      <w:r>
+        <w:rPr>
+          <w:b/>
+          <w:bCs/>
+        </w:rPr>
+        <w:t>Visão Geral</w:t>
+      </w:r>
+    </w:p>
+    <w:p>
+      <w:r>
+        <w:t>Phoenix Engine é uma game engine 3D educacional construída em C++ e OpenGL.</w:t>
+      </w:r>
+    </w:p>
+    <w:p>
+      <w:r>
+        <w:t>Objetivos atuais:</w:t>
+      </w:r>
+    </w:p>
+    <w:p>
+      <w:pPr>
+        <w:numPr>
+          <w:ilvl w:val="0"/>
+          <w:numId w:val="1"/>
+        </w:numPr>
+      </w:pPr>
+      <w:r>
+        <w:t>Aprender arquitetura de engines.</w:t>
+      </w:r>
+    </w:p>
+    <w:p>
+      <w:pPr>
+        <w:numPr>
+          <w:ilvl w:val="0"/>
+          <w:numId w:val="1"/>
+        </w:numPr>
+      </w:pPr>
+      <w:r>
+        <w:t>Construir sistemas do zero.</w:t>
+      </w:r>
+    </w:p>
+    <w:p>
+      <w:pPr>
+        <w:numPr>
+          <w:ilvl w:val="0"/>
+          <w:numId w:val="1"/>
+        </w:numPr>
+      </w:pPr>
+      <w:r>
+        <w:t>Priorizar entendimento antes de abstrações.</w:t>
+      </w:r>
+    </w:p>
+    <w:p>
+      <w:pPr>
+        <w:numPr>
+          <w:ilvl w:val="0"/>
+          <w:numId w:val="1"/>
+        </w:numPr>
+      </w:pPr>
+      <w:r>
+        <w:t>Inicialmente atingir qualidade visual próxima à era PS2.</w:t>
+      </w:r>
+    </w:p>
+    <w:p>
+      <w:pPr>
+        <w:numPr>
+          <w:ilvl w:val="0"/>
+          <w:numId w:val="1"/>
+        </w:numPr>
+      </w:pPr>
+      <w:r>
+        <w:t>Evoluir gradualmente para recursos gráficos mais avançados.</w:t>
+      </w:r>
+    </w:p>
+    <w:p>
+      <w:r>
+        <w:pict w14:anchorId="3679539B">
+          <v:rect id="_x0000_i1077" style="width:0;height:1.5pt" o:hralign="center" o:hrstd="t" o:hr="t" fillcolor="#a0a0a0" stroked="f"/>
+        </w:pict>
+      </w:r>
+    </w:p>
+    <w:p>
+      <w:pPr>
+        <w:rPr>
+          <w:b/>
+          <w:bCs/>
+        </w:rPr>
+      </w:pPr>
+      <w:r>
+        <w:rPr>
+          <w:b/>
+          <w:bCs/>
+        </w:rPr>
+        <w:t>Sistemas Implementados</w:t>
+      </w:r>
+    </w:p>
+    <w:p>
+      <w:pPr>
+        <w:rPr>
+          <w:b/>
+          <w:bCs/>
+        </w:rPr>
+      </w:pPr>
+      <w:r>
+        <w:rPr>
+          <w:b/>
+          <w:bCs/>
+        </w:rPr>
+        <w:t>Core</w:t>
+      </w:r>
+    </w:p>
+    <w:p>
+      <w:pPr>
+        <w:numPr>
+          <w:ilvl w:val="0"/>
+          <w:numId w:val="2"/>
+        </w:numPr>
+      </w:pPr>
+      <w:r>
+        <w:object w:dxaOrig="225" w:dyaOrig="225" w14:anchorId="67894410">
+          <v:shape id="_x0000_i1322" type="#_x0000_t75" style="width:20.1pt;height:18.4pt" o:ole="">
+            <v:imagedata r:id="rId5" o:title=""/>
+          </v:shape>
+          <w:control r:id="rId54" w:name="HTMLCheckbox48" w:shapeid="_x0000_i1322"/>
+        </w:object>
+      </w:r>
+      <w:r>
+        <w:t>Application</w:t>
+      </w:r>
+    </w:p>
+    <w:p>
+      <w:pPr>
+        <w:numPr>
+          <w:ilvl w:val="0"/>
+          <w:numId w:val="2"/>
+        </w:numPr>
+      </w:pPr>
+      <w:r>
+        <w:object w:dxaOrig="225" w:dyaOrig="225" w14:anchorId="18050317">
+          <v:shape id="_x0000_i1327" type="#_x0000_t75" style="width:20.1pt;height:18.4pt" o:ole="">
+            <v:imagedata r:id="rId5" o:title=""/>
+          </v:shape>
+          <w:control r:id="rId55" w:name="HTMLCheckbox47" w:shapeid="_x0000_i1327"/>
+        </w:object>
+      </w:r>
+      <w:r>
+        <w:t>Renderer</w:t>
+      </w:r>
+    </w:p>
+    <w:p>
+      <w:pPr>
+        <w:numPr>
+          <w:ilvl w:val="0"/>
+          <w:numId w:val="2"/>
+        </w:numPr>
+      </w:pPr>
+      <w:r>
+        <w:object w:dxaOrig="225" w:dyaOrig="225" w14:anchorId="135444B4">
+          <v:shape id="_x0000_i1330" type="#_x0000_t75" style="width:20.1pt;height:18.4pt" o:ole="">
+            <v:imagedata r:id="rId5" o:title=""/>
+          </v:shape>
+          <w:control r:id="rId56" w:name="HTMLCheckbox46" w:shapeid="_x0000_i1330"/>
+        </w:object>
+      </w:r>
+      <w:r>
+        <w:t>Scene</w:t>
+      </w:r>
+    </w:p>
+    <w:p>
+      <w:pPr>
+        <w:numPr>
+          <w:ilvl w:val="0"/>
+          <w:numId w:val="2"/>
+        </w:numPr>
+      </w:pPr>
+      <w:r>
+        <w:object w:dxaOrig="225" w:dyaOrig="225" w14:anchorId="22DC5B79">
+          <v:shape id="_x0000_i1333" type="#_x0000_t75" style="width:20.1pt;height:18.4pt" o:ole="">
+            <v:imagedata r:id="rId5" o:title=""/>
+          </v:shape>
+          <w:control r:id="rId57" w:name="HTMLCheckbox45" w:shapeid="_x0000_i1333"/>
+        </w:object>
+      </w:r>
+      <w:r>
+        <w:t>GameObject</w:t>
+      </w:r>
+    </w:p>
+    <w:p>
+      <w:pPr>
+        <w:numPr>
+          <w:ilvl w:val="0"/>
+          <w:numId w:val="2"/>
+        </w:numPr>
+      </w:pPr>
+      <w:r>
+        <w:object w:dxaOrig="225" w:dyaOrig="225" w14:anchorId="7AADFFA1">
+          <v:shape id="_x0000_i1336" type="#_x0000_t75" style="width:20.1pt;height:18.4pt" o:ole="">
+            <v:imagedata r:id="rId5" o:title=""/>
+          </v:shape>
+          <w:control r:id="rId58" w:name="HTMLCheckbox44" w:shapeid="_x0000_i1336"/>
+        </w:object>
+      </w:r>
+      <w:r>
+        <w:t>Component System</w:t>
+      </w:r>
+    </w:p>
+    <w:p>
+      <w:pPr>
+        <w:rPr>
+          <w:b/>
+          <w:bCs/>
+        </w:rPr>
+      </w:pPr>
+      <w:r>
+        <w:rPr>
+          <w:b/>
+          <w:bCs/>
+        </w:rPr>
+        <w:t>Transform</w:t>
+      </w:r>
+    </w:p>
+    <w:p>
+      <w:pPr>
+        <w:numPr>
+          <w:ilvl w:val="0"/>
+          <w:numId w:val="3"/>
+        </w:numPr>
+      </w:pPr>
+      <w:r>
+        <w:object w:dxaOrig="225" w:dyaOrig="225" w14:anchorId="0034B90E">
+          <v:shape id="_x0000_i1339" type="#_x0000_t75" style="width:20.1pt;height:18.4pt" o:ole="">
+            <v:imagedata r:id="rId5" o:title=""/>
+          </v:shape>
+          <w:control r:id="rId59" w:name="HTMLCheckbox43" w:shapeid="_x0000_i1339"/>
+        </w:object>
+      </w:r>
+      <w:r>
+        <w:t>Position</w:t>
+      </w:r>
+    </w:p>
+    <w:p>
+      <w:pPr>
+        <w:numPr>
+          <w:ilvl w:val="0"/>
+          <w:numId w:val="3"/>
+        </w:numPr>
+      </w:pPr>
+      <w:r>
+        <w:object w:dxaOrig="225" w:dyaOrig="225" w14:anchorId="01AC016A">
+          <v:shape id="_x0000_i1342" type="#_x0000_t75" style="width:20.1pt;height:18.4pt" o:ole="">
+            <v:imagedata r:id="rId5" o:title=""/>
+          </v:shape>
+          <w:control r:id="rId60" w:name="HTMLCheckbox42" w:shapeid="_x0000_i1342"/>
+        </w:object>
+      </w:r>
+      <w:r>
+        <w:t>Rotation</w:t>
+      </w:r>
+    </w:p>
+    <w:p>
+      <w:pPr>
+        <w:numPr>
+          <w:ilvl w:val="0"/>
+          <w:numId w:val="3"/>
+        </w:numPr>
+      </w:pPr>
+      <w:r>
+        <w:object w:dxaOrig="225" w:dyaOrig="225" w14:anchorId="3EBF033F">
+          <v:shape id="_x0000_i1345" type="#_x0000_t75" style="width:20.1pt;height:18.4pt" o:ole="">
+            <v:imagedata r:id="rId5" o:title=""/>
+          </v:shape>
+          <w:control r:id="rId61" w:name="HTMLCheckbox41" w:shapeid="_x0000_i1345"/>
+        </w:object>
+      </w:r>
+      <w:r>
+        <w:t>Scale</w:t>
+      </w:r>
+    </w:p>
+    <w:p>
+      <w:pPr>
+        <w:numPr>
+          <w:ilvl w:val="0"/>
+          <w:numId w:val="3"/>
+        </w:numPr>
+      </w:pPr>
+      <w:r>
+        <w:object w:dxaOrig="225" w:dyaOrig="225" w14:anchorId="40EC5188">
+          <v:shape id="_x0000_i1348" type="#_x0000_t75" style="width:20.1pt;height:18.4pt" o:ole="">
+            <v:imagedata r:id="rId5" o:title=""/>
+          </v:shape>
+          <w:control r:id="rId62" w:name="HTMLCheckbox40" w:shapeid="_x0000_i1348"/>
+        </w:object>
+      </w:r>
+      <w:r>
+        <w:t>Transform Matrix</w:t>
+      </w:r>
+    </w:p>
+    <w:p>
+      <w:pPr>
+        <w:rPr>
+          <w:b/>
+          <w:bCs/>
+        </w:rPr>
+      </w:pPr>
+      <w:r>
+        <w:rPr>
+          <w:b/>
+          <w:bCs/>
+        </w:rPr>
+        <w:t>Camera</w:t>
+      </w:r>
+    </w:p>
+    <w:p>
+      <w:pPr>
+        <w:numPr>
+          <w:ilvl w:val="0"/>
+          <w:numId w:val="4"/>
+        </w:numPr>
+      </w:pPr>
+      <w:r>
+        <w:object w:dxaOrig="225" w:dyaOrig="225" w14:anchorId="45009729">
+          <v:shape id="_x0000_i1351" type="#_x0000_t75" style="width:20.1pt;height:18.4pt" o:ole="">
+            <v:imagedata r:id="rId5" o:title=""/>
+          </v:shape>
+          <w:control r:id="rId63" w:name="HTMLCheckbox39" w:shapeid="_x0000_i1351"/>
+        </w:object>
+      </w:r>
+      <w:r>
+        <w:t>View Matrix</w:t>
+      </w:r>
+    </w:p>
+    <w:p>
+      <w:pPr>
+        <w:numPr>
+          <w:ilvl w:val="0"/>
+          <w:numId w:val="4"/>
+        </w:numPr>
+      </w:pPr>
+      <w:r>
+        <w:object w:dxaOrig="225" w:dyaOrig="225" w14:anchorId="42B3E80C">
+          <v:shape id="_x0000_i1354" type="#_x0000_t75" style="width:20.1pt;height:18.4pt" o:ole="">
+            <v:imagedata r:id="rId5" o:title=""/>
+          </v:shape>
+          <w:control r:id="rId64" w:name="HTMLCheckbox38" w:shapeid="_x0000_i1354"/>
+        </w:object>
+      </w:r>
+      <w:r>
+        <w:t>Projection Matrix</w:t>
+      </w:r>
+    </w:p>
+    <w:p>
+      <w:pPr>
+        <w:numPr>
+          <w:ilvl w:val="0"/>
+          <w:numId w:val="4"/>
+        </w:numPr>
+      </w:pPr>
+      <w:r>
+        <w:object w:dxaOrig="225" w:dyaOrig="225" w14:anchorId="0AD9DA45">
+          <v:shape id="_x0000_i1357" type="#_x0000_t75" style="width:20.1pt;height:18.4pt" o:ole="">
+            <v:imagedata r:id="rId5" o:title=""/>
+          </v:shape>
+          <w:control r:id="rId65" w:name="HTMLCheckbox37" w:shapeid="_x0000_i1357"/>
+        </w:object>
+      </w:r>
+      <w:r>
+        <w:t>ViewProjection Matrix</w:t>
+      </w:r>
+    </w:p>
+    <w:p>
+      <w:pPr>
+        <w:rPr>
+          <w:b/>
+          <w:bCs/>
+        </w:rPr>
+      </w:pPr>
+      <w:r>
+        <w:rPr>
+          <w:b/>
+          <w:bCs/>
+        </w:rPr>
         <w:lastRenderedPageBreak/>
         <w:t>Rendering</w:t>
       </w:r>
@@ -374,11 +1819,11 @@
         </w:numPr>
       </w:pPr>
       <w:r>
-        <w:object w:dxaOrig="225" w:dyaOrig="225" w14:anchorId="06BDF529">
-          <v:shape id="_x0000_i1488" type="#_x0000_t75" style="width:20.1pt;height:18.4pt" o:ole="">
-            <v:imagedata r:id="rId5" o:title=""/>
-          </v:shape>
-          <w:control r:id="rId18" w:name="DefaultOcxName12" w:shapeid="_x0000_i1488"/>
+        <w:object w:dxaOrig="225" w:dyaOrig="225" w14:anchorId="62974E99">
+          <v:shape id="_x0000_i1360" type="#_x0000_t75" style="width:20.1pt;height:18.4pt" o:ole="">
+            <v:imagedata r:id="rId5" o:title=""/>
+          </v:shape>
+          <w:control r:id="rId66" w:name="HTMLCheckbox36" w:shapeid="_x0000_i1360"/>
         </w:object>
       </w:r>
       <w:r>
@@ -393,11 +1838,11 @@
         </w:numPr>
       </w:pPr>
       <w:r>
-        <w:object w:dxaOrig="225" w:dyaOrig="225" w14:anchorId="4072EA61">
-          <v:shape id="_x0000_i1487" type="#_x0000_t75" style="width:20.1pt;height:18.4pt" o:ole="">
-            <v:imagedata r:id="rId5" o:title=""/>
-          </v:shape>
-          <w:control r:id="rId19" w:name="DefaultOcxName13" w:shapeid="_x0000_i1487"/>
+        <w:object w:dxaOrig="225" w:dyaOrig="225" w14:anchorId="61AF3300">
+          <v:shape id="_x0000_i1363" type="#_x0000_t75" style="width:20.1pt;height:18.4pt" o:ole="">
+            <v:imagedata r:id="rId5" o:title=""/>
+          </v:shape>
+          <w:control r:id="rId67" w:name="HTMLCheckbox35" w:shapeid="_x0000_i1363"/>
         </w:object>
       </w:r>
       <w:r>
@@ -412,11 +1857,11 @@
         </w:numPr>
       </w:pPr>
       <w:r>
-        <w:object w:dxaOrig="225" w:dyaOrig="225" w14:anchorId="139665D4">
-          <v:shape id="_x0000_i1486" type="#_x0000_t75" style="width:20.1pt;height:18.4pt" o:ole="">
-            <v:imagedata r:id="rId5" o:title=""/>
-          </v:shape>
-          <w:control r:id="rId20" w:name="DefaultOcxName14" w:shapeid="_x0000_i1486"/>
+        <w:object w:dxaOrig="225" w:dyaOrig="225" w14:anchorId="194464AA">
+          <v:shape id="_x0000_i1366" type="#_x0000_t75" style="width:20.1pt;height:18.4pt" o:ole="">
+            <v:imagedata r:id="rId5" o:title=""/>
+          </v:shape>
+          <w:control r:id="rId68" w:name="HTMLCheckbox34" w:shapeid="_x0000_i1366"/>
         </w:object>
       </w:r>
       <w:r>
@@ -431,11 +1876,11 @@
         </w:numPr>
       </w:pPr>
       <w:r>
-        <w:object w:dxaOrig="225" w:dyaOrig="225" w14:anchorId="0BCD40A6">
-          <v:shape id="_x0000_i1485" type="#_x0000_t75" style="width:20.1pt;height:18.4pt" o:ole="">
-            <v:imagedata r:id="rId5" o:title=""/>
-          </v:shape>
-          <w:control r:id="rId21" w:name="DefaultOcxName15" w:shapeid="_x0000_i1485"/>
+        <w:object w:dxaOrig="225" w:dyaOrig="225" w14:anchorId="6FD6832E">
+          <v:shape id="_x0000_i1369" type="#_x0000_t75" style="width:20.1pt;height:18.4pt" o:ole="">
+            <v:imagedata r:id="rId5" o:title=""/>
+          </v:shape>
+          <w:control r:id="rId69" w:name="HTMLCheckbox33" w:shapeid="_x0000_i1369"/>
         </w:object>
       </w:r>
       <w:r>
@@ -450,11 +1895,11 @@
         </w:numPr>
       </w:pPr>
       <w:r>
-        <w:object w:dxaOrig="225" w:dyaOrig="225" w14:anchorId="5C35D07B">
-          <v:shape id="_x0000_i1484" type="#_x0000_t75" style="width:20.1pt;height:18.4pt" o:ole="">
-            <v:imagedata r:id="rId5" o:title=""/>
-          </v:shape>
-          <w:control r:id="rId22" w:name="DefaultOcxName16" w:shapeid="_x0000_i1484"/>
+        <w:object w:dxaOrig="225" w:dyaOrig="225" w14:anchorId="1373691C">
+          <v:shape id="_x0000_i1372" type="#_x0000_t75" style="width:20.1pt;height:18.4pt" o:ole="">
+            <v:imagedata r:id="rId5" o:title=""/>
+          </v:shape>
+          <w:control r:id="rId70" w:name="HTMLCheckbox32" w:shapeid="_x0000_i1372"/>
         </w:object>
       </w:r>
       <w:r>
@@ -462,8 +1907,17 @@
       </w:r>
     </w:p>
     <w:p>
-      <w:pPr/>
-      <w:r>
+      <w:pPr>
+        <w:rPr>
+          <w:b/>
+          <w:bCs/>
+        </w:rPr>
+      </w:pPr>
+      <w:r>
+        <w:rPr>
+          <w:b/>
+          <w:bCs/>
+        </w:rPr>
         <w:t>Mesh System</w:t>
       </w:r>
     </w:p>
@@ -475,11 +1929,11 @@
         </w:numPr>
       </w:pPr>
       <w:r>
-        <w:object w:dxaOrig="225" w:dyaOrig="225" w14:anchorId="178BF705">
-          <v:shape id="_x0000_i1483" type="#_x0000_t75" style="width:20.1pt;height:18.4pt" o:ole="">
-            <v:imagedata r:id="rId5" o:title=""/>
-          </v:shape>
-          <w:control r:id="rId23" w:name="DefaultOcxName17" w:shapeid="_x0000_i1483"/>
+        <w:object w:dxaOrig="225" w:dyaOrig="225" w14:anchorId="4D941224">
+          <v:shape id="_x0000_i1375" type="#_x0000_t75" style="width:20.1pt;height:18.4pt" o:ole="">
+            <v:imagedata r:id="rId5" o:title=""/>
+          </v:shape>
+          <w:control r:id="rId71" w:name="HTMLCheckbox31" w:shapeid="_x0000_i1375"/>
         </w:object>
       </w:r>
       <w:r>
@@ -494,11 +1948,11 @@
         </w:numPr>
       </w:pPr>
       <w:r>
-        <w:object w:dxaOrig="225" w:dyaOrig="225" w14:anchorId="6F9049B7">
-          <v:shape id="_x0000_i1482" type="#_x0000_t75" style="width:20.1pt;height:18.4pt" o:ole="">
-            <v:imagedata r:id="rId5" o:title=""/>
-          </v:shape>
-          <w:control r:id="rId24" w:name="DefaultOcxName18" w:shapeid="_x0000_i1482"/>
+        <w:object w:dxaOrig="225" w:dyaOrig="225" w14:anchorId="4488C70B">
+          <v:shape id="_x0000_i1378" type="#_x0000_t75" style="width:20.1pt;height:18.4pt" o:ole="">
+            <v:imagedata r:id="rId5" o:title=""/>
+          </v:shape>
+          <w:control r:id="rId72" w:name="HTMLCheckbox30" w:shapeid="_x0000_i1378"/>
         </w:object>
       </w:r>
       <w:r>
@@ -513,11 +1967,11 @@
         </w:numPr>
       </w:pPr>
       <w:r>
-        <w:object w:dxaOrig="225" w:dyaOrig="225" w14:anchorId="0D68D597">
-          <v:shape id="_x0000_i1481" type="#_x0000_t75" style="width:20.1pt;height:18.4pt" o:ole="">
-            <v:imagedata r:id="rId5" o:title=""/>
-          </v:shape>
-          <w:control r:id="rId25" w:name="DefaultOcxName19" w:shapeid="_x0000_i1481"/>
+        <w:object w:dxaOrig="225" w:dyaOrig="225" w14:anchorId="4E48D447">
+          <v:shape id="_x0000_i1381" type="#_x0000_t75" style="width:20.1pt;height:18.4pt" o:ole="">
+            <v:imagedata r:id="rId5" o:title=""/>
+          </v:shape>
+          <w:control r:id="rId73" w:name="HTMLCheckbox29" w:shapeid="_x0000_i1381"/>
         </w:object>
       </w:r>
       <w:r>
@@ -525,19 +1979,26 @@
       </w:r>
     </w:p>
     <w:p>
-      <w:pPr/>
-      <w:r>
+      <w:pPr>
+        <w:rPr>
+          <w:b/>
+          <w:bCs/>
+        </w:rPr>
+      </w:pPr>
+      <w:r>
+        <w:rPr>
+          <w:b/>
+          <w:bCs/>
+        </w:rPr>
         <w:t>Vertex Format</w:t>
       </w:r>
     </w:p>
     <w:p>
-      <w:pPr/>
       <w:r>
         <w:t>Current Vertex:</w:t>
       </w:r>
     </w:p>
     <w:p>
-      <w:pPr/>
       <w:r>
         <w:t>struct Vertex</w:t>
       </w:r>
@@ -559,8 +2020,17 @@
       </w:r>
     </w:p>
     <w:p>
-      <w:pPr/>
-      <w:r>
+      <w:pPr>
+        <w:rPr>
+          <w:b/>
+          <w:bCs/>
+        </w:rPr>
+      </w:pPr>
+      <w:r>
+        <w:rPr>
+          <w:b/>
+          <w:bCs/>
+        </w:rPr>
         <w:t>Visibility</w:t>
       </w:r>
     </w:p>
@@ -572,11 +2042,11 @@
         </w:numPr>
       </w:pPr>
       <w:r>
-        <w:object w:dxaOrig="225" w:dyaOrig="225" w14:anchorId="09D6A8BF">
-          <v:shape id="_x0000_i1480" type="#_x0000_t75" style="width:20.1pt;height:18.4pt" o:ole="">
-            <v:imagedata r:id="rId5" o:title=""/>
-          </v:shape>
-          <w:control r:id="rId26" w:name="DefaultOcxName20" w:shapeid="_x0000_i1480"/>
+        <w:object w:dxaOrig="225" w:dyaOrig="225" w14:anchorId="5B04751E">
+          <v:shape id="_x0000_i1384" type="#_x0000_t75" style="width:20.1pt;height:18.4pt" o:ole="">
+            <v:imagedata r:id="rId5" o:title=""/>
+          </v:shape>
+          <w:control r:id="rId74" w:name="HTMLCheckbox28" w:shapeid="_x0000_i1384"/>
         </w:object>
       </w:r>
       <w:r>
@@ -591,11 +2061,11 @@
         </w:numPr>
       </w:pPr>
       <w:r>
-        <w:object w:dxaOrig="225" w:dyaOrig="225" w14:anchorId="0B146548">
-          <v:shape id="_x0000_i1479" type="#_x0000_t75" style="width:20.1pt;height:18.4pt" o:ole="">
-            <v:imagedata r:id="rId5" o:title=""/>
-          </v:shape>
-          <w:control r:id="rId27" w:name="DefaultOcxName21" w:shapeid="_x0000_i1479"/>
+        <w:object w:dxaOrig="225" w:dyaOrig="225" w14:anchorId="550DEB1F">
+          <v:shape id="_x0000_i1387" type="#_x0000_t75" style="width:20.1pt;height:18.4pt" o:ole="">
+            <v:imagedata r:id="rId5" o:title=""/>
+          </v:shape>
+          <w:control r:id="rId75" w:name="HTMLCheckbox27" w:shapeid="_x0000_i1387"/>
         </w:object>
       </w:r>
       <w:r>
@@ -603,19 +2073,36 @@
       </w:r>
     </w:p>
     <w:p>
-      <w:pPr/>
-      <w:r>
+      <w:pPr>
+        <w:rPr>
+          <w:b/>
+          <w:bCs/>
+        </w:rPr>
+      </w:pPr>
+      <w:r>
+        <w:rPr>
+          <w:b/>
+          <w:bCs/>
+        </w:rPr>
         <w:t>Lighting</w:t>
       </w:r>
     </w:p>
     <w:p>
-      <w:pPr/>
-      <w:r>
+      <w:pPr>
+        <w:rPr>
+          <w:b/>
+          <w:bCs/>
+        </w:rPr>
+      </w:pPr>
+      <w:r>
+        <w:rPr>
+          <w:b/>
+          <w:bCs/>
+        </w:rPr>
         <w:t>Directional Light</w:t>
       </w:r>
     </w:p>
     <w:p>
-      <w:pPr/>
       <w:r>
         <w:t>Implemented:</w:t>
       </w:r>
@@ -628,11 +2115,11 @@
         </w:numPr>
       </w:pPr>
       <w:r>
-        <w:object w:dxaOrig="225" w:dyaOrig="225" w14:anchorId="287E2FFC">
-          <v:shape id="_x0000_i1478" type="#_x0000_t75" style="width:20.1pt;height:18.4pt" o:ole="">
-            <v:imagedata r:id="rId5" o:title=""/>
-          </v:shape>
-          <w:control r:id="rId28" w:name="DefaultOcxName22" w:shapeid="_x0000_i1478"/>
+        <w:object w:dxaOrig="225" w:dyaOrig="225" w14:anchorId="1201DB55">
+          <v:shape id="_x0000_i1390" type="#_x0000_t75" style="width:20.1pt;height:18.4pt" o:ole="">
+            <v:imagedata r:id="rId5" o:title=""/>
+          </v:shape>
+          <w:control r:id="rId76" w:name="HTMLCheckbox26" w:shapeid="_x0000_i1390"/>
         </w:object>
       </w:r>
       <w:r>
@@ -647,11 +2134,11 @@
         </w:numPr>
       </w:pPr>
       <w:r>
-        <w:object w:dxaOrig="225" w:dyaOrig="225" w14:anchorId="0C038C33">
-          <v:shape id="_x0000_i1477" type="#_x0000_t75" style="width:20.1pt;height:18.4pt" o:ole="">
-            <v:imagedata r:id="rId5" o:title=""/>
-          </v:shape>
-          <w:control r:id="rId29" w:name="DefaultOcxName23" w:shapeid="_x0000_i1477"/>
+        <w:object w:dxaOrig="225" w:dyaOrig="225" w14:anchorId="6C4801E6">
+          <v:shape id="_x0000_i1393" type="#_x0000_t75" style="width:20.1pt;height:18.4pt" o:ole="">
+            <v:imagedata r:id="rId5" o:title=""/>
+          </v:shape>
+          <w:control r:id="rId77" w:name="HTMLCheckbox25" w:shapeid="_x0000_i1393"/>
         </w:object>
       </w:r>
       <w:r>
@@ -666,11 +2153,11 @@
         </w:numPr>
       </w:pPr>
       <w:r>
-        <w:object w:dxaOrig="225" w:dyaOrig="225" w14:anchorId="7F263619">
-          <v:shape id="_x0000_i1476" type="#_x0000_t75" style="width:20.1pt;height:18.4pt" o:ole="">
-            <v:imagedata r:id="rId5" o:title=""/>
-          </v:shape>
-          <w:control r:id="rId30" w:name="DefaultOcxName24" w:shapeid="_x0000_i1476"/>
+        <w:object w:dxaOrig="225" w:dyaOrig="225" w14:anchorId="217DD356">
+          <v:shape id="_x0000_i1396" type="#_x0000_t75" style="width:20.1pt;height:18.4pt" o:ole="">
+            <v:imagedata r:id="rId5" o:title=""/>
+          </v:shape>
+          <w:control r:id="rId78" w:name="HTMLCheckbox24" w:shapeid="_x0000_i1396"/>
         </w:object>
       </w:r>
       <w:r>
@@ -678,13 +2165,21 @@
       </w:r>
     </w:p>
     <w:p>
-      <w:pPr/>
-      <w:r>
+      <w:pPr>
+        <w:rPr>
+          <w:b/>
+          <w:bCs/>
+        </w:rPr>
+      </w:pPr>
+      <w:r>
+        <w:rPr>
+          <w:b/>
+          <w:bCs/>
+        </w:rPr>
         <w:t>Ambient Light</w:t>
       </w:r>
     </w:p>
     <w:p>
-      <w:pPr/>
       <w:r>
         <w:t>Implemented:</w:t>
       </w:r>
@@ -697,11 +2192,12 @@
         </w:numPr>
       </w:pPr>
       <w:r>
-        <w:object w:dxaOrig="225" w:dyaOrig="225" w14:anchorId="77F65869">
-          <v:shape id="_x0000_i1475" type="#_x0000_t75" style="width:20.1pt;height:18.4pt" o:ole="">
-            <v:imagedata r:id="rId5" o:title=""/>
-          </v:shape>
-          <w:control r:id="rId31" w:name="DefaultOcxName25" w:shapeid="_x0000_i1475"/>
+        <w:lastRenderedPageBreak/>
+        <w:object w:dxaOrig="225" w:dyaOrig="225" w14:anchorId="73214A9A">
+          <v:shape id="_x0000_i1399" type="#_x0000_t75" style="width:20.1pt;height:18.4pt" o:ole="">
+            <v:imagedata r:id="rId5" o:title=""/>
+          </v:shape>
+          <w:control r:id="rId79" w:name="HTMLCheckbox23" w:shapeid="_x0000_i1399"/>
         </w:object>
       </w:r>
       <w:r>
@@ -716,12 +2212,11 @@
         </w:numPr>
       </w:pPr>
       <w:r>
-        <w:lastRenderedPageBreak/>
-        <w:object w:dxaOrig="225" w:dyaOrig="225" w14:anchorId="40AAB3BF">
-          <v:shape id="_x0000_i1474" type="#_x0000_t75" style="width:20.1pt;height:18.4pt" o:ole="">
-            <v:imagedata r:id="rId5" o:title=""/>
-          </v:shape>
-          <w:control r:id="rId32" w:name="DefaultOcxName26" w:shapeid="_x0000_i1474"/>
+        <w:object w:dxaOrig="225" w:dyaOrig="225" w14:anchorId="5F37F745">
+          <v:shape id="_x0000_i1402" type="#_x0000_t75" style="width:20.1pt;height:18.4pt" o:ole="">
+            <v:imagedata r:id="rId5" o:title=""/>
+          </v:shape>
+          <w:control r:id="rId80" w:name="HTMLCheckbox22" w:shapeid="_x0000_i1402"/>
         </w:object>
       </w:r>
       <w:r>
@@ -729,8 +2224,17 @@
       </w:r>
     </w:p>
     <w:p>
-      <w:pPr/>
-      <w:r>
+      <w:pPr>
+        <w:rPr>
+          <w:b/>
+          <w:bCs/>
+        </w:rPr>
+      </w:pPr>
+      <w:r>
+        <w:rPr>
+          <w:b/>
+          <w:bCs/>
+        </w:rPr>
         <w:t>Shading</w:t>
       </w:r>
     </w:p>
@@ -742,11 +2246,11 @@
         </w:numPr>
       </w:pPr>
       <w:r>
-        <w:object w:dxaOrig="225" w:dyaOrig="225" w14:anchorId="6FBE8D1C">
-          <v:shape id="_x0000_i1473" type="#_x0000_t75" style="width:20.1pt;height:18.4pt" o:ole="">
-            <v:imagedata r:id="rId5" o:title=""/>
-          </v:shape>
-          <w:control r:id="rId33" w:name="DefaultOcxName27" w:shapeid="_x0000_i1473"/>
+        <w:object w:dxaOrig="225" w:dyaOrig="225" w14:anchorId="0115FFB1">
+          <v:shape id="_x0000_i1405" type="#_x0000_t75" style="width:20.1pt;height:18.4pt" o:ole="">
+            <v:imagedata r:id="rId5" o:title=""/>
+          </v:shape>
+          <w:control r:id="rId81" w:name="HTMLCheckbox21" w:shapeid="_x0000_i1405"/>
         </w:object>
       </w:r>
       <w:r>
@@ -754,13 +2258,21 @@
       </w:r>
     </w:p>
     <w:p>
-      <w:pPr/>
-      <w:r>
+      <w:pPr>
+        <w:rPr>
+          <w:b/>
+          <w:bCs/>
+        </w:rPr>
+      </w:pPr>
+      <w:r>
+        <w:rPr>
+          <w:b/>
+          <w:bCs/>
+        </w:rPr>
         <w:t>GLSL</w:t>
       </w:r>
     </w:p>
     <w:p>
-      <w:pPr/>
       <w:r>
         <w:t>Implemented:</w:t>
       </w:r>
@@ -773,11 +2285,11 @@
         </w:numPr>
       </w:pPr>
       <w:r>
-        <w:object w:dxaOrig="225" w:dyaOrig="225" w14:anchorId="7C386C7F">
-          <v:shape id="_x0000_i1472" type="#_x0000_t75" style="width:20.1pt;height:18.4pt" o:ole="">
-            <v:imagedata r:id="rId5" o:title=""/>
-          </v:shape>
-          <w:control r:id="rId34" w:name="DefaultOcxName28" w:shapeid="_x0000_i1472"/>
+        <w:object w:dxaOrig="225" w:dyaOrig="225" w14:anchorId="43FED2D0">
+          <v:shape id="_x0000_i1408" type="#_x0000_t75" style="width:20.1pt;height:18.4pt" o:ole="">
+            <v:imagedata r:id="rId5" o:title=""/>
+          </v:shape>
+          <w:control r:id="rId82" w:name="HTMLCheckbox20" w:shapeid="_x0000_i1408"/>
         </w:object>
       </w:r>
       <w:r>
@@ -792,11 +2304,11 @@
         </w:numPr>
       </w:pPr>
       <w:r>
-        <w:object w:dxaOrig="225" w:dyaOrig="225" w14:anchorId="1BA731C2">
-          <v:shape id="_x0000_i1471" type="#_x0000_t75" style="width:20.1pt;height:18.4pt" o:ole="">
-            <v:imagedata r:id="rId5" o:title=""/>
-          </v:shape>
-          <w:control r:id="rId35" w:name="DefaultOcxName29" w:shapeid="_x0000_i1471"/>
+        <w:object w:dxaOrig="225" w:dyaOrig="225" w14:anchorId="21EA412B">
+          <v:shape id="_x0000_i1411" type="#_x0000_t75" style="width:20.1pt;height:18.4pt" o:ole="">
+            <v:imagedata r:id="rId5" o:title=""/>
+          </v:shape>
+          <w:control r:id="rId83" w:name="HTMLCheckbox19" w:shapeid="_x0000_i1411"/>
         </w:object>
       </w:r>
       <w:r>
@@ -805,19 +2317,27 @@
     </w:p>
     <w:p>
       <w:r>
-        <w:pict w14:anchorId="782CAF6C">
-          <v:rect id="_x0000_i1276" style="width:0;height:1.5pt" o:hralign="center" o:hrstd="t" o:hr="t" fillcolor="#a0a0a0" stroked="f"/>
+        <w:pict w14:anchorId="32D2D820">
+          <v:rect id="_x0000_i1136" style="width:0;height:1.5pt" o:hralign="center" o:hrstd="t" o:hr="t" fillcolor="#a0a0a0" stroked="f"/>
         </w:pict>
       </w:r>
     </w:p>
     <w:p>
-      <w:pPr/>
-      <w:r>
+      <w:pPr>
+        <w:rPr>
+          <w:b/>
+          <w:bCs/>
+        </w:rPr>
+      </w:pPr>
+      <w:r>
+        <w:rPr>
+          <w:b/>
+          <w:bCs/>
+        </w:rPr>
         <w:t>Current Architecture</w:t>
       </w:r>
     </w:p>
     <w:p>
-      <w:pPr/>
       <w:r>
         <w:t>Scene</w:t>
       </w:r>
@@ -877,11 +2397,18 @@
       </w:r>
       <w:r>
         <w:br/>
-        <w:t>└── GameObjects</w:t>
-      </w:r>
-    </w:p>
-    <w:p>
-      <w:pPr/>
+      </w:r>
+      <w:r>
+        <w:rPr>
+          <w:rFonts w:ascii="Calibri" w:hAnsi="Calibri" w:cs="Calibri"/>
+        </w:rPr>
+        <w:t>└──</w:t>
+      </w:r>
+      <w:r>
+        <w:t xml:space="preserve"> GameObjects</w:t>
+      </w:r>
+    </w:p>
+    <w:p>
       <w:r>
         <w:t>GameObject</w:t>
       </w:r>
@@ -905,11 +2432,18 @@
       </w:r>
       <w:r>
         <w:br/>
-        <w:t>└── Components</w:t>
-      </w:r>
-    </w:p>
-    <w:p>
-      <w:pPr/>
+      </w:r>
+      <w:r>
+        <w:rPr>
+          <w:rFonts w:ascii="Calibri" w:hAnsi="Calibri" w:cs="Calibri"/>
+        </w:rPr>
+        <w:t>└──</w:t>
+      </w:r>
+      <w:r>
+        <w:t xml:space="preserve"> Components</w:t>
+      </w:r>
+    </w:p>
+    <w:p>
       <w:r>
         <w:t>Components</w:t>
       </w:r>
@@ -919,7 +2453,6 @@
       </w:r>
     </w:p>
     <w:p>
-      <w:pPr/>
       <w:r>
         <w:t>Renderer</w:t>
       </w:r>
@@ -961,25 +2494,51 @@
       </w:r>
       <w:r>
         <w:br/>
-        <w:t>└── DrawMesh()</w:t>
-      </w:r>
-    </w:p>
-    <w:p>
-      <w:r>
-        <w:pict w14:anchorId="6552BB2B">
-          <v:rect id="_x0000_i1277" style="width:0;height:1.5pt" o:hralign="center" o:hrstd="t" o:hr="t" fillcolor="#a0a0a0" stroked="f"/>
+      </w:r>
+      <w:r>
+        <w:rPr>
+          <w:rFonts w:ascii="Calibri" w:hAnsi="Calibri" w:cs="Calibri"/>
+        </w:rPr>
+        <w:t>└──</w:t>
+      </w:r>
+      <w:r>
+        <w:t xml:space="preserve"> DrawMesh()</w:t>
+      </w:r>
+    </w:p>
+    <w:p>
+      <w:r>
+        <w:pict w14:anchorId="5DBA24BB">
+          <v:rect id="_x0000_i1137" style="width:0;height:1.5pt" o:hralign="center" o:hrstd="t" o:hr="t" fillcolor="#a0a0a0" stroked="f"/>
         </w:pict>
       </w:r>
     </w:p>
     <w:p>
-      <w:pPr/>
-      <w:r>
+      <w:pPr>
+        <w:rPr>
+          <w:b/>
+          <w:bCs/>
+        </w:rPr>
+      </w:pPr>
+      <w:r>
+        <w:rPr>
+          <w:b/>
+          <w:bCs/>
+        </w:rPr>
         <w:t>Systems Not Started</w:t>
       </w:r>
     </w:p>
     <w:p>
-      <w:pPr/>
-      <w:r>
+      <w:pPr>
+        <w:rPr>
+          <w:b/>
+          <w:bCs/>
+        </w:rPr>
+      </w:pPr>
+      <w:r>
+        <w:rPr>
+          <w:b/>
+          <w:bCs/>
+        </w:rPr>
         <w:t>Graphics</w:t>
       </w:r>
     </w:p>
@@ -991,11 +2550,11 @@
         </w:numPr>
       </w:pPr>
       <w:r>
-        <w:object w:dxaOrig="225" w:dyaOrig="225" w14:anchorId="31E3410E">
-          <v:shape id="_x0000_i1470" type="#_x0000_t75" style="width:20.1pt;height:18.4pt" o:ole="">
-            <v:imagedata r:id="rId5" o:title=""/>
-          </v:shape>
-          <w:control r:id="rId36" w:name="DefaultOcxName30" w:shapeid="_x0000_i1470"/>
+        <w:object w:dxaOrig="225" w:dyaOrig="225" w14:anchorId="4920035C">
+          <v:shape id="_x0000_i1414" type="#_x0000_t75" style="width:20.1pt;height:18.4pt" o:ole="">
+            <v:imagedata r:id="rId5" o:title=""/>
+          </v:shape>
+          <w:control r:id="rId84" w:name="HTMLCheckbox18" w:shapeid="_x0000_i1414"/>
         </w:object>
       </w:r>
       <w:r>
@@ -1010,11 +2569,11 @@
         </w:numPr>
       </w:pPr>
       <w:r>
-        <w:object w:dxaOrig="225" w:dyaOrig="225" w14:anchorId="76438728">
-          <v:shape id="_x0000_i1469" type="#_x0000_t75" style="width:20.1pt;height:18.4pt" o:ole="">
-            <v:imagedata r:id="rId5" o:title=""/>
-          </v:shape>
-          <w:control r:id="rId37" w:name="DefaultOcxName31" w:shapeid="_x0000_i1469"/>
+        <w:object w:dxaOrig="225" w:dyaOrig="225" w14:anchorId="6C2DA9B3">
+          <v:shape id="_x0000_i1419" type="#_x0000_t75" style="width:20.1pt;height:18.4pt" o:ole="">
+            <v:imagedata r:id="rId5" o:title=""/>
+          </v:shape>
+          <w:control r:id="rId85" w:name="HTMLCheckbox17" w:shapeid="_x0000_i1419"/>
         </w:object>
       </w:r>
       <w:r>
@@ -1029,11 +2588,11 @@
         </w:numPr>
       </w:pPr>
       <w:r>
-        <w:object w:dxaOrig="225" w:dyaOrig="225" w14:anchorId="17A4F7E7">
-          <v:shape id="_x0000_i1468" type="#_x0000_t75" style="width:20.1pt;height:18.4pt" o:ole="">
-            <v:imagedata r:id="rId5" o:title=""/>
-          </v:shape>
-          <w:control r:id="rId38" w:name="DefaultOcxName32" w:shapeid="_x0000_i1468"/>
+        <w:object w:dxaOrig="225" w:dyaOrig="225" w14:anchorId="2ED42A98">
+          <v:shape id="_x0000_i1422" type="#_x0000_t75" style="width:20.1pt;height:18.4pt" o:ole="">
+            <v:imagedata r:id="rId5" o:title=""/>
+          </v:shape>
+          <w:control r:id="rId86" w:name="HTMLCheckbox16" w:shapeid="_x0000_i1422"/>
         </w:object>
       </w:r>
       <w:r>
@@ -1048,500 +2607,812 @@
         </w:numPr>
       </w:pPr>
       <w:r>
-        <w:object w:dxaOrig="225" w:dyaOrig="225" w14:anchorId="2EC721D3">
+        <w:object w:dxaOrig="225" w:dyaOrig="225" w14:anchorId="1C72D8B8">
+          <v:shape id="_x0000_i1425" type="#_x0000_t75" style="width:20.1pt;height:18.4pt" o:ole="">
+            <v:imagedata r:id="rId5" o:title=""/>
+          </v:shape>
+          <w:control r:id="rId87" w:name="HTMLCheckbox15" w:shapeid="_x0000_i1425"/>
+        </w:object>
+      </w:r>
+      <w:r>
+        <w:t>Materials</w:t>
+      </w:r>
+    </w:p>
+    <w:p>
+      <w:pPr>
+        <w:numPr>
+          <w:ilvl w:val="0"/>
+          <w:numId w:val="12"/>
+        </w:numPr>
+      </w:pPr>
+      <w:r>
+        <w:lastRenderedPageBreak/>
+        <w:object w:dxaOrig="225" w:dyaOrig="225" w14:anchorId="7CF0D9F7">
+          <v:shape id="_x0000_i1428" type="#_x0000_t75" style="width:20.1pt;height:18.4pt" o:ole="">
+            <v:imagedata r:id="rId5" o:title=""/>
+          </v:shape>
+          <w:control r:id="rId88" w:name="HTMLCheckbox14" w:shapeid="_x0000_i1428"/>
+        </w:object>
+      </w:r>
+      <w:r>
+        <w:t>Specular Lighting</w:t>
+      </w:r>
+    </w:p>
+    <w:p>
+      <w:pPr>
+        <w:numPr>
+          <w:ilvl w:val="0"/>
+          <w:numId w:val="12"/>
+        </w:numPr>
+      </w:pPr>
+      <w:r>
+        <w:object w:dxaOrig="225" w:dyaOrig="225" w14:anchorId="3EE6D1BD">
+          <v:shape id="_x0000_i1431" type="#_x0000_t75" style="width:20.1pt;height:18.4pt" o:ole="">
+            <v:imagedata r:id="rId5" o:title=""/>
+          </v:shape>
+          <w:control r:id="rId89" w:name="HTMLCheckbox13" w:shapeid="_x0000_i1431"/>
+        </w:object>
+      </w:r>
+      <w:r>
+        <w:t>Model Loading (.obj)</w:t>
+      </w:r>
+    </w:p>
+    <w:p>
+      <w:pPr>
+        <w:numPr>
+          <w:ilvl w:val="0"/>
+          <w:numId w:val="12"/>
+        </w:numPr>
+      </w:pPr>
+      <w:r>
+        <w:object w:dxaOrig="225" w:dyaOrig="225" w14:anchorId="380926FD">
+          <v:shape id="_x0000_i1434" type="#_x0000_t75" style="width:20.1pt;height:18.4pt" o:ole="">
+            <v:imagedata r:id="rId5" o:title=""/>
+          </v:shape>
+          <w:control r:id="rId90" w:name="HTMLCheckbox12" w:shapeid="_x0000_i1434"/>
+        </w:object>
+      </w:r>
+      <w:r>
+        <w:t>Shadow Mapping</w:t>
+      </w:r>
+    </w:p>
+    <w:p>
+      <w:pPr>
+        <w:numPr>
+          <w:ilvl w:val="0"/>
+          <w:numId w:val="12"/>
+        </w:numPr>
+      </w:pPr>
+      <w:r>
+        <w:object w:dxaOrig="225" w:dyaOrig="225" w14:anchorId="52297DE4">
+          <v:shape id="_x0000_i1437" type="#_x0000_t75" style="width:20.1pt;height:18.4pt" o:ole="">
+            <v:imagedata r:id="rId5" o:title=""/>
+          </v:shape>
+          <w:control r:id="rId91" w:name="HTMLCheckbox11" w:shapeid="_x0000_i1437"/>
+        </w:object>
+      </w:r>
+      <w:r>
+        <w:t>Skybox</w:t>
+      </w:r>
+    </w:p>
+    <w:p>
+      <w:pPr>
+        <w:numPr>
+          <w:ilvl w:val="0"/>
+          <w:numId w:val="12"/>
+        </w:numPr>
+      </w:pPr>
+      <w:r>
+        <w:object w:dxaOrig="225" w:dyaOrig="225" w14:anchorId="1CCF86B2">
+          <v:shape id="_x0000_i1440" type="#_x0000_t75" style="width:20.1pt;height:18.4pt" o:ole="">
+            <v:imagedata r:id="rId5" o:title=""/>
+          </v:shape>
+          <w:control r:id="rId92" w:name="HTMLCheckbox10" w:shapeid="_x0000_i1440"/>
+        </w:object>
+      </w:r>
+      <w:r>
+        <w:t>PBR</w:t>
+      </w:r>
+    </w:p>
+    <w:p>
+      <w:pPr>
+        <w:rPr>
+          <w:b/>
+          <w:bCs/>
+        </w:rPr>
+      </w:pPr>
+      <w:r>
+        <w:rPr>
+          <w:b/>
+          <w:bCs/>
+        </w:rPr>
+        <w:t>Engine</w:t>
+      </w:r>
+    </w:p>
+    <w:p>
+      <w:pPr>
+        <w:numPr>
+          <w:ilvl w:val="0"/>
+          <w:numId w:val="13"/>
+        </w:numPr>
+      </w:pPr>
+      <w:r>
+        <w:object w:dxaOrig="225" w:dyaOrig="225" w14:anchorId="606F1F99">
+          <v:shape id="_x0000_i1443" type="#_x0000_t75" style="width:20.1pt;height:18.4pt" o:ole="">
+            <v:imagedata r:id="rId5" o:title=""/>
+          </v:shape>
+          <w:control r:id="rId93" w:name="HTMLCheckbox9" w:shapeid="_x0000_i1443"/>
+        </w:object>
+      </w:r>
+      <w:r>
+        <w:t>Asset Manager</w:t>
+      </w:r>
+    </w:p>
+    <w:p>
+      <w:pPr>
+        <w:numPr>
+          <w:ilvl w:val="0"/>
+          <w:numId w:val="13"/>
+        </w:numPr>
+      </w:pPr>
+      <w:r>
+        <w:object w:dxaOrig="225" w:dyaOrig="225" w14:anchorId="221C0E9F">
+          <v:shape id="_x0000_i1446" type="#_x0000_t75" style="width:20.1pt;height:18.4pt" o:ole="">
+            <v:imagedata r:id="rId5" o:title=""/>
+          </v:shape>
+          <w:control r:id="rId94" w:name="HTMLCheckbox8" w:shapeid="_x0000_i1446"/>
+        </w:object>
+      </w:r>
+      <w:r>
+        <w:t>Resource Cache</w:t>
+      </w:r>
+    </w:p>
+    <w:p>
+      <w:pPr>
+        <w:numPr>
+          <w:ilvl w:val="0"/>
+          <w:numId w:val="13"/>
+        </w:numPr>
+      </w:pPr>
+      <w:r>
+        <w:object w:dxaOrig="225" w:dyaOrig="225" w14:anchorId="29699BAA">
+          <v:shape id="_x0000_i1449" type="#_x0000_t75" style="width:20.1pt;height:18.4pt" o:ole="">
+            <v:imagedata r:id="rId5" o:title=""/>
+          </v:shape>
+          <w:control r:id="rId95" w:name="HTMLCheckbox7" w:shapeid="_x0000_i1449"/>
+        </w:object>
+      </w:r>
+      <w:r>
+        <w:t>Serialization</w:t>
+      </w:r>
+    </w:p>
+    <w:p>
+      <w:pPr>
+        <w:numPr>
+          <w:ilvl w:val="0"/>
+          <w:numId w:val="13"/>
+        </w:numPr>
+      </w:pPr>
+      <w:r>
+        <w:object w:dxaOrig="225" w:dyaOrig="225" w14:anchorId="5385A18C">
+          <v:shape id="_x0000_i1452" type="#_x0000_t75" style="width:20.1pt;height:18.4pt" o:ole="">
+            <v:imagedata r:id="rId5" o:title=""/>
+          </v:shape>
+          <w:control r:id="rId96" w:name="HTMLCheckbox6" w:shapeid="_x0000_i1452"/>
+        </w:object>
+      </w:r>
+      <w:r>
+        <w:t>Scene Saving</w:t>
+      </w:r>
+    </w:p>
+    <w:p>
+      <w:pPr>
+        <w:rPr>
+          <w:b/>
+          <w:bCs/>
+        </w:rPr>
+      </w:pPr>
+      <w:r>
+        <w:rPr>
+          <w:b/>
+          <w:bCs/>
+        </w:rPr>
+        <w:t>Physics</w:t>
+      </w:r>
+    </w:p>
+    <w:p>
+      <w:pPr>
+        <w:numPr>
+          <w:ilvl w:val="0"/>
+          <w:numId w:val="14"/>
+        </w:numPr>
+      </w:pPr>
+      <w:r>
+        <w:object w:dxaOrig="225" w:dyaOrig="225" w14:anchorId="48935B10">
+          <v:shape id="_x0000_i1455" type="#_x0000_t75" style="width:20.1pt;height:18.4pt" o:ole="">
+            <v:imagedata r:id="rId5" o:title=""/>
+          </v:shape>
+          <w:control r:id="rId97" w:name="HTMLCheckbox5" w:shapeid="_x0000_i1455"/>
+        </w:object>
+      </w:r>
+      <w:r>
+        <w:t>Collision Detection</w:t>
+      </w:r>
+    </w:p>
+    <w:p>
+      <w:pPr>
+        <w:numPr>
+          <w:ilvl w:val="0"/>
+          <w:numId w:val="14"/>
+        </w:numPr>
+      </w:pPr>
+      <w:r>
+        <w:object w:dxaOrig="225" w:dyaOrig="225" w14:anchorId="58196188">
+          <v:shape id="_x0000_i1458" type="#_x0000_t75" style="width:20.1pt;height:18.4pt" o:ole="">
+            <v:imagedata r:id="rId5" o:title=""/>
+          </v:shape>
+          <w:control r:id="rId98" w:name="HTMLCheckbox4" w:shapeid="_x0000_i1458"/>
+        </w:object>
+      </w:r>
+      <w:r>
+        <w:t>Rigid Bodies</w:t>
+      </w:r>
+    </w:p>
+    <w:p>
+      <w:pPr>
+        <w:rPr>
+          <w:b/>
+          <w:bCs/>
+        </w:rPr>
+      </w:pPr>
+      <w:r>
+        <w:rPr>
+          <w:b/>
+          <w:bCs/>
+        </w:rPr>
+        <w:t>Audio</w:t>
+      </w:r>
+    </w:p>
+    <w:p>
+      <w:pPr>
+        <w:numPr>
+          <w:ilvl w:val="0"/>
+          <w:numId w:val="15"/>
+        </w:numPr>
+      </w:pPr>
+      <w:r>
+        <w:object w:dxaOrig="225" w:dyaOrig="225" w14:anchorId="60BF8DBF">
+          <v:shape id="_x0000_i1461" type="#_x0000_t75" style="width:20.1pt;height:18.4pt" o:ole="">
+            <v:imagedata r:id="rId5" o:title=""/>
+          </v:shape>
+          <w:control r:id="rId99" w:name="HTMLCheckbox3" w:shapeid="_x0000_i1461"/>
+        </w:object>
+      </w:r>
+      <w:r>
+        <w:t>Audio System</w:t>
+      </w:r>
+    </w:p>
+    <w:p>
+      <w:pPr>
+        <w:rPr>
+          <w:b/>
+          <w:bCs/>
+        </w:rPr>
+      </w:pPr>
+      <w:r>
+        <w:rPr>
+          <w:b/>
+          <w:bCs/>
+        </w:rPr>
+        <w:t>Animation</w:t>
+      </w:r>
+    </w:p>
+    <w:p>
+      <w:pPr>
+        <w:numPr>
+          <w:ilvl w:val="0"/>
+          <w:numId w:val="16"/>
+        </w:numPr>
+      </w:pPr>
+      <w:r>
+        <w:object w:dxaOrig="225" w:dyaOrig="225" w14:anchorId="2FADD571">
+          <v:shape id="_x0000_i1464" type="#_x0000_t75" style="width:20.1pt;height:18.4pt" o:ole="">
+            <v:imagedata r:id="rId5" o:title=""/>
+          </v:shape>
+          <w:control r:id="rId100" w:name="HTMLCheckbox2" w:shapeid="_x0000_i1464"/>
+        </w:object>
+      </w:r>
+      <w:r>
+        <w:t>Skeletal Animation</w:t>
+      </w:r>
+    </w:p>
+    <w:p>
+      <w:pPr>
+        <w:rPr>
+          <w:b/>
+          <w:bCs/>
+        </w:rPr>
+      </w:pPr>
+      <w:r>
+        <w:rPr>
+          <w:b/>
+          <w:bCs/>
+        </w:rPr>
+        <w:t>UI</w:t>
+      </w:r>
+    </w:p>
+    <w:p>
+      <w:pPr>
+        <w:numPr>
+          <w:ilvl w:val="0"/>
+          <w:numId w:val="17"/>
+        </w:numPr>
+      </w:pPr>
+      <w:r>
+        <w:object w:dxaOrig="225" w:dyaOrig="225" w14:anchorId="3AE22FF6">
           <v:shape id="_x0000_i1467" type="#_x0000_t75" style="width:20.1pt;height:18.4pt" o:ole="">
             <v:imagedata r:id="rId5" o:title=""/>
           </v:shape>
-          <w:control r:id="rId39" w:name="DefaultOcxName33" w:shapeid="_x0000_i1467"/>
-        </w:object>
-      </w:r>
-      <w:r>
-        <w:t>Materials</w:t>
-      </w:r>
-    </w:p>
-    <w:p>
-      <w:pPr>
-        <w:numPr>
-          <w:ilvl w:val="0"/>
-          <w:numId w:val="12"/>
-        </w:numPr>
-      </w:pPr>
-      <w:r>
-        <w:object w:dxaOrig="225" w:dyaOrig="225" w14:anchorId="28696B61">
-          <v:shape id="_x0000_i1466" type="#_x0000_t75" style="width:20.1pt;height:18.4pt" o:ole="">
-            <v:imagedata r:id="rId5" o:title=""/>
-          </v:shape>
-          <w:control r:id="rId40" w:name="DefaultOcxName34" w:shapeid="_x0000_i1466"/>
-        </w:object>
-      </w:r>
-      <w:r>
-        <w:t>Specular Lighting</w:t>
-      </w:r>
-    </w:p>
-    <w:p>
-      <w:pPr>
-        <w:numPr>
-          <w:ilvl w:val="0"/>
-          <w:numId w:val="12"/>
-        </w:numPr>
-      </w:pPr>
-      <w:r>
-        <w:object w:dxaOrig="225" w:dyaOrig="225" w14:anchorId="6F4925E7">
-          <v:shape id="_x0000_i1465" type="#_x0000_t75" style="width:20.1pt;height:18.4pt" o:ole="">
-            <v:imagedata r:id="rId5" o:title=""/>
-          </v:shape>
-          <w:control r:id="rId41" w:name="DefaultOcxName35" w:shapeid="_x0000_i1465"/>
-        </w:object>
-      </w:r>
-      <w:r>
-        <w:t>Model Loading (.obj)</w:t>
-      </w:r>
-    </w:p>
-    <w:p>
-      <w:pPr>
-        <w:numPr>
-          <w:ilvl w:val="0"/>
-          <w:numId w:val="12"/>
+          <w:control r:id="rId101" w:name="HTMLCheckbox1" w:shapeid="_x0000_i1467"/>
+        </w:object>
+      </w:r>
+      <w:r>
+        <w:t>UI Framework</w:t>
+      </w:r>
+    </w:p>
+    <w:p>
+      <w:r>
+        <w:pict w14:anchorId="1256B707">
+          <v:rect id="_x0000_i1174" style="width:0;height:1.5pt" o:hralign="center" o:hrstd="t" o:hr="t" fillcolor="#a0a0a0" stroked="f"/>
+        </w:pict>
+      </w:r>
+    </w:p>
+    <w:p>
+      <w:pPr>
+        <w:rPr>
+          <w:b/>
+          <w:bCs/>
+        </w:rPr>
+      </w:pPr>
+      <w:r>
+        <w:rPr>
+          <w:b/>
+          <w:bCs/>
+        </w:rPr>
+        <w:t>Current Mission</w:t>
+      </w:r>
+    </w:p>
+    <w:p>
+      <w:r>
+        <w:t>Mission 29</w:t>
+      </w:r>
+    </w:p>
+    <w:p>
+      <w:r>
+        <w:t>Texture System</w:t>
+      </w:r>
+    </w:p>
+    <w:p>
+      <w:r>
+        <w:t>Goals:</w:t>
+      </w:r>
+    </w:p>
+    <w:p>
+      <w:pPr>
+        <w:numPr>
+          <w:ilvl w:val="0"/>
+          <w:numId w:val="18"/>
+        </w:numPr>
+      </w:pPr>
+      <w:r>
+        <w:t>Add UV coordinates to Vertex.</w:t>
+      </w:r>
+    </w:p>
+    <w:p>
+      <w:pPr>
+        <w:numPr>
+          <w:ilvl w:val="0"/>
+          <w:numId w:val="18"/>
+        </w:numPr>
+      </w:pPr>
+      <w:r>
+        <w:t>Understand texture coordinates.</w:t>
+      </w:r>
+    </w:p>
+    <w:p>
+      <w:pPr>
+        <w:numPr>
+          <w:ilvl w:val="0"/>
+          <w:numId w:val="18"/>
         </w:numPr>
       </w:pPr>
       <w:r>
         <w:lastRenderedPageBreak/>
-        <w:object w:dxaOrig="225" w:dyaOrig="225" w14:anchorId="643FFB90">
-          <v:shape id="_x0000_i1464" type="#_x0000_t75" style="width:20.1pt;height:18.4pt" o:ole="">
-            <v:imagedata r:id="rId5" o:title=""/>
-          </v:shape>
-          <w:control r:id="rId42" w:name="DefaultOcxName36" w:shapeid="_x0000_i1464"/>
-        </w:object>
-      </w:r>
-      <w:r>
-        <w:t>Shadow Mapping</w:t>
-      </w:r>
-    </w:p>
-    <w:p>
-      <w:pPr>
-        <w:numPr>
-          <w:ilvl w:val="0"/>
-          <w:numId w:val="12"/>
-        </w:numPr>
-      </w:pPr>
-      <w:r>
-        <w:object w:dxaOrig="225" w:dyaOrig="225" w14:anchorId="05A2ABD7">
-          <v:shape id="_x0000_i1463" type="#_x0000_t75" style="width:20.1pt;height:18.4pt" o:ole="">
-            <v:imagedata r:id="rId5" o:title=""/>
-          </v:shape>
-          <w:control r:id="rId43" w:name="DefaultOcxName37" w:shapeid="_x0000_i1463"/>
-        </w:object>
-      </w:r>
-      <w:r>
-        <w:t>Skybox</w:t>
-      </w:r>
-    </w:p>
-    <w:p>
-      <w:pPr>
-        <w:numPr>
-          <w:ilvl w:val="0"/>
-          <w:numId w:val="12"/>
-        </w:numPr>
-      </w:pPr>
-      <w:r>
-        <w:object w:dxaOrig="225" w:dyaOrig="225" w14:anchorId="4CA7197E">
-          <v:shape id="_x0000_i1462" type="#_x0000_t75" style="width:20.1pt;height:18.4pt" o:ole="">
-            <v:imagedata r:id="rId5" o:title=""/>
-          </v:shape>
-          <w:control r:id="rId44" w:name="DefaultOcxName38" w:shapeid="_x0000_i1462"/>
-        </w:object>
-      </w:r>
-      <w:r>
-        <w:t>PBR</w:t>
-      </w:r>
-    </w:p>
-    <w:p>
-      <w:pPr/>
-      <w:r>
-        <w:t>Engine</w:t>
-      </w:r>
-    </w:p>
-    <w:p>
-      <w:pPr>
-        <w:numPr>
-          <w:ilvl w:val="0"/>
-          <w:numId w:val="13"/>
-        </w:numPr>
-      </w:pPr>
-      <w:r>
-        <w:object w:dxaOrig="225" w:dyaOrig="225" w14:anchorId="4189CE11">
-          <v:shape id="_x0000_i1461" type="#_x0000_t75" style="width:20.1pt;height:18.4pt" o:ole="">
-            <v:imagedata r:id="rId5" o:title=""/>
-          </v:shape>
-          <w:control r:id="rId45" w:name="DefaultOcxName39" w:shapeid="_x0000_i1461"/>
-        </w:object>
-      </w:r>
-      <w:r>
-        <w:t>Asset Manager</w:t>
-      </w:r>
-    </w:p>
-    <w:p>
-      <w:pPr>
-        <w:numPr>
-          <w:ilvl w:val="0"/>
-          <w:numId w:val="13"/>
-        </w:numPr>
-      </w:pPr>
-      <w:r>
-        <w:object w:dxaOrig="225" w:dyaOrig="225" w14:anchorId="5EB32D1A">
-          <v:shape id="_x0000_i1460" type="#_x0000_t75" style="width:20.1pt;height:18.4pt" o:ole="">
-            <v:imagedata r:id="rId5" o:title=""/>
-          </v:shape>
-          <w:control r:id="rId46" w:name="DefaultOcxName40" w:shapeid="_x0000_i1460"/>
-        </w:object>
-      </w:r>
-      <w:r>
-        <w:t>Resource Cache</w:t>
-      </w:r>
-    </w:p>
-    <w:p>
-      <w:pPr>
-        <w:numPr>
-          <w:ilvl w:val="0"/>
-          <w:numId w:val="13"/>
-        </w:numPr>
-      </w:pPr>
-      <w:r>
-        <w:object w:dxaOrig="225" w:dyaOrig="225" w14:anchorId="1AD630DD">
-          <v:shape id="_x0000_i1459" type="#_x0000_t75" style="width:20.1pt;height:18.4pt" o:ole="">
-            <v:imagedata r:id="rId5" o:title=""/>
-          </v:shape>
-          <w:control r:id="rId47" w:name="DefaultOcxName41" w:shapeid="_x0000_i1459"/>
-        </w:object>
-      </w:r>
-      <w:r>
-        <w:t>Serialization</w:t>
-      </w:r>
-    </w:p>
-    <w:p>
-      <w:pPr>
-        <w:numPr>
-          <w:ilvl w:val="0"/>
-          <w:numId w:val="13"/>
-        </w:numPr>
-      </w:pPr>
-      <w:r>
-        <w:object w:dxaOrig="225" w:dyaOrig="225" w14:anchorId="261D4FC6">
-          <v:shape id="_x0000_i1458" type="#_x0000_t75" style="width:20.1pt;height:18.4pt" o:ole="">
-            <v:imagedata r:id="rId5" o:title=""/>
-          </v:shape>
-          <w:control r:id="rId48" w:name="DefaultOcxName42" w:shapeid="_x0000_i1458"/>
-        </w:object>
-      </w:r>
-      <w:r>
-        <w:t>Scene Saving</w:t>
-      </w:r>
-    </w:p>
-    <w:p>
-      <w:pPr/>
-      <w:r>
-        <w:t>Physics</w:t>
-      </w:r>
-    </w:p>
-    <w:p>
-      <w:pPr>
-        <w:numPr>
-          <w:ilvl w:val="0"/>
-          <w:numId w:val="14"/>
-        </w:numPr>
-      </w:pPr>
-      <w:r>
-        <w:object w:dxaOrig="225" w:dyaOrig="225" w14:anchorId="4D8A2F54">
-          <v:shape id="_x0000_i1457" type="#_x0000_t75" style="width:20.1pt;height:18.4pt" o:ole="">
-            <v:imagedata r:id="rId5" o:title=""/>
-          </v:shape>
-          <w:control r:id="rId49" w:name="DefaultOcxName43" w:shapeid="_x0000_i1457"/>
-        </w:object>
-      </w:r>
-      <w:r>
-        <w:t>Collision Detection</w:t>
-      </w:r>
-    </w:p>
-    <w:p>
-      <w:pPr>
-        <w:numPr>
-          <w:ilvl w:val="0"/>
-          <w:numId w:val="14"/>
-        </w:numPr>
-      </w:pPr>
-      <w:r>
-        <w:object w:dxaOrig="225" w:dyaOrig="225" w14:anchorId="49467F88">
-          <v:shape id="_x0000_i1456" type="#_x0000_t75" style="width:20.1pt;height:18.4pt" o:ole="">
-            <v:imagedata r:id="rId5" o:title=""/>
-          </v:shape>
-          <w:control r:id="rId50" w:name="DefaultOcxName44" w:shapeid="_x0000_i1456"/>
-        </w:object>
-      </w:r>
-      <w:r>
-        <w:t>Rigid Bodies</w:t>
-      </w:r>
-    </w:p>
-    <w:p>
-      <w:pPr/>
-      <w:r>
-        <w:t>Audio</w:t>
-      </w:r>
-    </w:p>
-    <w:p>
-      <w:pPr>
-        <w:numPr>
-          <w:ilvl w:val="0"/>
-          <w:numId w:val="15"/>
-        </w:numPr>
-      </w:pPr>
-      <w:r>
-        <w:object w:dxaOrig="225" w:dyaOrig="225" w14:anchorId="30977254">
-          <v:shape id="_x0000_i1455" type="#_x0000_t75" style="width:20.1pt;height:18.4pt" o:ole="">
-            <v:imagedata r:id="rId5" o:title=""/>
-          </v:shape>
-          <w:control r:id="rId51" w:name="DefaultOcxName45" w:shapeid="_x0000_i1455"/>
-        </w:object>
-      </w:r>
-      <w:r>
-        <w:t>Audio System</w:t>
-      </w:r>
-    </w:p>
-    <w:p>
-      <w:pPr/>
-      <w:r>
-        <w:t>Animation</w:t>
-      </w:r>
-    </w:p>
-    <w:p>
-      <w:pPr>
-        <w:numPr>
-          <w:ilvl w:val="0"/>
-          <w:numId w:val="16"/>
-        </w:numPr>
-      </w:pPr>
-      <w:r>
-        <w:object w:dxaOrig="225" w:dyaOrig="225" w14:anchorId="3D09C5E6">
-          <v:shape id="_x0000_i1454" type="#_x0000_t75" style="width:20.1pt;height:18.4pt" o:ole="">
-            <v:imagedata r:id="rId5" o:title=""/>
-          </v:shape>
-          <w:control r:id="rId52" w:name="DefaultOcxName46" w:shapeid="_x0000_i1454"/>
-        </w:object>
-      </w:r>
-      <w:r>
-        <w:t>Skeletal Animation</w:t>
-      </w:r>
-    </w:p>
-    <w:p>
-      <w:pPr/>
-      <w:r>
-        <w:t>UI</w:t>
-      </w:r>
-    </w:p>
-    <w:p>
-      <w:pPr>
-        <w:numPr>
-          <w:ilvl w:val="0"/>
-          <w:numId w:val="17"/>
-        </w:numPr>
-      </w:pPr>
-      <w:r>
-        <w:object w:dxaOrig="225" w:dyaOrig="225" w14:anchorId="3AF9EA09">
-          <v:shape id="_x0000_i1453" type="#_x0000_t75" style="width:20.1pt;height:18.4pt" o:ole="">
-            <v:imagedata r:id="rId5" o:title=""/>
-          </v:shape>
-          <w:control r:id="rId53" w:name="DefaultOcxName47" w:shapeid="_x0000_i1453"/>
-        </w:object>
-      </w:r>
-      <w:r>
-        <w:t>UI Framework</w:t>
-      </w:r>
-    </w:p>
-    <w:p>
-      <w:r>
-        <w:pict w14:anchorId="2094412D">
-          <v:rect id="_x0000_i1296" style="width:0;height:1.5pt" o:hralign="center" o:hrstd="t" o:hr="t" fillcolor="#a0a0a0" stroked="f"/>
+        <w:t>Load images from disk.</w:t>
+      </w:r>
+    </w:p>
+    <w:p>
+      <w:pPr>
+        <w:numPr>
+          <w:ilvl w:val="0"/>
+          <w:numId w:val="18"/>
+        </w:numPr>
+      </w:pPr>
+      <w:r>
+        <w:t>Upload textures to GPU.</w:t>
+      </w:r>
+    </w:p>
+    <w:p>
+      <w:pPr>
+        <w:numPr>
+          <w:ilvl w:val="0"/>
+          <w:numId w:val="18"/>
+        </w:numPr>
+      </w:pPr>
+      <w:r>
+        <w:t>Sample textures inside fragment shader.</w:t>
+      </w:r>
+    </w:p>
+    <w:p/>
+    <w:p/>
+    <w:p>
+      <w:pPr>
+        <w:rPr>
+          <w:b/>
+          <w:bCs/>
+        </w:rPr>
+      </w:pPr>
+      <w:r>
+        <w:rPr>
+          <w:b/>
+          <w:bCs/>
+        </w:rPr>
+        <w:t>FASE 0 — Fundação do Conhecimento</w:t>
+      </w:r>
+    </w:p>
+    <w:p>
+      <w:pPr>
+        <w:rPr>
+          <w:b/>
+          <w:bCs/>
+        </w:rPr>
+      </w:pPr>
+      <w:r>
+        <w:rPr>
+          <w:b/>
+          <w:bCs/>
+        </w:rPr>
+        <w:t>C++</w:t>
+      </w:r>
+    </w:p>
+    <w:p>
+      <w:r>
+        <w:rPr>
+          <w:rFonts w:ascii="Segoe UI Emoji" w:hAnsi="Segoe UI Emoji" w:cs="Segoe UI Emoji"/>
+        </w:rPr>
+        <w:t>✅</w:t>
+      </w:r>
+      <w:r>
+        <w:t xml:space="preserve"> Classes</w:t>
+      </w:r>
+    </w:p>
+    <w:p>
+      <w:r>
+        <w:rPr>
+          <w:rFonts w:ascii="Segoe UI Emoji" w:hAnsi="Segoe UI Emoji" w:cs="Segoe UI Emoji"/>
+        </w:rPr>
+        <w:t>✅</w:t>
+      </w:r>
+      <w:r>
+        <w:t xml:space="preserve"> Herança</w:t>
+      </w:r>
+    </w:p>
+    <w:p>
+      <w:r>
+        <w:rPr>
+          <w:rFonts w:ascii="Segoe UI Emoji" w:hAnsi="Segoe UI Emoji" w:cs="Segoe UI Emoji"/>
+        </w:rPr>
+        <w:t>✅</w:t>
+      </w:r>
+      <w:r>
+        <w:t xml:space="preserve"> Polimorfismo</w:t>
+      </w:r>
+    </w:p>
+    <w:p>
+      <w:r>
+        <w:rPr>
+          <w:rFonts w:ascii="Segoe UI Emoji" w:hAnsi="Segoe UI Emoji" w:cs="Segoe UI Emoji"/>
+        </w:rPr>
+        <w:t>✅</w:t>
+      </w:r>
+      <w:r>
+        <w:t xml:space="preserve"> Ponteiros</w:t>
+      </w:r>
+    </w:p>
+    <w:p>
+      <w:r>
+        <w:rPr>
+          <w:rFonts w:ascii="Segoe UI Emoji" w:hAnsi="Segoe UI Emoji" w:cs="Segoe UI Emoji"/>
+        </w:rPr>
+        <w:t>✅</w:t>
+      </w:r>
+      <w:r>
+        <w:t xml:space="preserve"> Referências</w:t>
+      </w:r>
+    </w:p>
+    <w:p>
+      <w:r>
+        <w:rPr>
+          <w:rFonts w:ascii="Segoe UI Emoji" w:hAnsi="Segoe UI Emoji" w:cs="Segoe UI Emoji"/>
+        </w:rPr>
+        <w:t>✅</w:t>
+      </w:r>
+      <w:r>
+        <w:t xml:space="preserve"> unique_ptr</w:t>
+      </w:r>
+    </w:p>
+    <w:p>
+      <w:r>
+        <w:rPr>
+          <w:rFonts w:ascii="Segoe UI Emoji" w:hAnsi="Segoe UI Emoji" w:cs="Segoe UI Emoji"/>
+        </w:rPr>
+        <w:t>✅</w:t>
+      </w:r>
+      <w:r>
+        <w:t xml:space="preserve"> make_unique</w:t>
+      </w:r>
+    </w:p>
+    <w:p>
+      <w:r>
+        <w:rPr>
+          <w:rFonts w:ascii="Segoe UI Emoji" w:hAnsi="Segoe UI Emoji" w:cs="Segoe UI Emoji"/>
+        </w:rPr>
+        <w:t>✅</w:t>
+      </w:r>
+      <w:r>
+        <w:t xml:space="preserve"> Templates básicos</w:t>
+      </w:r>
+    </w:p>
+    <w:p>
+      <w:r>
+        <w:rPr>
+          <w:rFonts w:ascii="Segoe UI Emoji" w:hAnsi="Segoe UI Emoji" w:cs="Segoe UI Emoji"/>
+        </w:rPr>
+        <w:t>✅</w:t>
+      </w:r>
+      <w:r>
+        <w:t xml:space="preserve"> STL básica</w:t>
+      </w:r>
+    </w:p>
+    <w:p>
+      <w:r>
+        <w:rPr>
+          <w:rFonts w:ascii="Segoe UI Emoji" w:hAnsi="Segoe UI Emoji" w:cs="Segoe UI Emoji"/>
+        </w:rPr>
+        <w:t>✅</w:t>
+      </w:r>
+      <w:r>
+        <w:t xml:space="preserve"> Lambdas</w:t>
+      </w:r>
+    </w:p>
+    <w:p>
+      <w:r>
+        <w:rPr>
+          <w:rFonts w:ascii="Segoe UI Emoji" w:hAnsi="Segoe UI Emoji" w:cs="Segoe UI Emoji"/>
+        </w:rPr>
+        <w:t>✅</w:t>
+      </w:r>
+      <w:r>
+        <w:t xml:space="preserve"> std::function</w:t>
+      </w:r>
+    </w:p>
+    <w:p>
+      <w:r>
+        <w:rPr>
+          <w:rFonts w:ascii="Segoe UI Emoji" w:hAnsi="Segoe UI Emoji" w:cs="Segoe UI Emoji"/>
+        </w:rPr>
+        <w:t>✅</w:t>
+      </w:r>
+      <w:r>
+        <w:t xml:space="preserve"> unordered_map</w:t>
+      </w:r>
+    </w:p>
+    <w:p>
+      <w:r>
+        <w:rPr>
+          <w:rFonts w:ascii="Segoe UI Emoji" w:hAnsi="Segoe UI Emoji" w:cs="Segoe UI Emoji"/>
+        </w:rPr>
+        <w:t>✅</w:t>
+      </w:r>
+      <w:r>
+        <w:t xml:space="preserve"> Serialização simples</w:t>
+      </w:r>
+    </w:p>
+    <w:p>
+      <w:r>
+        <w:pict w14:anchorId="5E48F1B7">
+          <v:rect id="_x0000_i3305" style="width:0;height:1.5pt" o:hralign="center" o:hrstd="t" o:hr="t" fillcolor="#a0a0a0" stroked="f"/>
         </w:pict>
       </w:r>
     </w:p>
     <w:p>
-      <w:pPr/>
-      <w:r>
-        <w:t>Current Mission</w:t>
-      </w:r>
-    </w:p>
-    <w:p>
-      <w:pPr/>
-      <w:r>
-        <w:t>Mission 29</w:t>
-      </w:r>
-    </w:p>
-    <w:p>
-      <w:pPr/>
-      <w:r>
-        <w:t>Texture System</w:t>
-      </w:r>
-    </w:p>
-    <w:p>
-      <w:pPr/>
-      <w:r>
-        <w:t>Goals:</w:t>
-      </w:r>
-    </w:p>
-    <w:p>
-      <w:pPr>
-        <w:numPr>
-          <w:ilvl w:val="0"/>
-          <w:numId w:val="18"/>
-        </w:numPr>
-      </w:pPr>
-      <w:r>
-        <w:t>Add UV coordinates to Vertex.</w:t>
-      </w:r>
-    </w:p>
-    <w:p>
-      <w:pPr>
-        <w:numPr>
-          <w:ilvl w:val="0"/>
-          <w:numId w:val="18"/>
-        </w:numPr>
-      </w:pPr>
-      <w:r>
-        <w:t>Understand texture coordinates.</w:t>
-      </w:r>
-    </w:p>
-    <w:p>
-      <w:pPr>
-        <w:numPr>
-          <w:ilvl w:val="0"/>
-          <w:numId w:val="18"/>
-        </w:numPr>
-      </w:pPr>
-      <w:r>
-        <w:t>Load images from disk.</w:t>
-      </w:r>
-    </w:p>
-    <w:p>
-      <w:pPr>
-        <w:numPr>
-          <w:ilvl w:val="0"/>
-          <w:numId w:val="18"/>
-        </w:numPr>
-      </w:pPr>
-      <w:r>
-        <w:t>Upload textures to GPU.</w:t>
-      </w:r>
-    </w:p>
-    <w:p>
-      <w:pPr>
-        <w:numPr>
-          <w:ilvl w:val="0"/>
-          <w:numId w:val="18"/>
-        </w:numPr>
-      </w:pPr>
-      <w:r>
-        <w:t>Sample textures inside fragment shader.</w:t>
-      </w:r>
-    </w:p>
-    <w:p>
-      <w:pPr>
-        <w:rPr>
-          <w:b/>
-          <w:bCs/>
-        </w:rPr>
-      </w:pPr>
-      <w:r>
-        <w:rPr>
-          <w:b/>
-          <w:bCs/>
-        </w:rPr>
-        <w:t>PHOENIX_ENGINE_STATUS</w:t>
-      </w:r>
-    </w:p>
-    <w:p>
-      <w:pPr>
-        <w:rPr>
-          <w:b/>
-          <w:bCs/>
-        </w:rPr>
-      </w:pPr>
-      <w:r>
-        <w:rPr>
-          <w:b/>
-          <w:bCs/>
+      <w:pPr>
+        <w:rPr>
+          <w:b/>
+          <w:bCs/>
+        </w:rPr>
+      </w:pPr>
+      <w:r>
+        <w:rPr>
+          <w:b/>
+          <w:bCs/>
+        </w:rPr>
+        <w:t>Matemática</w:t>
+      </w:r>
+    </w:p>
+    <w:p>
+      <w:r>
+        <w:rPr>
+          <w:rFonts w:ascii="Segoe UI Emoji" w:hAnsi="Segoe UI Emoji" w:cs="Segoe UI Emoji"/>
+        </w:rPr>
+        <w:t>✅</w:t>
+      </w:r>
+      <w:r>
+        <w:t xml:space="preserve"> Vetores 3D</w:t>
+      </w:r>
+    </w:p>
+    <w:p>
+      <w:r>
+        <w:rPr>
+          <w:rFonts w:ascii="Segoe UI Emoji" w:hAnsi="Segoe UI Emoji" w:cs="Segoe UI Emoji"/>
+        </w:rPr>
+        <w:t>✅</w:t>
+      </w:r>
+      <w:r>
+        <w:t xml:space="preserve"> Transformações</w:t>
+      </w:r>
+    </w:p>
+    <w:p>
+      <w:r>
+        <w:rPr>
+          <w:rFonts w:ascii="Segoe UI Emoji" w:hAnsi="Segoe UI Emoji" w:cs="Segoe UI Emoji"/>
+        </w:rPr>
+        <w:t>✅</w:t>
+      </w:r>
+      <w:r>
+        <w:t xml:space="preserve"> Matrizes básicas via GLM</w:t>
+      </w:r>
+    </w:p>
+    <w:p>
+      <w:r>
+        <w:rPr>
+          <w:rFonts w:ascii="Segoe UI Emoji" w:hAnsi="Segoe UI Emoji" w:cs="Segoe UI Emoji"/>
+        </w:rPr>
+        <w:t>⚠️</w:t>
+      </w:r>
+      <w:r>
+        <w:t xml:space="preserve"> Álgebra Linear avançada ainda não explorada</w:t>
+      </w:r>
+    </w:p>
+    <w:p>
+      <w:r>
+        <w:rPr>
+          <w:rFonts w:ascii="Segoe UI Emoji" w:hAnsi="Segoe UI Emoji" w:cs="Segoe UI Emoji"/>
+        </w:rPr>
+        <w:t>⚠️</w:t>
+      </w:r>
+      <w:r>
+        <w:t xml:space="preserve"> Quaternions ainda não explorados</w:t>
+      </w:r>
+    </w:p>
+    <w:p>
+      <w:r>
+        <w:pict w14:anchorId="2F6DF3B1">
+          <v:rect id="_x0000_i3306" style="width:0;height:1.5pt" o:hralign="center" o:hrstd="t" o:hr="t" fillcolor="#a0a0a0" stroked="f"/>
+        </w:pict>
+      </w:r>
+    </w:p>
+    <w:p>
+      <w:pPr>
+        <w:rPr>
+          <w:b/>
+          <w:bCs/>
+        </w:rPr>
+      </w:pPr>
+      <w:r>
+        <w:rPr>
+          <w:b/>
+          <w:bCs/>
+        </w:rPr>
+        <w:t>FASE 1 — Core da Engine</w:t>
+      </w:r>
+    </w:p>
+    <w:p>
+      <w:pPr>
+        <w:rPr>
+          <w:b/>
+          <w:bCs/>
+        </w:rPr>
+      </w:pPr>
+      <w:r>
+        <w:rPr>
+          <w:b/>
+          <w:bCs/>
+        </w:rPr>
+        <w:t>GameObject</w:t>
+      </w:r>
+    </w:p>
+    <w:p>
+      <w:r>
+        <w:rPr>
+          <w:rFonts w:ascii="Segoe UI Emoji" w:hAnsi="Segoe UI Emoji" w:cs="Segoe UI Emoji"/>
         </w:rPr>
         <w:lastRenderedPageBreak/>
-        <w:t>Visão Geral</w:t>
-      </w:r>
-    </w:p>
-    <w:p>
-      <w:r>
-        <w:t>Phoenix Engine é uma game engine 3D educacional construída em C++ e OpenGL.</w:t>
-      </w:r>
-    </w:p>
-    <w:p>
-      <w:r>
-        <w:t>Objetivos atuais:</w:t>
-      </w:r>
-    </w:p>
-    <w:p>
-      <w:pPr>
-        <w:numPr>
-          <w:ilvl w:val="0"/>
-          <w:numId w:val="1"/>
-        </w:numPr>
-      </w:pPr>
-      <w:r>
-        <w:t>Aprender arquitetura de engines.</w:t>
-      </w:r>
-    </w:p>
-    <w:p>
-      <w:pPr>
-        <w:numPr>
-          <w:ilvl w:val="0"/>
-          <w:numId w:val="1"/>
-        </w:numPr>
-      </w:pPr>
-      <w:r>
-        <w:t>Construir sistemas do zero.</w:t>
-      </w:r>
-    </w:p>
-    <w:p>
-      <w:pPr>
-        <w:numPr>
-          <w:ilvl w:val="0"/>
-          <w:numId w:val="1"/>
-        </w:numPr>
-      </w:pPr>
-      <w:r>
-        <w:t>Priorizar entendimento antes de abstrações.</w:t>
-      </w:r>
-    </w:p>
-    <w:p>
-      <w:pPr>
-        <w:numPr>
-          <w:ilvl w:val="0"/>
-          <w:numId w:val="1"/>
-        </w:numPr>
-      </w:pPr>
-      <w:r>
-        <w:t>Inicialmente atingir qualidade visual próxima à era PS2.</w:t>
-      </w:r>
-    </w:p>
-    <w:p>
-      <w:pPr>
-        <w:numPr>
-          <w:ilvl w:val="0"/>
-          <w:numId w:val="1"/>
-        </w:numPr>
-      </w:pPr>
-      <w:r>
-        <w:t>Evoluir gradualmente para recursos gráficos mais avançados.</w:t>
-      </w:r>
-    </w:p>
-    <w:p>
-      <w:r>
-        <w:pict w14:anchorId="3679539B">
-          <v:rect id="_x0000_i1349" style="width:0;height:1.5pt" o:hralign="center" o:hrstd="t" o:hr="t" fillcolor="#a0a0a0" stroked="f"/>
+        <w:t>✅</w:t>
+      </w:r>
+      <w:r>
+        <w:t xml:space="preserve"> Criação</w:t>
+      </w:r>
+    </w:p>
+    <w:p>
+      <w:r>
+        <w:rPr>
+          <w:rFonts w:ascii="Segoe UI Emoji" w:hAnsi="Segoe UI Emoji" w:cs="Segoe UI Emoji"/>
+        </w:rPr>
+        <w:t>✅</w:t>
+      </w:r>
+      <w:r>
+        <w:t xml:space="preserve"> Nome</w:t>
+      </w:r>
+    </w:p>
+    <w:p>
+      <w:r>
+        <w:rPr>
+          <w:rFonts w:ascii="Segoe UI Emoji" w:hAnsi="Segoe UI Emoji" w:cs="Segoe UI Emoji"/>
+        </w:rPr>
+        <w:t>✅</w:t>
+      </w:r>
+      <w:r>
+        <w:t xml:space="preserve"> Tipo</w:t>
+      </w:r>
+    </w:p>
+    <w:p>
+      <w:r>
+        <w:rPr>
+          <w:rFonts w:ascii="Segoe UI Emoji" w:hAnsi="Segoe UI Emoji" w:cs="Segoe UI Emoji"/>
+        </w:rPr>
+        <w:t>✅</w:t>
+      </w:r>
+      <w:r>
+        <w:t xml:space="preserve"> AssetPath</w:t>
+      </w:r>
+    </w:p>
+    <w:p>
+      <w:r>
+        <w:rPr>
+          <w:rFonts w:ascii="Segoe UI Emoji" w:hAnsi="Segoe UI Emoji" w:cs="Segoe UI Emoji"/>
+        </w:rPr>
+        <w:t>✅</w:t>
+      </w:r>
+      <w:r>
+        <w:t xml:space="preserve"> TexturePath</w:t>
+      </w:r>
+    </w:p>
+    <w:p>
+      <w:r>
+        <w:rPr>
+          <w:rFonts w:ascii="Segoe UI Emoji" w:hAnsi="Segoe UI Emoji" w:cs="Segoe UI Emoji"/>
+        </w:rPr>
+        <w:t>✅</w:t>
+      </w:r>
+      <w:r>
+        <w:t xml:space="preserve"> Tag</w:t>
+      </w:r>
+    </w:p>
+    <w:p>
+      <w:r>
+        <w:pict w14:anchorId="282A8A98">
+          <v:rect id="_x0000_i3307" style="width:0;height:1.5pt" o:hralign="center" o:hrstd="t" o:hr="t" fillcolor="#a0a0a0" stroked="f"/>
         </w:pict>
       </w:r>
     </w:p>
@@ -1557,120 +3428,61 @@
           <w:b/>
           <w:bCs/>
         </w:rPr>
-        <w:t>Sistemas Implementados</w:t>
-      </w:r>
-    </w:p>
-    <w:p>
-      <w:pPr>
-        <w:rPr>
-          <w:b/>
-          <w:bCs/>
-        </w:rPr>
-      </w:pPr>
-      <w:r>
-        <w:rPr>
-          <w:b/>
-          <w:bCs/>
-        </w:rPr>
-        <w:t>Core</w:t>
-      </w:r>
-    </w:p>
-    <w:p>
-      <w:pPr>
-        <w:numPr>
-          <w:ilvl w:val="0"/>
-          <w:numId w:val="2"/>
-        </w:numPr>
-      </w:pPr>
-      <w:r>
-        <w:object w:dxaOrig="225" w:dyaOrig="225" w14:anchorId="67894410">
-          <v:shape id="_x0000_i1548" type="#_x0000_t75" style="width:20.1pt;height:18.4pt" o:ole="">
-            <v:imagedata r:id="rId5" o:title=""/>
-          </v:shape>
-          <w:control r:id="rId54" w:name="HTMLCheckbox48" w:shapeid="_x0000_i1548"/>
-        </w:object>
-      </w:r>
-      <w:r>
-        <w:t>Application</w:t>
-      </w:r>
-    </w:p>
-    <w:p>
-      <w:pPr>
-        <w:numPr>
-          <w:ilvl w:val="0"/>
-          <w:numId w:val="2"/>
-        </w:numPr>
-      </w:pPr>
-      <w:r>
-        <w:object w:dxaOrig="225" w:dyaOrig="225" w14:anchorId="18050317">
-          <v:shape id="_x0000_i1547" type="#_x0000_t75" style="width:20.1pt;height:18.4pt" o:ole="">
-            <v:imagedata r:id="rId5" o:title=""/>
-          </v:shape>
-          <w:control r:id="rId55" w:name="HTMLCheckbox47" w:shapeid="_x0000_i1547"/>
-        </w:object>
-      </w:r>
-      <w:r>
-        <w:t>Renderer</w:t>
-      </w:r>
-    </w:p>
-    <w:p>
-      <w:pPr>
-        <w:numPr>
-          <w:ilvl w:val="0"/>
-          <w:numId w:val="2"/>
-        </w:numPr>
-      </w:pPr>
-      <w:r>
-        <w:object w:dxaOrig="225" w:dyaOrig="225" w14:anchorId="135444B4">
-          <v:shape id="_x0000_i1546" type="#_x0000_t75" style="width:20.1pt;height:18.4pt" o:ole="">
-            <v:imagedata r:id="rId5" o:title=""/>
-          </v:shape>
-          <w:control r:id="rId56" w:name="HTMLCheckbox46" w:shapeid="_x0000_i1546"/>
-        </w:object>
-      </w:r>
-      <w:r>
-        <w:t>Scene</w:t>
-      </w:r>
-    </w:p>
-    <w:p>
-      <w:pPr>
-        <w:numPr>
-          <w:ilvl w:val="0"/>
-          <w:numId w:val="2"/>
-        </w:numPr>
-      </w:pPr>
-      <w:r>
-        <w:object w:dxaOrig="225" w:dyaOrig="225" w14:anchorId="22DC5B79">
-          <v:shape id="_x0000_i1545" type="#_x0000_t75" style="width:20.1pt;height:18.4pt" o:ole="">
-            <v:imagedata r:id="rId5" o:title=""/>
-          </v:shape>
-          <w:control r:id="rId57" w:name="HTMLCheckbox45" w:shapeid="_x0000_i1545"/>
-        </w:object>
-      </w:r>
-      <w:r>
-        <w:t>GameObject</w:t>
-      </w:r>
-    </w:p>
-    <w:p>
-      <w:pPr>
-        <w:numPr>
-          <w:ilvl w:val="0"/>
-          <w:numId w:val="2"/>
-        </w:numPr>
-      </w:pPr>
-      <w:r>
-        <w:object w:dxaOrig="225" w:dyaOrig="225" w14:anchorId="7AADFFA1">
-          <v:shape id="_x0000_i1544" type="#_x0000_t75" style="width:20.1pt;height:18.4pt" o:ole="">
-            <v:imagedata r:id="rId5" o:title=""/>
-          </v:shape>
-          <w:control r:id="rId58" w:name="HTMLCheckbox44" w:shapeid="_x0000_i1544"/>
-        </w:object>
-      </w:r>
-      <w:r>
         <w:t>Component System</w:t>
       </w:r>
     </w:p>
     <w:p>
+      <w:r>
+        <w:rPr>
+          <w:rFonts w:ascii="Segoe UI Emoji" w:hAnsi="Segoe UI Emoji" w:cs="Segoe UI Emoji"/>
+        </w:rPr>
+        <w:t>✅</w:t>
+      </w:r>
+      <w:r>
+        <w:t xml:space="preserve"> Component base</w:t>
+      </w:r>
+    </w:p>
+    <w:p>
+      <w:r>
+        <w:rPr>
+          <w:rFonts w:ascii="Segoe UI Emoji" w:hAnsi="Segoe UI Emoji" w:cs="Segoe UI Emoji"/>
+        </w:rPr>
+        <w:t>✅</w:t>
+      </w:r>
+      <w:r>
+        <w:t xml:space="preserve"> AddComponent</w:t>
+      </w:r>
+    </w:p>
+    <w:p>
+      <w:r>
+        <w:rPr>
+          <w:rFonts w:ascii="Segoe UI Emoji" w:hAnsi="Segoe UI Emoji" w:cs="Segoe UI Emoji"/>
+        </w:rPr>
+        <w:t>✅</w:t>
+      </w:r>
+      <w:r>
+        <w:t xml:space="preserve"> GetComponent</w:t>
+      </w:r>
+    </w:p>
+    <w:p>
+      <w:r>
+        <w:rPr>
+          <w:rFonts w:ascii="Segoe UI Emoji" w:hAnsi="Segoe UI Emoji" w:cs="Segoe UI Emoji"/>
+        </w:rPr>
+        <w:t>✅</w:t>
+      </w:r>
+      <w:r>
+        <w:t xml:space="preserve"> Componentes derivados</w:t>
+      </w:r>
+    </w:p>
+    <w:p>
+      <w:r>
+        <w:pict w14:anchorId="0313B307">
+          <v:rect id="_x0000_i3308" style="width:0;height:1.5pt" o:hralign="center" o:hrstd="t" o:hr="t" fillcolor="#a0a0a0" stroked="f"/>
+        </w:pict>
+      </w:r>
+    </w:p>
+    <w:p>
       <w:pPr>
         <w:rPr>
           <w:b/>
@@ -1686,677 +3498,529 @@
       </w:r>
     </w:p>
     <w:p>
-      <w:pPr>
-        <w:numPr>
-          <w:ilvl w:val="0"/>
-          <w:numId w:val="3"/>
-        </w:numPr>
-      </w:pPr>
-      <w:r>
-        <w:object w:dxaOrig="225" w:dyaOrig="225" w14:anchorId="0034B90E">
-          <v:shape id="_x0000_i1543" type="#_x0000_t75" style="width:20.1pt;height:18.4pt" o:ole="">
-            <v:imagedata r:id="rId5" o:title=""/>
-          </v:shape>
-          <w:control r:id="rId59" w:name="HTMLCheckbox43" w:shapeid="_x0000_i1543"/>
-        </w:object>
-      </w:r>
-      <w:r>
-        <w:t>Position</w:t>
-      </w:r>
-    </w:p>
-    <w:p>
-      <w:pPr>
-        <w:numPr>
-          <w:ilvl w:val="0"/>
-          <w:numId w:val="3"/>
-        </w:numPr>
-      </w:pPr>
-      <w:r>
-        <w:object w:dxaOrig="225" w:dyaOrig="225" w14:anchorId="01AC016A">
-          <v:shape id="_x0000_i1542" type="#_x0000_t75" style="width:20.1pt;height:18.4pt" o:ole="">
-            <v:imagedata r:id="rId5" o:title=""/>
-          </v:shape>
-          <w:control r:id="rId60" w:name="HTMLCheckbox42" w:shapeid="_x0000_i1542"/>
-        </w:object>
-      </w:r>
-      <w:r>
-        <w:t>Rotation</w:t>
-      </w:r>
-    </w:p>
-    <w:p>
-      <w:pPr>
-        <w:numPr>
-          <w:ilvl w:val="0"/>
-          <w:numId w:val="3"/>
-        </w:numPr>
-      </w:pPr>
-      <w:r>
-        <w:object w:dxaOrig="225" w:dyaOrig="225" w14:anchorId="3EBF033F">
-          <v:shape id="_x0000_i1541" type="#_x0000_t75" style="width:20.1pt;height:18.4pt" o:ole="">
-            <v:imagedata r:id="rId5" o:title=""/>
-          </v:shape>
-          <w:control r:id="rId61" w:name="HTMLCheckbox41" w:shapeid="_x0000_i1541"/>
-        </w:object>
-      </w:r>
-      <w:r>
-        <w:t>Scale</w:t>
-      </w:r>
-    </w:p>
-    <w:p>
-      <w:pPr>
-        <w:numPr>
-          <w:ilvl w:val="0"/>
-          <w:numId w:val="3"/>
-        </w:numPr>
-      </w:pPr>
-      <w:r>
-        <w:object w:dxaOrig="225" w:dyaOrig="225" w14:anchorId="40EC5188">
-          <v:shape id="_x0000_i1540" type="#_x0000_t75" style="width:20.1pt;height:18.4pt" o:ole="">
-            <v:imagedata r:id="rId5" o:title=""/>
-          </v:shape>
-          <w:control r:id="rId62" w:name="HTMLCheckbox40" w:shapeid="_x0000_i1540"/>
-        </w:object>
-      </w:r>
-      <w:r>
-        <w:t>Transform Matrix</w:t>
-      </w:r>
-    </w:p>
-    <w:p>
-      <w:pPr>
-        <w:rPr>
-          <w:b/>
-          <w:bCs/>
-        </w:rPr>
-      </w:pPr>
-      <w:r>
-        <w:rPr>
-          <w:b/>
-          <w:bCs/>
-        </w:rPr>
-        <w:t>Camera</w:t>
-      </w:r>
-    </w:p>
-    <w:p>
-      <w:pPr>
-        <w:numPr>
-          <w:ilvl w:val="0"/>
-          <w:numId w:val="4"/>
-        </w:numPr>
-      </w:pPr>
-      <w:r>
-        <w:object w:dxaOrig="225" w:dyaOrig="225" w14:anchorId="45009729">
-          <v:shape id="_x0000_i1539" type="#_x0000_t75" style="width:20.1pt;height:18.4pt" o:ole="">
-            <v:imagedata r:id="rId5" o:title=""/>
-          </v:shape>
-          <w:control r:id="rId63" w:name="HTMLCheckbox39" w:shapeid="_x0000_i1539"/>
-        </w:object>
-      </w:r>
-      <w:r>
-        <w:t>View Matrix</w:t>
-      </w:r>
-    </w:p>
-    <w:p>
-      <w:pPr>
-        <w:numPr>
-          <w:ilvl w:val="0"/>
-          <w:numId w:val="4"/>
-        </w:numPr>
-      </w:pPr>
-      <w:r>
-        <w:object w:dxaOrig="225" w:dyaOrig="225" w14:anchorId="42B3E80C">
-          <v:shape id="_x0000_i1538" type="#_x0000_t75" style="width:20.1pt;height:18.4pt" o:ole="">
-            <v:imagedata r:id="rId5" o:title=""/>
-          </v:shape>
-          <w:control r:id="rId64" w:name="HTMLCheckbox38" w:shapeid="_x0000_i1538"/>
-        </w:object>
-      </w:r>
-      <w:r>
-        <w:t>Projection Matrix</w:t>
-      </w:r>
-    </w:p>
-    <w:p>
-      <w:pPr>
-        <w:numPr>
-          <w:ilvl w:val="0"/>
-          <w:numId w:val="4"/>
-        </w:numPr>
-      </w:pPr>
-      <w:r>
-        <w:object w:dxaOrig="225" w:dyaOrig="225" w14:anchorId="0AD9DA45">
-          <v:shape id="_x0000_i1537" type="#_x0000_t75" style="width:20.1pt;height:18.4pt" o:ole="">
-            <v:imagedata r:id="rId5" o:title=""/>
-          </v:shape>
-          <w:control r:id="rId65" w:name="HTMLCheckbox37" w:shapeid="_x0000_i1537"/>
-        </w:object>
-      </w:r>
-      <w:r>
-        <w:t>ViewProjection Matrix</w:t>
-      </w:r>
-    </w:p>
-    <w:p>
-      <w:pPr>
-        <w:rPr>
-          <w:b/>
-          <w:bCs/>
-        </w:rPr>
-      </w:pPr>
-      <w:r>
-        <w:rPr>
-          <w:b/>
-          <w:bCs/>
-        </w:rPr>
-        <w:t>Rendering</w:t>
-      </w:r>
-    </w:p>
-    <w:p>
-      <w:pPr>
-        <w:numPr>
-          <w:ilvl w:val="0"/>
-          <w:numId w:val="5"/>
-        </w:numPr>
-      </w:pPr>
-      <w:r>
-        <w:object w:dxaOrig="225" w:dyaOrig="225" w14:anchorId="62974E99">
-          <v:shape id="_x0000_i1536" type="#_x0000_t75" style="width:20.1pt;height:18.4pt" o:ole="">
-            <v:imagedata r:id="rId5" o:title=""/>
-          </v:shape>
-          <w:control r:id="rId66" w:name="HTMLCheckbox36" w:shapeid="_x0000_i1536"/>
-        </w:object>
-      </w:r>
-      <w:r>
-        <w:t>OpenGL Initialization</w:t>
-      </w:r>
-    </w:p>
-    <w:p>
-      <w:pPr>
-        <w:numPr>
-          <w:ilvl w:val="0"/>
-          <w:numId w:val="5"/>
-        </w:numPr>
-      </w:pPr>
-      <w:r>
+      <w:r>
+        <w:rPr>
+          <w:rFonts w:ascii="Segoe UI Emoji" w:hAnsi="Segoe UI Emoji" w:cs="Segoe UI Emoji"/>
+        </w:rPr>
+        <w:t>✅</w:t>
+      </w:r>
+      <w:r>
+        <w:t xml:space="preserve"> Position</w:t>
+      </w:r>
+    </w:p>
+    <w:p>
+      <w:r>
+        <w:rPr>
+          <w:rFonts w:ascii="Segoe UI Emoji" w:hAnsi="Segoe UI Emoji" w:cs="Segoe UI Emoji"/>
+        </w:rPr>
+        <w:t>✅</w:t>
+      </w:r>
+      <w:r>
+        <w:t xml:space="preserve"> Rotation</w:t>
+      </w:r>
+    </w:p>
+    <w:p>
+      <w:r>
+        <w:rPr>
+          <w:rFonts w:ascii="Segoe UI Emoji" w:hAnsi="Segoe UI Emoji" w:cs="Segoe UI Emoji"/>
+        </w:rPr>
+        <w:t>✅</w:t>
+      </w:r>
+      <w:r>
+        <w:t xml:space="preserve"> Scale</w:t>
+      </w:r>
+    </w:p>
+    <w:p>
+      <w:r>
+        <w:pict w14:anchorId="25C7C3CC">
+          <v:rect id="_x0000_i3309" style="width:0;height:1.5pt" o:hralign="center" o:hrstd="t" o:hr="t" fillcolor="#a0a0a0" stroked="f"/>
+        </w:pict>
+      </w:r>
+    </w:p>
+    <w:p>
+      <w:pPr>
+        <w:rPr>
+          <w:b/>
+          <w:bCs/>
+        </w:rPr>
+      </w:pPr>
+      <w:r>
+        <w:rPr>
+          <w:b/>
+          <w:bCs/>
+        </w:rPr>
+        <w:t>FASE 2 — Renderização</w:t>
+      </w:r>
+    </w:p>
+    <w:p>
+      <w:pPr>
+        <w:rPr>
+          <w:b/>
+          <w:bCs/>
+        </w:rPr>
+      </w:pPr>
+      <w:r>
+        <w:rPr>
+          <w:b/>
+          <w:bCs/>
+        </w:rPr>
+        <w:t>Meshes</w:t>
+      </w:r>
+    </w:p>
+    <w:p>
+      <w:r>
+        <w:rPr>
+          <w:rFonts w:ascii="Segoe UI Emoji" w:hAnsi="Segoe UI Emoji" w:cs="Segoe UI Emoji"/>
+        </w:rPr>
+        <w:t>✅</w:t>
+      </w:r>
+      <w:r>
+        <w:t xml:space="preserve"> Cube</w:t>
+      </w:r>
+    </w:p>
+    <w:p>
+      <w:r>
+        <w:rPr>
+          <w:rFonts w:ascii="Segoe UI Emoji" w:hAnsi="Segoe UI Emoji" w:cs="Segoe UI Emoji"/>
+        </w:rPr>
+        <w:t>✅</w:t>
+      </w:r>
+      <w:r>
+        <w:t xml:space="preserve"> Plane</w:t>
+      </w:r>
+    </w:p>
+    <w:p>
+      <w:r>
+        <w:rPr>
+          <w:rFonts w:ascii="Segoe UI Emoji" w:hAnsi="Segoe UI Emoji" w:cs="Segoe UI Emoji"/>
+        </w:rPr>
+        <w:t>✅</w:t>
+      </w:r>
+      <w:r>
+        <w:t xml:space="preserve"> Assets FBX</w:t>
+      </w:r>
+    </w:p>
+    <w:p>
+      <w:r>
+        <w:pict w14:anchorId="7BAF420C">
+          <v:rect id="_x0000_i3310" style="width:0;height:1.5pt" o:hralign="center" o:hrstd="t" o:hr="t" fillcolor="#a0a0a0" stroked="f"/>
+        </w:pict>
+      </w:r>
+    </w:p>
+    <w:p>
+      <w:pPr>
+        <w:rPr>
+          <w:b/>
+          <w:bCs/>
+        </w:rPr>
+      </w:pPr>
+      <w:r>
+        <w:rPr>
+          <w:b/>
+          <w:bCs/>
+        </w:rPr>
+        <w:t>Materiais</w:t>
+      </w:r>
+    </w:p>
+    <w:p>
+      <w:r>
+        <w:rPr>
+          <w:rFonts w:ascii="Segoe UI Emoji" w:hAnsi="Segoe UI Emoji" w:cs="Segoe UI Emoji"/>
+        </w:rPr>
+        <w:t>✅</w:t>
+      </w:r>
+      <w:r>
+        <w:t xml:space="preserve"> Material</w:t>
+      </w:r>
+    </w:p>
+    <w:p>
+      <w:r>
+        <w:rPr>
+          <w:rFonts w:ascii="Segoe UI Emoji" w:hAnsi="Segoe UI Emoji" w:cs="Segoe UI Emoji"/>
+        </w:rPr>
+        <w:t>✅</w:t>
+      </w:r>
+      <w:r>
+        <w:t xml:space="preserve"> Cor</w:t>
+      </w:r>
+    </w:p>
+    <w:p>
+      <w:r>
+        <w:rPr>
+          <w:rFonts w:ascii="Segoe UI Emoji" w:hAnsi="Segoe UI Emoji" w:cs="Segoe UI Emoji"/>
+        </w:rPr>
+        <w:t>✅</w:t>
+      </w:r>
+      <w:r>
+        <w:t xml:space="preserve"> Textura</w:t>
+      </w:r>
+    </w:p>
+    <w:p>
+      <w:r>
+        <w:rPr>
+          <w:rFonts w:ascii="Segoe UI Emoji" w:hAnsi="Segoe UI Emoji" w:cs="Segoe UI Emoji"/>
+        </w:rPr>
+        <w:t>✅</w:t>
+      </w:r>
+      <w:r>
+        <w:t xml:space="preserve"> Material independente do MeshComponent</w:t>
+      </w:r>
+    </w:p>
+    <w:p>
+      <w:r>
+        <w:pict w14:anchorId="0D85CE82">
+          <v:rect id="_x0000_i3311" style="width:0;height:1.5pt" o:hralign="center" o:hrstd="t" o:hr="t" fillcolor="#a0a0a0" stroked="f"/>
+        </w:pict>
+      </w:r>
+    </w:p>
+    <w:p>
+      <w:pPr>
+        <w:rPr>
+          <w:b/>
+          <w:bCs/>
+        </w:rPr>
+      </w:pPr>
+      <w:r>
+        <w:rPr>
+          <w:b/>
+          <w:bCs/>
+        </w:rPr>
         <w:lastRenderedPageBreak/>
-        <w:object w:dxaOrig="225" w:dyaOrig="225" w14:anchorId="61AF3300">
-          <v:shape id="_x0000_i1535" type="#_x0000_t75" style="width:20.1pt;height:18.4pt" o:ole="">
-            <v:imagedata r:id="rId5" o:title=""/>
-          </v:shape>
-          <w:control r:id="rId67" w:name="HTMLCheckbox35" w:shapeid="_x0000_i1535"/>
-        </w:object>
-      </w:r>
-      <w:r>
-        <w:t>Shader Compilation</w:t>
-      </w:r>
-    </w:p>
-    <w:p>
-      <w:pPr>
-        <w:numPr>
-          <w:ilvl w:val="0"/>
-          <w:numId w:val="5"/>
-        </w:numPr>
-      </w:pPr>
-      <w:r>
-        <w:object w:dxaOrig="225" w:dyaOrig="225" w14:anchorId="194464AA">
-          <v:shape id="_x0000_i1534" type="#_x0000_t75" style="width:20.1pt;height:18.4pt" o:ole="">
-            <v:imagedata r:id="rId5" o:title=""/>
-          </v:shape>
-          <w:control r:id="rId68" w:name="HTMLCheckbox34" w:shapeid="_x0000_i1534"/>
-        </w:object>
-      </w:r>
-      <w:r>
-        <w:t>Vertex Array Object (VAO)</w:t>
-      </w:r>
-    </w:p>
-    <w:p>
-      <w:pPr>
-        <w:numPr>
-          <w:ilvl w:val="0"/>
-          <w:numId w:val="5"/>
-        </w:numPr>
-      </w:pPr>
-      <w:r>
-        <w:object w:dxaOrig="225" w:dyaOrig="225" w14:anchorId="6FD6832E">
-          <v:shape id="_x0000_i1533" type="#_x0000_t75" style="width:20.1pt;height:18.4pt" o:ole="">
-            <v:imagedata r:id="rId5" o:title=""/>
-          </v:shape>
-          <w:control r:id="rId69" w:name="HTMLCheckbox33" w:shapeid="_x0000_i1533"/>
-        </w:object>
-      </w:r>
-      <w:r>
-        <w:t>Vertex Buffer Object (VBO)</w:t>
-      </w:r>
-    </w:p>
-    <w:p>
-      <w:pPr>
-        <w:numPr>
-          <w:ilvl w:val="0"/>
-          <w:numId w:val="5"/>
-        </w:numPr>
-      </w:pPr>
-      <w:r>
-        <w:object w:dxaOrig="225" w:dyaOrig="225" w14:anchorId="1373691C">
-          <v:shape id="_x0000_i1532" type="#_x0000_t75" style="width:20.1pt;height:18.4pt" o:ole="">
-            <v:imagedata r:id="rId5" o:title=""/>
-          </v:shape>
-          <w:control r:id="rId70" w:name="HTMLCheckbox32" w:shapeid="_x0000_i1532"/>
-        </w:object>
-      </w:r>
-      <w:r>
-        <w:t>Element Buffer Object (EBO)</w:t>
-      </w:r>
-    </w:p>
-    <w:p>
-      <w:pPr>
-        <w:rPr>
-          <w:b/>
-          <w:bCs/>
-        </w:rPr>
-      </w:pPr>
-      <w:r>
-        <w:rPr>
-          <w:b/>
-          <w:bCs/>
-        </w:rPr>
-        <w:t>Mesh System</w:t>
-      </w:r>
-    </w:p>
-    <w:p>
-      <w:pPr>
-        <w:numPr>
-          <w:ilvl w:val="0"/>
-          <w:numId w:val="6"/>
-        </w:numPr>
-      </w:pPr>
-      <w:r>
-        <w:object w:dxaOrig="225" w:dyaOrig="225" w14:anchorId="4D941224">
-          <v:shape id="_x0000_i1531" type="#_x0000_t75" style="width:20.1pt;height:18.4pt" o:ole="">
-            <v:imagedata r:id="rId5" o:title=""/>
-          </v:shape>
-          <w:control r:id="rId71" w:name="HTMLCheckbox31" w:shapeid="_x0000_i1531"/>
-        </w:object>
-      </w:r>
-      <w:r>
-        <w:t>Triangle Generation</w:t>
-      </w:r>
-    </w:p>
-    <w:p>
-      <w:pPr>
-        <w:numPr>
-          <w:ilvl w:val="0"/>
-          <w:numId w:val="6"/>
-        </w:numPr>
-      </w:pPr>
-      <w:r>
-        <w:object w:dxaOrig="225" w:dyaOrig="225" w14:anchorId="4488C70B">
-          <v:shape id="_x0000_i1530" type="#_x0000_t75" style="width:20.1pt;height:18.4pt" o:ole="">
-            <v:imagedata r:id="rId5" o:title=""/>
-          </v:shape>
-          <w:control r:id="rId72" w:name="HTMLCheckbox30" w:shapeid="_x0000_i1530"/>
-        </w:object>
-      </w:r>
-      <w:r>
-        <w:t>Quad Generation</w:t>
-      </w:r>
-    </w:p>
-    <w:p>
-      <w:pPr>
-        <w:numPr>
-          <w:ilvl w:val="0"/>
-          <w:numId w:val="6"/>
-        </w:numPr>
-      </w:pPr>
-      <w:r>
-        <w:object w:dxaOrig="225" w:dyaOrig="225" w14:anchorId="4E48D447">
-          <v:shape id="_x0000_i1529" type="#_x0000_t75" style="width:20.1pt;height:18.4pt" o:ole="">
-            <v:imagedata r:id="rId5" o:title=""/>
-          </v:shape>
-          <w:control r:id="rId73" w:name="HTMLCheckbox29" w:shapeid="_x0000_i1529"/>
-        </w:object>
-      </w:r>
-      <w:r>
-        <w:t>Cube Generation</w:t>
-      </w:r>
-    </w:p>
-    <w:p>
-      <w:pPr>
-        <w:rPr>
-          <w:b/>
-          <w:bCs/>
-        </w:rPr>
-      </w:pPr>
-      <w:r>
-        <w:rPr>
-          <w:b/>
-          <w:bCs/>
-        </w:rPr>
-        <w:t>Vertex Format</w:t>
-      </w:r>
-    </w:p>
-    <w:p>
-      <w:r>
-        <w:t>Current Vertex:</w:t>
-      </w:r>
-    </w:p>
-    <w:p>
-      <w:r>
-        <w:t>struct Vertex</w:t>
-      </w:r>
-      <w:r>
-        <w:br/>
-        <w:t>{</w:t>
-      </w:r>
-      <w:r>
-        <w:br/>
-        <w:t>glm::vec3 Position;</w:t>
-      </w:r>
-      <w:r>
-        <w:br/>
-        <w:t>glm::vec3 Normal;</w:t>
-      </w:r>
-      <w:r>
-        <w:br/>
-        <w:t>};</w:t>
-      </w:r>
-    </w:p>
-    <w:p>
-      <w:pPr>
-        <w:rPr>
-          <w:b/>
-          <w:bCs/>
-        </w:rPr>
-      </w:pPr>
-      <w:r>
-        <w:rPr>
-          <w:b/>
-          <w:bCs/>
-        </w:rPr>
-        <w:t>Visibility</w:t>
-      </w:r>
-    </w:p>
-    <w:p>
-      <w:pPr>
-        <w:numPr>
-          <w:ilvl w:val="0"/>
-          <w:numId w:val="7"/>
-        </w:numPr>
-      </w:pPr>
-      <w:r>
-        <w:object w:dxaOrig="225" w:dyaOrig="225" w14:anchorId="5B04751E">
-          <v:shape id="_x0000_i1528" type="#_x0000_t75" style="width:20.1pt;height:18.4pt" o:ole="">
-            <v:imagedata r:id="rId5" o:title=""/>
-          </v:shape>
-          <w:control r:id="rId74" w:name="HTMLCheckbox28" w:shapeid="_x0000_i1528"/>
-        </w:object>
-      </w:r>
-      <w:r>
-        <w:t>Depth Test</w:t>
-      </w:r>
-    </w:p>
-    <w:p>
-      <w:pPr>
-        <w:numPr>
-          <w:ilvl w:val="0"/>
-          <w:numId w:val="7"/>
-        </w:numPr>
-      </w:pPr>
-      <w:r>
-        <w:object w:dxaOrig="225" w:dyaOrig="225" w14:anchorId="550DEB1F">
-          <v:shape id="_x0000_i1527" type="#_x0000_t75" style="width:20.1pt;height:18.4pt" o:ole="">
-            <v:imagedata r:id="rId5" o:title=""/>
-          </v:shape>
-          <w:control r:id="rId75" w:name="HTMLCheckbox27" w:shapeid="_x0000_i1527"/>
-        </w:object>
-      </w:r>
-      <w:r>
-        <w:t>Back Face Culling</w:t>
-      </w:r>
-    </w:p>
-    <w:p>
-      <w:pPr>
-        <w:rPr>
-          <w:b/>
-          <w:bCs/>
-        </w:rPr>
-      </w:pPr>
-      <w:r>
-        <w:rPr>
-          <w:b/>
-          <w:bCs/>
-        </w:rPr>
-        <w:t>Lighting</w:t>
-      </w:r>
-    </w:p>
-    <w:p>
-      <w:pPr>
-        <w:rPr>
-          <w:b/>
-          <w:bCs/>
-        </w:rPr>
-      </w:pPr>
-      <w:r>
-        <w:rPr>
-          <w:b/>
-          <w:bCs/>
-        </w:rPr>
-        <w:t>Directional Light</w:t>
-      </w:r>
-    </w:p>
-    <w:p>
-      <w:r>
-        <w:t>Implemented:</w:t>
-      </w:r>
-    </w:p>
-    <w:p>
-      <w:pPr>
-        <w:numPr>
-          <w:ilvl w:val="0"/>
-          <w:numId w:val="8"/>
-        </w:numPr>
-      </w:pPr>
-      <w:r>
-        <w:object w:dxaOrig="225" w:dyaOrig="225" w14:anchorId="1201DB55">
-          <v:shape id="_x0000_i1526" type="#_x0000_t75" style="width:20.1pt;height:18.4pt" o:ole="">
-            <v:imagedata r:id="rId5" o:title=""/>
-          </v:shape>
-          <w:control r:id="rId76" w:name="HTMLCheckbox26" w:shapeid="_x0000_i1526"/>
-        </w:object>
-      </w:r>
-      <w:r>
-        <w:t>Direction</w:t>
-      </w:r>
-    </w:p>
-    <w:p>
-      <w:pPr>
-        <w:numPr>
-          <w:ilvl w:val="0"/>
-          <w:numId w:val="8"/>
-        </w:numPr>
-      </w:pPr>
-      <w:r>
-        <w:object w:dxaOrig="225" w:dyaOrig="225" w14:anchorId="6C4801E6">
-          <v:shape id="_x0000_i1525" type="#_x0000_t75" style="width:20.1pt;height:18.4pt" o:ole="">
-            <v:imagedata r:id="rId5" o:title=""/>
-          </v:shape>
-          <w:control r:id="rId77" w:name="HTMLCheckbox25" w:shapeid="_x0000_i1525"/>
-        </w:object>
-      </w:r>
-      <w:r>
-        <w:t>Color</w:t>
-      </w:r>
-    </w:p>
-    <w:p>
-      <w:pPr>
-        <w:numPr>
-          <w:ilvl w:val="0"/>
-          <w:numId w:val="8"/>
-        </w:numPr>
-      </w:pPr>
-      <w:r>
-        <w:object w:dxaOrig="225" w:dyaOrig="225" w14:anchorId="217DD356">
-          <v:shape id="_x0000_i1524" type="#_x0000_t75" style="width:20.1pt;height:18.4pt" o:ole="">
-            <v:imagedata r:id="rId5" o:title=""/>
-          </v:shape>
-          <w:control r:id="rId78" w:name="HTMLCheckbox24" w:shapeid="_x0000_i1524"/>
-        </w:object>
-      </w:r>
-      <w:r>
-        <w:t>Intensity</w:t>
-      </w:r>
-    </w:p>
-    <w:p>
-      <w:pPr>
-        <w:rPr>
-          <w:b/>
-          <w:bCs/>
-        </w:rPr>
-      </w:pPr>
-      <w:r>
-        <w:rPr>
-          <w:b/>
-          <w:bCs/>
-        </w:rPr>
-        <w:t>Ambient Light</w:t>
-      </w:r>
-    </w:p>
-    <w:p>
-      <w:r>
-        <w:t>Implemented:</w:t>
-      </w:r>
-    </w:p>
-    <w:p>
-      <w:pPr>
-        <w:numPr>
-          <w:ilvl w:val="0"/>
-          <w:numId w:val="9"/>
-        </w:numPr>
-      </w:pPr>
-      <w:r>
-        <w:object w:dxaOrig="225" w:dyaOrig="225" w14:anchorId="73214A9A">
-          <v:shape id="_x0000_i1523" type="#_x0000_t75" style="width:20.1pt;height:18.4pt" o:ole="">
-            <v:imagedata r:id="rId5" o:title=""/>
-          </v:shape>
-          <w:control r:id="rId79" w:name="HTMLCheckbox23" w:shapeid="_x0000_i1523"/>
-        </w:object>
-      </w:r>
-      <w:r>
-        <w:t>Color</w:t>
-      </w:r>
-    </w:p>
-    <w:p>
-      <w:pPr>
-        <w:numPr>
-          <w:ilvl w:val="0"/>
-          <w:numId w:val="9"/>
-        </w:numPr>
-      </w:pPr>
-      <w:r>
-        <w:object w:dxaOrig="225" w:dyaOrig="225" w14:anchorId="5F37F745">
-          <v:shape id="_x0000_i1522" type="#_x0000_t75" style="width:20.1pt;height:18.4pt" o:ole="">
-            <v:imagedata r:id="rId5" o:title=""/>
-          </v:shape>
-          <w:control r:id="rId80" w:name="HTMLCheckbox22" w:shapeid="_x0000_i1522"/>
-        </w:object>
-      </w:r>
-      <w:r>
-        <w:t>Intensity</w:t>
-      </w:r>
-    </w:p>
-    <w:p>
-      <w:pPr>
-        <w:rPr>
-          <w:b/>
-          <w:bCs/>
-        </w:rPr>
-      </w:pPr>
-      <w:r>
-        <w:rPr>
-          <w:b/>
-          <w:bCs/>
-        </w:rPr>
+        <w:t>Shaders</w:t>
+      </w:r>
+    </w:p>
+    <w:p>
+      <w:r>
+        <w:rPr>
+          <w:rFonts w:ascii="Segoe UI Emoji" w:hAnsi="Segoe UI Emoji" w:cs="Segoe UI Emoji"/>
+        </w:rPr>
+        <w:t>✅</w:t>
+      </w:r>
+      <w:r>
+        <w:t xml:space="preserve"> Lit Shader</w:t>
+      </w:r>
+    </w:p>
+    <w:p>
+      <w:r>
+        <w:rPr>
+          <w:rFonts w:ascii="Segoe UI Emoji" w:hAnsi="Segoe UI Emoji" w:cs="Segoe UI Emoji"/>
+        </w:rPr>
+        <w:t>⚠️</w:t>
+      </w:r>
+      <w:r>
+        <w:t xml:space="preserve"> Sistema de múltiplos shaders ainda simples</w:t>
+      </w:r>
+    </w:p>
+    <w:p>
+      <w:r>
+        <w:pict w14:anchorId="61500659">
+          <v:rect id="_x0000_i3312" style="width:0;height:1.5pt" o:hralign="center" o:hrstd="t" o:hr="t" fillcolor="#a0a0a0" stroked="f"/>
+        </w:pict>
+      </w:r>
+    </w:p>
+    <w:p>
+      <w:pPr>
+        <w:rPr>
+          <w:b/>
+          <w:bCs/>
+        </w:rPr>
+      </w:pPr>
+      <w:r>
+        <w:rPr>
+          <w:b/>
+          <w:bCs/>
+        </w:rPr>
+        <w:t>Iluminação</w:t>
+      </w:r>
+    </w:p>
+    <w:p>
+      <w:r>
+        <w:rPr>
+          <w:rFonts w:ascii="Segoe UI Emoji" w:hAnsi="Segoe UI Emoji" w:cs="Segoe UI Emoji"/>
+        </w:rPr>
+        <w:t>✅</w:t>
+      </w:r>
+      <w:r>
+        <w:t xml:space="preserve"> Directional Light</w:t>
+      </w:r>
+    </w:p>
+    <w:p>
+      <w:r>
+        <w:rPr>
+          <w:rFonts w:ascii="Segoe UI Emoji" w:hAnsi="Segoe UI Emoji" w:cs="Segoe UI Emoji"/>
+        </w:rPr>
+        <w:t>✅</w:t>
+      </w:r>
+      <w:r>
+        <w:t xml:space="preserve"> Ambient Light</w:t>
+      </w:r>
+    </w:p>
+    <w:p>
+      <w:r>
+        <w:pict w14:anchorId="56107C37">
+          <v:rect id="_x0000_i3313" style="width:0;height:1.5pt" o:hralign="center" o:hrstd="t" o:hr="t" fillcolor="#a0a0a0" stroked="f"/>
+        </w:pict>
+      </w:r>
+    </w:p>
+    <w:p>
+      <w:pPr>
+        <w:rPr>
+          <w:b/>
+          <w:bCs/>
+        </w:rPr>
+      </w:pPr>
+      <w:r>
+        <w:rPr>
+          <w:b/>
+          <w:bCs/>
+        </w:rPr>
+        <w:t>FASE 3 — Editor</w:t>
+      </w:r>
+    </w:p>
+    <w:p>
+      <w:pPr>
+        <w:rPr>
+          <w:b/>
+          <w:bCs/>
+        </w:rPr>
+      </w:pPr>
+      <w:r>
+        <w:rPr>
+          <w:b/>
+          <w:bCs/>
+        </w:rPr>
+        <w:t>Hierarchy</w:t>
+      </w:r>
+    </w:p>
+    <w:p>
+      <w:r>
+        <w:rPr>
+          <w:rFonts w:ascii="Segoe UI Emoji" w:hAnsi="Segoe UI Emoji" w:cs="Segoe UI Emoji"/>
+        </w:rPr>
+        <w:t>✅</w:t>
+      </w:r>
+      <w:r>
+        <w:t xml:space="preserve"> Lista de objetos</w:t>
+      </w:r>
+    </w:p>
+    <w:p>
+      <w:r>
+        <w:rPr>
+          <w:rFonts w:ascii="Segoe UI Emoji" w:hAnsi="Segoe UI Emoji" w:cs="Segoe UI Emoji"/>
+        </w:rPr>
+        <w:t>✅</w:t>
+      </w:r>
+      <w:r>
+        <w:t xml:space="preserve"> Seleção</w:t>
+      </w:r>
+    </w:p>
+    <w:p>
+      <w:r>
+        <w:pict w14:anchorId="517A3BCC">
+          <v:rect id="_x0000_i3314" style="width:0;height:1.5pt" o:hralign="center" o:hrstd="t" o:hr="t" fillcolor="#a0a0a0" stroked="f"/>
+        </w:pict>
+      </w:r>
+    </w:p>
+    <w:p>
+      <w:pPr>
+        <w:rPr>
+          <w:b/>
+          <w:bCs/>
+        </w:rPr>
+      </w:pPr>
+      <w:r>
+        <w:rPr>
+          <w:b/>
+          <w:bCs/>
+        </w:rPr>
+        <w:t>Inspector</w:t>
+      </w:r>
+    </w:p>
+    <w:p>
+      <w:r>
+        <w:rPr>
+          <w:rFonts w:ascii="Segoe UI Emoji" w:hAnsi="Segoe UI Emoji" w:cs="Segoe UI Emoji"/>
+        </w:rPr>
+        <w:t>✅</w:t>
+      </w:r>
+      <w:r>
+        <w:t xml:space="preserve"> Transform</w:t>
+      </w:r>
+    </w:p>
+    <w:p>
+      <w:r>
+        <w:rPr>
+          <w:rFonts w:ascii="Segoe UI Emoji" w:hAnsi="Segoe UI Emoji" w:cs="Segoe UI Emoji"/>
+        </w:rPr>
+        <w:t>✅</w:t>
+      </w:r>
+      <w:r>
+        <w:t xml:space="preserve"> Mesh Renderer</w:t>
+      </w:r>
+    </w:p>
+    <w:p>
+      <w:r>
+        <w:rPr>
+          <w:rFonts w:ascii="Segoe UI Emoji" w:hAnsi="Segoe UI Emoji" w:cs="Segoe UI Emoji"/>
+        </w:rPr>
+        <w:t>✅</w:t>
+      </w:r>
+      <w:r>
+        <w:t xml:space="preserve"> BoxCollider</w:t>
+      </w:r>
+    </w:p>
+    <w:p>
+      <w:r>
+        <w:rPr>
+          <w:rFonts w:ascii="Segoe UI Emoji" w:hAnsi="Segoe UI Emoji" w:cs="Segoe UI Emoji"/>
+        </w:rPr>
+        <w:t>✅</w:t>
+      </w:r>
+      <w:r>
+        <w:t xml:space="preserve"> Rigidbody</w:t>
+      </w:r>
+    </w:p>
+    <w:p>
+      <w:r>
+        <w:rPr>
+          <w:rFonts w:ascii="Segoe UI Emoji" w:hAnsi="Segoe UI Emoji" w:cs="Segoe UI Emoji"/>
+        </w:rPr>
+        <w:t>✅</w:t>
+      </w:r>
+      <w:r>
+        <w:t xml:space="preserve"> Scripts</w:t>
+      </w:r>
+    </w:p>
+    <w:p>
+      <w:r>
+        <w:rPr>
+          <w:rFonts w:ascii="Segoe UI Emoji" w:hAnsi="Segoe UI Emoji" w:cs="Segoe UI Emoji"/>
+        </w:rPr>
+        <w:t>⚠️</w:t>
+      </w:r>
+      <w:r>
+        <w:t xml:space="preserve"> Campo Tag ainda falta editar</w:t>
+      </w:r>
+    </w:p>
+    <w:p>
+      <w:r>
+        <w:pict w14:anchorId="5954D793">
+          <v:rect id="_x0000_i3315" style="width:0;height:1.5pt" o:hralign="center" o:hrstd="t" o:hr="t" fillcolor="#a0a0a0" stroked="f"/>
+        </w:pict>
+      </w:r>
+    </w:p>
+    <w:p>
+      <w:pPr>
+        <w:rPr>
+          <w:b/>
+          <w:bCs/>
+        </w:rPr>
+      </w:pPr>
+      <w:r>
+        <w:rPr>
+          <w:b/>
+          <w:bCs/>
+        </w:rPr>
+        <w:t>Create Panel</w:t>
+      </w:r>
+    </w:p>
+    <w:p>
+      <w:r>
+        <w:rPr>
+          <w:rFonts w:ascii="Segoe UI Emoji" w:hAnsi="Segoe UI Emoji" w:cs="Segoe UI Emoji"/>
+        </w:rPr>
+        <w:t>✅</w:t>
+      </w:r>
+      <w:r>
+        <w:t xml:space="preserve"> Cube</w:t>
+      </w:r>
+    </w:p>
+    <w:p>
+      <w:r>
+        <w:rPr>
+          <w:rFonts w:ascii="Segoe UI Emoji" w:hAnsi="Segoe UI Emoji" w:cs="Segoe UI Emoji"/>
+        </w:rPr>
+        <w:t>✅</w:t>
+      </w:r>
+      <w:r>
+        <w:t xml:space="preserve"> Plane</w:t>
+      </w:r>
+    </w:p>
+    <w:p>
+      <w:r>
+        <w:pict w14:anchorId="26DF13C5">
+          <v:rect id="_x0000_i3316" style="width:0;height:1.5pt" o:hralign="center" o:hrstd="t" o:hr="t" fillcolor="#a0a0a0" stroked="f"/>
+        </w:pict>
+      </w:r>
+    </w:p>
+    <w:p>
+      <w:pPr>
+        <w:rPr>
+          <w:b/>
+          <w:bCs/>
+        </w:rPr>
+      </w:pPr>
+      <w:r>
+        <w:rPr>
+          <w:b/>
+          <w:bCs/>
+        </w:rPr>
+        <w:t>FASE 4 — Assets</w:t>
+      </w:r>
+    </w:p>
+    <w:p>
+      <w:pPr>
+        <w:rPr>
+          <w:b/>
+          <w:bCs/>
+        </w:rPr>
+      </w:pPr>
+      <w:r>
+        <w:rPr>
+          <w:b/>
+          <w:bCs/>
+        </w:rPr>
+        <w:t>AssetManager</w:t>
+      </w:r>
+    </w:p>
+    <w:p>
+      <w:r>
+        <w:rPr>
+          <w:rFonts w:ascii="Segoe UI Emoji" w:hAnsi="Segoe UI Emoji" w:cs="Segoe UI Emoji"/>
+        </w:rPr>
+        <w:t>✅</w:t>
+      </w:r>
+      <w:r>
+        <w:t xml:space="preserve"> MeshAsset</w:t>
+      </w:r>
+    </w:p>
+    <w:p>
+      <w:r>
+        <w:rPr>
+          <w:rFonts w:ascii="Segoe UI Emoji" w:hAnsi="Segoe UI Emoji" w:cs="Segoe UI Emoji"/>
+        </w:rPr>
+        <w:t>✅</w:t>
+      </w:r>
+      <w:r>
+        <w:t xml:space="preserve"> Texture Loading</w:t>
+      </w:r>
+    </w:p>
+    <w:p>
+      <w:r>
+        <w:rPr>
+          <w:rFonts w:ascii="Segoe UI Emoji" w:hAnsi="Segoe UI Emoji" w:cs="Segoe UI Emoji"/>
+        </w:rPr>
+        <w:t>✅</w:t>
+      </w:r>
+      <w:r>
+        <w:t xml:space="preserve"> Material Creation</w:t>
+      </w:r>
+    </w:p>
+    <w:p>
+      <w:r>
         <w:lastRenderedPageBreak/>
-        <w:t>Shading</w:t>
-      </w:r>
-    </w:p>
-    <w:p>
-      <w:pPr>
-        <w:numPr>
-          <w:ilvl w:val="0"/>
-          <w:numId w:val="10"/>
-        </w:numPr>
-      </w:pPr>
-      <w:r>
-        <w:object w:dxaOrig="225" w:dyaOrig="225" w14:anchorId="0115FFB1">
-          <v:shape id="_x0000_i1521" type="#_x0000_t75" style="width:20.1pt;height:18.4pt" o:ole="">
-            <v:imagedata r:id="rId5" o:title=""/>
-          </v:shape>
-          <w:control r:id="rId81" w:name="HTMLCheckbox21" w:shapeid="_x0000_i1521"/>
-        </w:object>
-      </w:r>
-      <w:r>
-        <w:t>Lambert Diffuse</w:t>
-      </w:r>
-    </w:p>
-    <w:p>
-      <w:pPr>
-        <w:rPr>
-          <w:b/>
-          <w:bCs/>
-        </w:rPr>
-      </w:pPr>
-      <w:r>
-        <w:rPr>
-          <w:b/>
-          <w:bCs/>
-        </w:rPr>
-        <w:t>GLSL</w:t>
-      </w:r>
-    </w:p>
-    <w:p>
-      <w:r>
-        <w:t>Implemented:</w:t>
-      </w:r>
-    </w:p>
-    <w:p>
-      <w:pPr>
-        <w:numPr>
-          <w:ilvl w:val="0"/>
-          <w:numId w:val="11"/>
-        </w:numPr>
-      </w:pPr>
-      <w:r>
-        <w:object w:dxaOrig="225" w:dyaOrig="225" w14:anchorId="43FED2D0">
-          <v:shape id="_x0000_i1520" type="#_x0000_t75" style="width:20.1pt;height:18.4pt" o:ole="">
-            <v:imagedata r:id="rId5" o:title=""/>
-          </v:shape>
-          <w:control r:id="rId82" w:name="HTMLCheckbox20" w:shapeid="_x0000_i1520"/>
-        </w:object>
-      </w:r>
-      <w:r>
-        <w:t>DirectionalLight struct</w:t>
-      </w:r>
-    </w:p>
-    <w:p>
-      <w:pPr>
-        <w:numPr>
-          <w:ilvl w:val="0"/>
-          <w:numId w:val="11"/>
-        </w:numPr>
-      </w:pPr>
-      <w:r>
-        <w:object w:dxaOrig="225" w:dyaOrig="225" w14:anchorId="21EA412B">
-          <v:shape id="_x0000_i1519" type="#_x0000_t75" style="width:20.1pt;height:18.4pt" o:ole="">
-            <v:imagedata r:id="rId5" o:title=""/>
-          </v:shape>
-          <w:control r:id="rId83" w:name="HTMLCheckbox19" w:shapeid="_x0000_i1519"/>
-        </w:object>
-      </w:r>
-      <w:r>
-        <w:t>Uniform communication CPU -&gt; GPU</w:t>
-      </w:r>
-    </w:p>
-    <w:p>
-      <w:r>
-        <w:pict w14:anchorId="32D2D820">
-          <v:rect id="_x0000_i1380" style="width:0;height:1.5pt" o:hralign="center" o:hrstd="t" o:hr="t" fillcolor="#a0a0a0" stroked="f"/>
+        <w:pict w14:anchorId="57063F96">
+          <v:rect id="_x0000_i3317" style="width:0;height:1.5pt" o:hralign="center" o:hrstd="t" o:hr="t" fillcolor="#a0a0a0" stroked="f"/>
         </w:pict>
       </w:r>
     </w:p>
@@ -2372,181 +4036,591 @@
           <w:b/>
           <w:bCs/>
         </w:rPr>
-        <w:t>Current Architecture</w:t>
-      </w:r>
-    </w:p>
-    <w:p>
-      <w:r>
-        <w:t>Scene</w:t>
-      </w:r>
-      <w:r>
-        <w:br/>
-      </w:r>
-      <w:r>
-        <w:rPr>
-          <w:rFonts w:ascii="Arial" w:hAnsi="Arial" w:cs="Arial"/>
-        </w:rPr>
-        <w:t>├</w:t>
-      </w:r>
-      <w:r>
-        <w:rPr>
-          <w:rFonts w:ascii="Calibri" w:hAnsi="Calibri" w:cs="Calibri"/>
-        </w:rPr>
-        <w:t>──</w:t>
-      </w:r>
-      <w:r>
-        <w:t xml:space="preserve"> Camera</w:t>
-      </w:r>
-      <w:r>
-        <w:br/>
-      </w:r>
-      <w:r>
-        <w:rPr>
-          <w:rFonts w:ascii="Arial" w:hAnsi="Arial" w:cs="Arial"/>
-        </w:rPr>
-        <w:t>├</w:t>
-      </w:r>
-      <w:r>
-        <w:rPr>
-          <w:rFonts w:ascii="Calibri" w:hAnsi="Calibri" w:cs="Calibri"/>
-        </w:rPr>
-        <w:t>──</w:t>
-      </w:r>
-      <w:r>
-        <w:t xml:space="preserve"> DirectionalLight</w:t>
-      </w:r>
-      <w:r>
-        <w:br/>
-      </w:r>
-      <w:r>
-        <w:rPr>
-          <w:rFonts w:ascii="Arial" w:hAnsi="Arial" w:cs="Arial"/>
-        </w:rPr>
-        <w:t>├</w:t>
-      </w:r>
-      <w:r>
-        <w:rPr>
-          <w:rFonts w:ascii="Calibri" w:hAnsi="Calibri" w:cs="Calibri"/>
-        </w:rPr>
-        <w:t>──</w:t>
-      </w:r>
-      <w:r>
-        <w:t xml:space="preserve"> AmbientLight</w:t>
-      </w:r>
-      <w:r>
-        <w:br/>
-      </w:r>
-      <w:r>
-        <w:rPr>
-          <w:rFonts w:ascii="Calibri" w:hAnsi="Calibri" w:cs="Calibri"/>
-        </w:rPr>
-        <w:t>└──</w:t>
-      </w:r>
-      <w:r>
-        <w:t xml:space="preserve"> GameObjects</w:t>
-      </w:r>
-    </w:p>
-    <w:p>
-      <w:r>
-        <w:t>GameObject</w:t>
-      </w:r>
-      <w:r>
-        <w:br/>
-      </w:r>
-      <w:r>
-        <w:rPr>
-          <w:rFonts w:ascii="Arial" w:hAnsi="Arial" w:cs="Arial"/>
-        </w:rPr>
-        <w:t>├</w:t>
-      </w:r>
-      <w:r>
-        <w:rPr>
-          <w:rFonts w:ascii="Calibri" w:hAnsi="Calibri" w:cs="Calibri"/>
-        </w:rPr>
-        <w:t>──</w:t>
+        <w:t>Asset Serialization</w:t>
+      </w:r>
+    </w:p>
+    <w:p>
+      <w:r>
+        <w:rPr>
+          <w:rFonts w:ascii="Segoe UI Emoji" w:hAnsi="Segoe UI Emoji" w:cs="Segoe UI Emoji"/>
+        </w:rPr>
+        <w:t>✅</w:t>
+      </w:r>
+      <w:r>
+        <w:t xml:space="preserve"> AssetPath</w:t>
+      </w:r>
+    </w:p>
+    <w:p>
+      <w:r>
+        <w:rPr>
+          <w:rFonts w:ascii="Segoe UI Emoji" w:hAnsi="Segoe UI Emoji" w:cs="Segoe UI Emoji"/>
+        </w:rPr>
+        <w:t>✅</w:t>
+      </w:r>
+      <w:r>
+        <w:t xml:space="preserve"> TexturePath</w:t>
+      </w:r>
+    </w:p>
+    <w:p>
+      <w:r>
+        <w:pict w14:anchorId="25C24139">
+          <v:rect id="_x0000_i3318" style="width:0;height:1.5pt" o:hralign="center" o:hrstd="t" o:hr="t" fillcolor="#a0a0a0" stroked="f"/>
+        </w:pict>
+      </w:r>
+    </w:p>
+    <w:p>
+      <w:pPr>
+        <w:rPr>
+          <w:b/>
+          <w:bCs/>
+        </w:rPr>
+      </w:pPr>
+      <w:r>
+        <w:rPr>
+          <w:b/>
+          <w:bCs/>
+        </w:rPr>
+        <w:t>Asset Browser</w:t>
+      </w:r>
+    </w:p>
+    <w:p>
+      <w:r>
+        <w:rPr>
+          <w:rFonts w:ascii="Segoe UI Emoji" w:hAnsi="Segoe UI Emoji" w:cs="Segoe UI Emoji"/>
+        </w:rPr>
+        <w:t>❌</w:t>
+      </w:r>
+      <w:r>
+        <w:t xml:space="preserve"> Ainda não iniciado</w:t>
+      </w:r>
+    </w:p>
+    <w:p>
+      <w:r>
+        <w:pict w14:anchorId="284CF87B">
+          <v:rect id="_x0000_i3319" style="width:0;height:1.5pt" o:hralign="center" o:hrstd="t" o:hr="t" fillcolor="#a0a0a0" stroked="f"/>
+        </w:pict>
+      </w:r>
+    </w:p>
+    <w:p>
+      <w:pPr>
+        <w:rPr>
+          <w:b/>
+          <w:bCs/>
+        </w:rPr>
+      </w:pPr>
+      <w:r>
+        <w:rPr>
+          <w:b/>
+          <w:bCs/>
+        </w:rPr>
+        <w:t>FASE 5 — Física</w:t>
+      </w:r>
+    </w:p>
+    <w:p>
+      <w:pPr>
+        <w:rPr>
+          <w:b/>
+          <w:bCs/>
+        </w:rPr>
+      </w:pPr>
+      <w:r>
+        <w:rPr>
+          <w:b/>
+          <w:bCs/>
+        </w:rPr>
+        <w:t>BoxCollider</w:t>
+      </w:r>
+    </w:p>
+    <w:p>
+      <w:r>
+        <w:rPr>
+          <w:rFonts w:ascii="Segoe UI Emoji" w:hAnsi="Segoe UI Emoji" w:cs="Segoe UI Emoji"/>
+        </w:rPr>
+        <w:t>✅</w:t>
+      </w:r>
+      <w:r>
+        <w:t xml:space="preserve"> Criação</w:t>
+      </w:r>
+    </w:p>
+    <w:p>
+      <w:r>
+        <w:rPr>
+          <w:rFonts w:ascii="Segoe UI Emoji" w:hAnsi="Segoe UI Emoji" w:cs="Segoe UI Emoji"/>
+        </w:rPr>
+        <w:t>✅</w:t>
+      </w:r>
+      <w:r>
+        <w:t xml:space="preserve"> Edição</w:t>
+      </w:r>
+    </w:p>
+    <w:p>
+      <w:r>
+        <w:rPr>
+          <w:rFonts w:ascii="Segoe UI Emoji" w:hAnsi="Segoe UI Emoji" w:cs="Segoe UI Emoji"/>
+        </w:rPr>
+        <w:t>✅</w:t>
+      </w:r>
+      <w:r>
+        <w:t xml:space="preserve"> Serialização</w:t>
+      </w:r>
+    </w:p>
+    <w:p>
+      <w:r>
+        <w:rPr>
+          <w:rFonts w:ascii="Segoe UI Emoji" w:hAnsi="Segoe UI Emoji" w:cs="Segoe UI Emoji"/>
+        </w:rPr>
+        <w:t>✅</w:t>
+      </w:r>
+      <w:r>
+        <w:t xml:space="preserve"> Desserialização</w:t>
+      </w:r>
+    </w:p>
+    <w:p>
+      <w:r>
+        <w:pict w14:anchorId="2BE5592E">
+          <v:rect id="_x0000_i3320" style="width:0;height:1.5pt" o:hralign="center" o:hrstd="t" o:hr="t" fillcolor="#a0a0a0" stroked="f"/>
+        </w:pict>
+      </w:r>
+    </w:p>
+    <w:p>
+      <w:pPr>
+        <w:rPr>
+          <w:b/>
+          <w:bCs/>
+        </w:rPr>
+      </w:pPr>
+      <w:r>
+        <w:rPr>
+          <w:b/>
+          <w:bCs/>
+        </w:rPr>
+        <w:t>Rigidbody</w:t>
+      </w:r>
+    </w:p>
+    <w:p>
+      <w:r>
+        <w:rPr>
+          <w:rFonts w:ascii="Segoe UI Emoji" w:hAnsi="Segoe UI Emoji" w:cs="Segoe UI Emoji"/>
+        </w:rPr>
+        <w:t>✅</w:t>
+      </w:r>
+      <w:r>
+        <w:t xml:space="preserve"> Velocity</w:t>
+      </w:r>
+    </w:p>
+    <w:p>
+      <w:r>
+        <w:rPr>
+          <w:rFonts w:ascii="Segoe UI Emoji" w:hAnsi="Segoe UI Emoji" w:cs="Segoe UI Emoji"/>
+        </w:rPr>
+        <w:t>✅</w:t>
+      </w:r>
+      <w:r>
+        <w:t xml:space="preserve"> Gravity</w:t>
+      </w:r>
+    </w:p>
+    <w:p>
+      <w:r>
+        <w:rPr>
+          <w:rFonts w:ascii="Segoe UI Emoji" w:hAnsi="Segoe UI Emoji" w:cs="Segoe UI Emoji"/>
+        </w:rPr>
+        <w:t>✅</w:t>
+      </w:r>
+      <w:r>
+        <w:t xml:space="preserve"> GravityScale</w:t>
+      </w:r>
+    </w:p>
+    <w:p>
+      <w:r>
+        <w:rPr>
+          <w:rFonts w:ascii="Segoe UI Emoji" w:hAnsi="Segoe UI Emoji" w:cs="Segoe UI Emoji"/>
+        </w:rPr>
+        <w:t>✅</w:t>
+      </w:r>
+      <w:r>
+        <w:t xml:space="preserve"> PhysicsUpdate</w:t>
+      </w:r>
+    </w:p>
+    <w:p>
+      <w:r>
+        <w:rPr>
+          <w:rFonts w:ascii="Segoe UI Emoji" w:hAnsi="Segoe UI Emoji" w:cs="Segoe UI Emoji"/>
+        </w:rPr>
+        <w:t>✅</w:t>
+      </w:r>
+      <w:r>
+        <w:t xml:space="preserve"> Serialização</w:t>
+      </w:r>
+    </w:p>
+    <w:p>
+      <w:r>
+        <w:rPr>
+          <w:rFonts w:ascii="Segoe UI Emoji" w:hAnsi="Segoe UI Emoji" w:cs="Segoe UI Emoji"/>
+        </w:rPr>
+        <w:t>✅</w:t>
+      </w:r>
+      <w:r>
+        <w:t xml:space="preserve"> Desserialização</w:t>
+      </w:r>
+    </w:p>
+    <w:p>
+      <w:r>
+        <w:pict w14:anchorId="189B1307">
+          <v:rect id="_x0000_i3321" style="width:0;height:1.5pt" o:hralign="center" o:hrstd="t" o:hr="t" fillcolor="#a0a0a0" stroked="f"/>
+        </w:pict>
+      </w:r>
+    </w:p>
+    <w:p>
+      <w:pPr>
+        <w:rPr>
+          <w:b/>
+          <w:bCs/>
+        </w:rPr>
+      </w:pPr>
+      <w:r>
+        <w:rPr>
+          <w:b/>
+          <w:bCs/>
+        </w:rPr>
+        <w:t>Colisões</w:t>
+      </w:r>
+    </w:p>
+    <w:p>
+      <w:r>
+        <w:rPr>
+          <w:rFonts w:ascii="Segoe UI Emoji" w:hAnsi="Segoe UI Emoji" w:cs="Segoe UI Emoji"/>
+        </w:rPr>
+        <w:t>✅</w:t>
+      </w:r>
+      <w:r>
+        <w:t xml:space="preserve"> Intersects</w:t>
+      </w:r>
+    </w:p>
+    <w:p>
+      <w:r>
+        <w:rPr>
+          <w:rFonts w:ascii="Segoe UI Emoji" w:hAnsi="Segoe UI Emoji" w:cs="Segoe UI Emoji"/>
+        </w:rPr>
+        <w:t>⚠️</w:t>
+      </w:r>
+      <w:r>
+        <w:t xml:space="preserve"> Ainda sem eventos</w:t>
+      </w:r>
+    </w:p>
+    <w:p>
+      <w:r>
+        <w:pict w14:anchorId="1035BACE">
+          <v:rect id="_x0000_i3322" style="width:0;height:1.5pt" o:hralign="center" o:hrstd="t" o:hr="t" fillcolor="#a0a0a0" stroked="f"/>
+        </w:pict>
+      </w:r>
+    </w:p>
+    <w:p>
+      <w:pPr>
+        <w:rPr>
+          <w:b/>
+          <w:bCs/>
+        </w:rPr>
+      </w:pPr>
+      <w:r>
+        <w:rPr>
+          <w:b/>
+          <w:bCs/>
+        </w:rPr>
+        <w:t>Eventos Futuros</w:t>
+      </w:r>
+    </w:p>
+    <w:p>
+      <w:r>
+        <w:rPr>
+          <w:rFonts w:ascii="Segoe UI Emoji" w:hAnsi="Segoe UI Emoji" w:cs="Segoe UI Emoji"/>
+        </w:rPr>
+        <w:t>❌</w:t>
+      </w:r>
+      <w:r>
+        <w:t xml:space="preserve"> OnCollisionEnter</w:t>
+      </w:r>
+    </w:p>
+    <w:p>
+      <w:r>
+        <w:rPr>
+          <w:rFonts w:ascii="Segoe UI Emoji" w:hAnsi="Segoe UI Emoji" w:cs="Segoe UI Emoji"/>
+        </w:rPr>
+        <w:t>❌</w:t>
+      </w:r>
+      <w:r>
+        <w:t xml:space="preserve"> OnCollisionStay</w:t>
+      </w:r>
+    </w:p>
+    <w:p>
+      <w:r>
+        <w:rPr>
+          <w:rFonts w:ascii="Segoe UI Emoji" w:hAnsi="Segoe UI Emoji" w:cs="Segoe UI Emoji"/>
+        </w:rPr>
+        <w:lastRenderedPageBreak/>
+        <w:t>❌</w:t>
+      </w:r>
+      <w:r>
+        <w:t xml:space="preserve"> OnCollisionExit</w:t>
+      </w:r>
+    </w:p>
+    <w:p>
+      <w:r>
+        <w:rPr>
+          <w:rFonts w:ascii="Segoe UI Emoji" w:hAnsi="Segoe UI Emoji" w:cs="Segoe UI Emoji"/>
+        </w:rPr>
+        <w:t>❌</w:t>
+      </w:r>
+      <w:r>
+        <w:t xml:space="preserve"> Trigger Events</w:t>
+      </w:r>
+    </w:p>
+    <w:p>
+      <w:r>
+        <w:pict w14:anchorId="784C1A58">
+          <v:rect id="_x0000_i3323" style="width:0;height:1.5pt" o:hralign="center" o:hrstd="t" o:hr="t" fillcolor="#a0a0a0" stroked="f"/>
+        </w:pict>
+      </w:r>
+    </w:p>
+    <w:p>
+      <w:pPr>
+        <w:rPr>
+          <w:b/>
+          <w:bCs/>
+        </w:rPr>
+      </w:pPr>
+      <w:r>
+        <w:rPr>
+          <w:b/>
+          <w:bCs/>
+        </w:rPr>
+        <w:t>FASE 6 — Scripting</w:t>
+      </w:r>
+    </w:p>
+    <w:p>
+      <w:pPr>
+        <w:rPr>
+          <w:b/>
+          <w:bCs/>
+        </w:rPr>
+      </w:pPr>
+      <w:r>
+        <w:rPr>
+          <w:b/>
+          <w:bCs/>
+        </w:rPr>
+        <w:t>ScriptComponent</w:t>
+      </w:r>
+    </w:p>
+    <w:p>
+      <w:r>
+        <w:rPr>
+          <w:rFonts w:ascii="Segoe UI Emoji" w:hAnsi="Segoe UI Emoji" w:cs="Segoe UI Emoji"/>
+        </w:rPr>
+        <w:t>✅</w:t>
+      </w:r>
+      <w:r>
+        <w:t xml:space="preserve"> Base pronta</w:t>
+      </w:r>
+    </w:p>
+    <w:p>
+      <w:r>
+        <w:pict w14:anchorId="1A9B93F0">
+          <v:rect id="_x0000_i3324" style="width:0;height:1.5pt" o:hralign="center" o:hrstd="t" o:hr="t" fillcolor="#a0a0a0" stroked="f"/>
+        </w:pict>
+      </w:r>
+    </w:p>
+    <w:p>
+      <w:pPr>
+        <w:rPr>
+          <w:b/>
+          <w:bCs/>
+        </w:rPr>
+      </w:pPr>
+      <w:r>
+        <w:rPr>
+          <w:b/>
+          <w:bCs/>
+        </w:rPr>
+        <w:t>ScriptRegistry</w:t>
+      </w:r>
+    </w:p>
+    <w:p>
+      <w:r>
+        <w:rPr>
+          <w:rFonts w:ascii="Segoe UI Emoji" w:hAnsi="Segoe UI Emoji" w:cs="Segoe UI Emoji"/>
+        </w:rPr>
+        <w:t>✅</w:t>
+      </w:r>
+      <w:r>
+        <w:t xml:space="preserve"> Registro por nome</w:t>
+      </w:r>
+    </w:p>
+    <w:p>
+      <w:r>
+        <w:rPr>
+          <w:rFonts w:ascii="Segoe UI Emoji" w:hAnsi="Segoe UI Emoji" w:cs="Segoe UI Emoji"/>
+        </w:rPr>
+        <w:t>✅</w:t>
+      </w:r>
+      <w:r>
+        <w:t xml:space="preserve"> Factory</w:t>
+      </w:r>
+    </w:p>
+    <w:p>
+      <w:r>
+        <w:rPr>
+          <w:rFonts w:ascii="Segoe UI Emoji" w:hAnsi="Segoe UI Emoji" w:cs="Segoe UI Emoji"/>
+        </w:rPr>
+        <w:t>✅</w:t>
+      </w:r>
+      <w:r>
+        <w:t xml:space="preserve"> Criação dinâmica</w:t>
+      </w:r>
+    </w:p>
+    <w:p>
+      <w:r>
+        <w:pict w14:anchorId="5D871C4D">
+          <v:rect id="_x0000_i3325" style="width:0;height:1.5pt" o:hralign="center" o:hrstd="t" o:hr="t" fillcolor="#a0a0a0" stroked="f"/>
+        </w:pict>
+      </w:r>
+    </w:p>
+    <w:p>
+      <w:pPr>
+        <w:rPr>
+          <w:b/>
+          <w:bCs/>
+        </w:rPr>
+      </w:pPr>
+      <w:r>
+        <w:rPr>
+          <w:b/>
+          <w:bCs/>
+        </w:rPr>
+        <w:t>Save/Load Scripts</w:t>
+      </w:r>
+    </w:p>
+    <w:p>
+      <w:r>
+        <w:rPr>
+          <w:rFonts w:ascii="Segoe UI Emoji" w:hAnsi="Segoe UI Emoji" w:cs="Segoe UI Emoji"/>
+        </w:rPr>
+        <w:t>✅</w:t>
+      </w:r>
+      <w:r>
+        <w:t xml:space="preserve"> Salva</w:t>
+      </w:r>
+    </w:p>
+    <w:p>
+      <w:r>
+        <w:rPr>
+          <w:rFonts w:ascii="Segoe UI Emoji" w:hAnsi="Segoe UI Emoji" w:cs="Segoe UI Emoji"/>
+        </w:rPr>
+        <w:t>✅</w:t>
+      </w:r>
+      <w:r>
+        <w:t xml:space="preserve"> Recria automaticamente</w:t>
+      </w:r>
+    </w:p>
+    <w:p>
+      <w:r>
+        <w:rPr>
+          <w:rFonts w:ascii="Segoe UI Emoji" w:hAnsi="Segoe UI Emoji" w:cs="Segoe UI Emoji"/>
+        </w:rPr>
+        <w:t>✅</w:t>
+      </w:r>
+      <w:r>
+        <w:t xml:space="preserve"> Inspector atualizado</w:t>
+      </w:r>
+    </w:p>
+    <w:p>
+      <w:r>
+        <w:pict w14:anchorId="2355A611">
+          <v:rect id="_x0000_i3326" style="width:0;height:1.5pt" o:hralign="center" o:hrstd="t" o:hr="t" fillcolor="#a0a0a0" stroked="f"/>
+        </w:pict>
+      </w:r>
+    </w:p>
+    <w:p>
+      <w:pPr>
+        <w:rPr>
+          <w:b/>
+          <w:bCs/>
+        </w:rPr>
+      </w:pPr>
+      <w:r>
+        <w:rPr>
+          <w:b/>
+          <w:bCs/>
+        </w:rPr>
+        <w:t>FASE 7 — Serialização</w:t>
+      </w:r>
+    </w:p>
+    <w:p>
+      <w:pPr>
+        <w:rPr>
+          <w:b/>
+          <w:bCs/>
+        </w:rPr>
+      </w:pPr>
+      <w:r>
+        <w:rPr>
+          <w:b/>
+          <w:bCs/>
+        </w:rPr>
+        <w:t>SceneSerializer</w:t>
+      </w:r>
+    </w:p>
+    <w:p>
+      <w:pPr>
+        <w:rPr>
+          <w:b/>
+          <w:bCs/>
+        </w:rPr>
+      </w:pPr>
+      <w:r>
+        <w:rPr>
+          <w:b/>
+          <w:bCs/>
+        </w:rPr>
+        <w:t>Objetos</w:t>
+      </w:r>
+    </w:p>
+    <w:p>
+      <w:r>
+        <w:rPr>
+          <w:rFonts w:ascii="Segoe UI Emoji" w:hAnsi="Segoe UI Emoji" w:cs="Segoe UI Emoji"/>
+        </w:rPr>
+        <w:t>✅</w:t>
+      </w:r>
+      <w:r>
+        <w:t xml:space="preserve"> Nome</w:t>
+      </w:r>
+    </w:p>
+    <w:p>
+      <w:r>
+        <w:rPr>
+          <w:rFonts w:ascii="Segoe UI Emoji" w:hAnsi="Segoe UI Emoji" w:cs="Segoe UI Emoji"/>
+        </w:rPr>
+        <w:t>✅</w:t>
+      </w:r>
+      <w:r>
+        <w:t xml:space="preserve"> Tipo</w:t>
+      </w:r>
+    </w:p>
+    <w:p>
+      <w:r>
+        <w:rPr>
+          <w:rFonts w:ascii="Segoe UI Emoji" w:hAnsi="Segoe UI Emoji" w:cs="Segoe UI Emoji"/>
+        </w:rPr>
+        <w:t>✅</w:t>
       </w:r>
       <w:r>
         <w:t xml:space="preserve"> Transform</w:t>
       </w:r>
-      <w:r>
-        <w:br/>
-      </w:r>
-      <w:r>
-        <w:rPr>
-          <w:rFonts w:ascii="Calibri" w:hAnsi="Calibri" w:cs="Calibri"/>
-        </w:rPr>
-        <w:t>└──</w:t>
-      </w:r>
-      <w:r>
-        <w:t xml:space="preserve"> Components</w:t>
-      </w:r>
-    </w:p>
-    <w:p>
-      <w:r>
-        <w:t>Components</w:t>
-      </w:r>
-      <w:r>
-        <w:br/>
-        <w:t>└── MeshComponent</w:t>
-      </w:r>
-    </w:p>
-    <w:p>
-      <w:r>
-        <w:t>Renderer</w:t>
-      </w:r>
-      <w:r>
-        <w:br/>
-      </w:r>
-      <w:r>
-        <w:rPr>
-          <w:rFonts w:ascii="Arial" w:hAnsi="Arial" w:cs="Arial"/>
-        </w:rPr>
-        <w:t>├</w:t>
-      </w:r>
-      <w:r>
-        <w:rPr>
-          <w:rFonts w:ascii="Calibri" w:hAnsi="Calibri" w:cs="Calibri"/>
-        </w:rPr>
-        <w:t>──</w:t>
-      </w:r>
-      <w:r>
-        <w:t xml:space="preserve"> DrawScene()</w:t>
-      </w:r>
-      <w:r>
-        <w:br/>
-      </w:r>
-      <w:r>
-        <w:rPr>
-          <w:rFonts w:ascii="Arial" w:hAnsi="Arial" w:cs="Arial"/>
-        </w:rPr>
-        <w:t>├</w:t>
-      </w:r>
-      <w:r>
-        <w:rPr>
-          <w:rFonts w:ascii="Calibri" w:hAnsi="Calibri" w:cs="Calibri"/>
-        </w:rPr>
-        <w:t>──</w:t>
-      </w:r>
-      <w:r>
-        <w:t xml:space="preserve"> DrawGameObject()</w:t>
-      </w:r>
-      <w:r>
-        <w:br/>
-      </w:r>
-      <w:r>
-        <w:rPr>
-          <w:rFonts w:ascii="Calibri" w:hAnsi="Calibri" w:cs="Calibri"/>
-        </w:rPr>
-        <w:t>└──</w:t>
-      </w:r>
-      <w:r>
-        <w:t xml:space="preserve"> DrawMesh()</w:t>
-      </w:r>
-    </w:p>
-    <w:p>
-      <w:r>
-        <w:pict w14:anchorId="5DBA24BB">
-          <v:rect id="_x0000_i1381" style="width:0;height:1.5pt" o:hralign="center" o:hrstd="t" o:hr="t" fillcolor="#a0a0a0" stroked="f"/>
+    </w:p>
+    <w:p>
+      <w:r>
+        <w:pict w14:anchorId="27D0A9D4">
+          <v:rect id="_x0000_i3327" style="width:0;height:1.5pt" o:hralign="center" o:hrstd="t" o:hr="t" fillcolor="#a0a0a0" stroked="f"/>
         </w:pict>
       </w:r>
     </w:p>
@@ -2562,446 +4636,69 @@
           <w:b/>
           <w:bCs/>
         </w:rPr>
-        <w:t>Systems Not Started</w:t>
-      </w:r>
-    </w:p>
-    <w:p>
-      <w:pPr>
-        <w:rPr>
-          <w:b/>
-          <w:bCs/>
-        </w:rPr>
-      </w:pPr>
-      <w:r>
-        <w:rPr>
-          <w:b/>
-          <w:bCs/>
-        </w:rPr>
-        <w:t>Graphics</w:t>
-      </w:r>
-    </w:p>
-    <w:p>
-      <w:pPr>
-        <w:numPr>
-          <w:ilvl w:val="0"/>
-          <w:numId w:val="12"/>
-        </w:numPr>
-      </w:pPr>
-      <w:r>
-        <w:object w:dxaOrig="225" w:dyaOrig="225" w14:anchorId="4920035C">
-          <v:shape id="_x0000_i1518" type="#_x0000_t75" style="width:20.1pt;height:18.4pt" o:ole="">
-            <v:imagedata r:id="rId5" o:title=""/>
-          </v:shape>
-          <w:control r:id="rId84" w:name="HTMLCheckbox18" w:shapeid="_x0000_i1518"/>
-        </w:object>
-      </w:r>
-      <w:r>
-        <w:t>Texture System</w:t>
-      </w:r>
-    </w:p>
-    <w:p>
-      <w:pPr>
-        <w:numPr>
-          <w:ilvl w:val="0"/>
-          <w:numId w:val="12"/>
-        </w:numPr>
-      </w:pPr>
-      <w:r>
-        <w:object w:dxaOrig="225" w:dyaOrig="225" w14:anchorId="6C2DA9B3">
-          <v:shape id="_x0000_i1517" type="#_x0000_t75" style="width:20.1pt;height:18.4pt" o:ole="">
-            <v:imagedata r:id="rId5" o:title=""/>
-          </v:shape>
-          <w:control r:id="rId85" w:name="HTMLCheckbox17" w:shapeid="_x0000_i1517"/>
-        </w:object>
-      </w:r>
-      <w:r>
-        <w:t>Texture Loading</w:t>
-      </w:r>
-    </w:p>
-    <w:p>
-      <w:pPr>
-        <w:numPr>
-          <w:ilvl w:val="0"/>
-          <w:numId w:val="12"/>
-        </w:numPr>
-      </w:pPr>
-      <w:r>
-        <w:object w:dxaOrig="225" w:dyaOrig="225" w14:anchorId="2ED42A98">
-          <v:shape id="_x0000_i1516" type="#_x0000_t75" style="width:20.1pt;height:18.4pt" o:ole="">
-            <v:imagedata r:id="rId5" o:title=""/>
-          </v:shape>
-          <w:control r:id="rId86" w:name="HTMLCheckbox16" w:shapeid="_x0000_i1516"/>
-        </w:object>
-      </w:r>
-      <w:r>
-        <w:t>UV Coordinates</w:t>
-      </w:r>
-    </w:p>
-    <w:p>
-      <w:pPr>
-        <w:numPr>
-          <w:ilvl w:val="0"/>
-          <w:numId w:val="12"/>
-        </w:numPr>
-      </w:pPr>
-      <w:r>
-        <w:object w:dxaOrig="225" w:dyaOrig="225" w14:anchorId="1C72D8B8">
-          <v:shape id="_x0000_i1515" type="#_x0000_t75" style="width:20.1pt;height:18.4pt" o:ole="">
-            <v:imagedata r:id="rId5" o:title=""/>
-          </v:shape>
-          <w:control r:id="rId87" w:name="HTMLCheckbox15" w:shapeid="_x0000_i1515"/>
-        </w:object>
-      </w:r>
-      <w:r>
-        <w:t>Materials</w:t>
-      </w:r>
-    </w:p>
-    <w:p>
-      <w:pPr>
-        <w:numPr>
-          <w:ilvl w:val="0"/>
-          <w:numId w:val="12"/>
-        </w:numPr>
-      </w:pPr>
-      <w:r>
-        <w:object w:dxaOrig="225" w:dyaOrig="225" w14:anchorId="7CF0D9F7">
-          <v:shape id="_x0000_i1514" type="#_x0000_t75" style="width:20.1pt;height:18.4pt" o:ole="">
-            <v:imagedata r:id="rId5" o:title=""/>
-          </v:shape>
-          <w:control r:id="rId88" w:name="HTMLCheckbox14" w:shapeid="_x0000_i1514"/>
-        </w:object>
-      </w:r>
-      <w:r>
-        <w:t>Specular Lighting</w:t>
-      </w:r>
-    </w:p>
-    <w:p>
-      <w:pPr>
-        <w:numPr>
-          <w:ilvl w:val="0"/>
-          <w:numId w:val="12"/>
-        </w:numPr>
-      </w:pPr>
-      <w:r>
-        <w:object w:dxaOrig="225" w:dyaOrig="225" w14:anchorId="3EE6D1BD">
-          <v:shape id="_x0000_i1513" type="#_x0000_t75" style="width:20.1pt;height:18.4pt" o:ole="">
-            <v:imagedata r:id="rId5" o:title=""/>
-          </v:shape>
-          <w:control r:id="rId89" w:name="HTMLCheckbox13" w:shapeid="_x0000_i1513"/>
-        </w:object>
-      </w:r>
-      <w:r>
-        <w:t>Model Loading (.obj)</w:t>
-      </w:r>
-    </w:p>
-    <w:p>
-      <w:pPr>
-        <w:numPr>
-          <w:ilvl w:val="0"/>
-          <w:numId w:val="12"/>
-        </w:numPr>
-      </w:pPr>
+        <w:t>Materiais</w:t>
+      </w:r>
+    </w:p>
+    <w:p>
+      <w:r>
+        <w:rPr>
+          <w:rFonts w:ascii="Segoe UI Emoji" w:hAnsi="Segoe UI Emoji" w:cs="Segoe UI Emoji"/>
+        </w:rPr>
+        <w:t>✅</w:t>
+      </w:r>
+      <w:r>
+        <w:t xml:space="preserve"> Cor</w:t>
+      </w:r>
+    </w:p>
+    <w:p>
+      <w:r>
+        <w:rPr>
+          <w:rFonts w:ascii="Segoe UI Emoji" w:hAnsi="Segoe UI Emoji" w:cs="Segoe UI Emoji"/>
+        </w:rPr>
+        <w:t>✅</w:t>
+      </w:r>
+      <w:r>
+        <w:t xml:space="preserve"> Textura</w:t>
+      </w:r>
+    </w:p>
+    <w:p>
+      <w:r>
+        <w:pict w14:anchorId="0B0FE0B8">
+          <v:rect id="_x0000_i3328" style="width:0;height:1.5pt" o:hralign="center" o:hrstd="t" o:hr="t" fillcolor="#a0a0a0" stroked="f"/>
+        </w:pict>
+      </w:r>
+    </w:p>
+    <w:p>
+      <w:pPr>
+        <w:rPr>
+          <w:b/>
+          <w:bCs/>
+        </w:rPr>
+      </w:pPr>
+      <w:r>
+        <w:rPr>
+          <w:b/>
+          <w:bCs/>
+        </w:rPr>
+        <w:t>Assets</w:t>
+      </w:r>
+    </w:p>
+    <w:p>
+      <w:r>
+        <w:rPr>
+          <w:rFonts w:ascii="Segoe UI Emoji" w:hAnsi="Segoe UI Emoji" w:cs="Segoe UI Emoji"/>
+        </w:rPr>
+        <w:t>✅</w:t>
+      </w:r>
+      <w:r>
+        <w:t xml:space="preserve"> AssetPath</w:t>
+      </w:r>
+    </w:p>
+    <w:p>
       <w:r>
         <w:lastRenderedPageBreak/>
-        <w:object w:dxaOrig="225" w:dyaOrig="225" w14:anchorId="380926FD">
-          <v:shape id="_x0000_i1512" type="#_x0000_t75" style="width:20.1pt;height:18.4pt" o:ole="">
-            <v:imagedata r:id="rId5" o:title=""/>
-          </v:shape>
-          <w:control r:id="rId90" w:name="HTMLCheckbox12" w:shapeid="_x0000_i1512"/>
-        </w:object>
-      </w:r>
-      <w:r>
-        <w:t>Shadow Mapping</w:t>
-      </w:r>
-    </w:p>
-    <w:p>
-      <w:pPr>
-        <w:numPr>
-          <w:ilvl w:val="0"/>
-          <w:numId w:val="12"/>
-        </w:numPr>
-      </w:pPr>
-      <w:r>
-        <w:object w:dxaOrig="225" w:dyaOrig="225" w14:anchorId="52297DE4">
-          <v:shape id="_x0000_i1511" type="#_x0000_t75" style="width:20.1pt;height:18.4pt" o:ole="">
-            <v:imagedata r:id="rId5" o:title=""/>
-          </v:shape>
-          <w:control r:id="rId91" w:name="HTMLCheckbox11" w:shapeid="_x0000_i1511"/>
-        </w:object>
-      </w:r>
-      <w:r>
-        <w:t>Skybox</w:t>
-      </w:r>
-    </w:p>
-    <w:p>
-      <w:pPr>
-        <w:numPr>
-          <w:ilvl w:val="0"/>
-          <w:numId w:val="12"/>
-        </w:numPr>
-      </w:pPr>
-      <w:r>
-        <w:object w:dxaOrig="225" w:dyaOrig="225" w14:anchorId="1CCF86B2">
-          <v:shape id="_x0000_i1510" type="#_x0000_t75" style="width:20.1pt;height:18.4pt" o:ole="">
-            <v:imagedata r:id="rId5" o:title=""/>
-          </v:shape>
-          <w:control r:id="rId92" w:name="HTMLCheckbox10" w:shapeid="_x0000_i1510"/>
-        </w:object>
-      </w:r>
-      <w:r>
-        <w:t>PBR</w:t>
-      </w:r>
-    </w:p>
-    <w:p>
-      <w:pPr>
-        <w:rPr>
-          <w:b/>
-          <w:bCs/>
-        </w:rPr>
-      </w:pPr>
-      <w:r>
-        <w:rPr>
-          <w:b/>
-          <w:bCs/>
-        </w:rPr>
-        <w:t>Engine</w:t>
-      </w:r>
-    </w:p>
-    <w:p>
-      <w:pPr>
-        <w:numPr>
-          <w:ilvl w:val="0"/>
-          <w:numId w:val="13"/>
-        </w:numPr>
-      </w:pPr>
-      <w:r>
-        <w:object w:dxaOrig="225" w:dyaOrig="225" w14:anchorId="606F1F99">
-          <v:shape id="_x0000_i1509" type="#_x0000_t75" style="width:20.1pt;height:18.4pt" o:ole="">
-            <v:imagedata r:id="rId5" o:title=""/>
-          </v:shape>
-          <w:control r:id="rId93" w:name="HTMLCheckbox9" w:shapeid="_x0000_i1509"/>
-        </w:object>
-      </w:r>
-      <w:r>
-        <w:t>Asset Manager</w:t>
-      </w:r>
-    </w:p>
-    <w:p>
-      <w:pPr>
-        <w:numPr>
-          <w:ilvl w:val="0"/>
-          <w:numId w:val="13"/>
-        </w:numPr>
-      </w:pPr>
-      <w:r>
-        <w:object w:dxaOrig="225" w:dyaOrig="225" w14:anchorId="221C0E9F">
-          <v:shape id="_x0000_i1508" type="#_x0000_t75" style="width:20.1pt;height:18.4pt" o:ole="">
-            <v:imagedata r:id="rId5" o:title=""/>
-          </v:shape>
-          <w:control r:id="rId94" w:name="HTMLCheckbox8" w:shapeid="_x0000_i1508"/>
-        </w:object>
-      </w:r>
-      <w:r>
-        <w:t>Resource Cache</w:t>
-      </w:r>
-    </w:p>
-    <w:p>
-      <w:pPr>
-        <w:numPr>
-          <w:ilvl w:val="0"/>
-          <w:numId w:val="13"/>
-        </w:numPr>
-      </w:pPr>
-      <w:r>
-        <w:object w:dxaOrig="225" w:dyaOrig="225" w14:anchorId="29699BAA">
-          <v:shape id="_x0000_i1507" type="#_x0000_t75" style="width:20.1pt;height:18.4pt" o:ole="">
-            <v:imagedata r:id="rId5" o:title=""/>
-          </v:shape>
-          <w:control r:id="rId95" w:name="HTMLCheckbox7" w:shapeid="_x0000_i1507"/>
-        </w:object>
-      </w:r>
-      <w:r>
-        <w:t>Serialization</w:t>
-      </w:r>
-    </w:p>
-    <w:p>
-      <w:pPr>
-        <w:numPr>
-          <w:ilvl w:val="0"/>
-          <w:numId w:val="13"/>
-        </w:numPr>
-      </w:pPr>
-      <w:r>
-        <w:object w:dxaOrig="225" w:dyaOrig="225" w14:anchorId="5385A18C">
-          <v:shape id="_x0000_i1506" type="#_x0000_t75" style="width:20.1pt;height:18.4pt" o:ole="">
-            <v:imagedata r:id="rId5" o:title=""/>
-          </v:shape>
-          <w:control r:id="rId96" w:name="HTMLCheckbox6" w:shapeid="_x0000_i1506"/>
-        </w:object>
-      </w:r>
-      <w:r>
-        <w:t>Scene Saving</w:t>
-      </w:r>
-    </w:p>
-    <w:p>
-      <w:pPr>
-        <w:rPr>
-          <w:b/>
-          <w:bCs/>
-        </w:rPr>
-      </w:pPr>
-      <w:r>
-        <w:rPr>
-          <w:b/>
-          <w:bCs/>
-        </w:rPr>
-        <w:t>Physics</w:t>
-      </w:r>
-    </w:p>
-    <w:p>
-      <w:pPr>
-        <w:numPr>
-          <w:ilvl w:val="0"/>
-          <w:numId w:val="14"/>
-        </w:numPr>
-      </w:pPr>
-      <w:r>
-        <w:object w:dxaOrig="225" w:dyaOrig="225" w14:anchorId="48935B10">
-          <v:shape id="_x0000_i1505" type="#_x0000_t75" style="width:20.1pt;height:18.4pt" o:ole="">
-            <v:imagedata r:id="rId5" o:title=""/>
-          </v:shape>
-          <w:control r:id="rId97" w:name="HTMLCheckbox5" w:shapeid="_x0000_i1505"/>
-        </w:object>
-      </w:r>
-      <w:r>
-        <w:t>Collision Detection</w:t>
-      </w:r>
-    </w:p>
-    <w:p>
-      <w:pPr>
-        <w:numPr>
-          <w:ilvl w:val="0"/>
-          <w:numId w:val="14"/>
-        </w:numPr>
-      </w:pPr>
-      <w:r>
-        <w:object w:dxaOrig="225" w:dyaOrig="225" w14:anchorId="58196188">
-          <v:shape id="_x0000_i1504" type="#_x0000_t75" style="width:20.1pt;height:18.4pt" o:ole="">
-            <v:imagedata r:id="rId5" o:title=""/>
-          </v:shape>
-          <w:control r:id="rId98" w:name="HTMLCheckbox4" w:shapeid="_x0000_i1504"/>
-        </w:object>
-      </w:r>
-      <w:r>
-        <w:t>Rigid Bodies</w:t>
-      </w:r>
-    </w:p>
-    <w:p>
-      <w:pPr>
-        <w:rPr>
-          <w:b/>
-          <w:bCs/>
-        </w:rPr>
-      </w:pPr>
-      <w:r>
-        <w:rPr>
-          <w:b/>
-          <w:bCs/>
-        </w:rPr>
-        <w:t>Audio</w:t>
-      </w:r>
-    </w:p>
-    <w:p>
-      <w:pPr>
-        <w:numPr>
-          <w:ilvl w:val="0"/>
-          <w:numId w:val="15"/>
-        </w:numPr>
-      </w:pPr>
-      <w:r>
-        <w:object w:dxaOrig="225" w:dyaOrig="225" w14:anchorId="60BF8DBF">
-          <v:shape id="_x0000_i1503" type="#_x0000_t75" style="width:20.1pt;height:18.4pt" o:ole="">
-            <v:imagedata r:id="rId5" o:title=""/>
-          </v:shape>
-          <w:control r:id="rId99" w:name="HTMLCheckbox3" w:shapeid="_x0000_i1503"/>
-        </w:object>
-      </w:r>
-      <w:r>
-        <w:t>Audio System</w:t>
-      </w:r>
-    </w:p>
-    <w:p>
-      <w:pPr>
-        <w:rPr>
-          <w:b/>
-          <w:bCs/>
-        </w:rPr>
-      </w:pPr>
-      <w:r>
-        <w:rPr>
-          <w:b/>
-          <w:bCs/>
-        </w:rPr>
-        <w:t>Animation</w:t>
-      </w:r>
-    </w:p>
-    <w:p>
-      <w:pPr>
-        <w:numPr>
-          <w:ilvl w:val="0"/>
-          <w:numId w:val="16"/>
-        </w:numPr>
-      </w:pPr>
-      <w:r>
-        <w:object w:dxaOrig="225" w:dyaOrig="225" w14:anchorId="2FADD571">
-          <v:shape id="_x0000_i1502" type="#_x0000_t75" style="width:20.1pt;height:18.4pt" o:ole="">
-            <v:imagedata r:id="rId5" o:title=""/>
-          </v:shape>
-          <w:control r:id="rId100" w:name="HTMLCheckbox2" w:shapeid="_x0000_i1502"/>
-        </w:object>
-      </w:r>
-      <w:r>
-        <w:t>Skeletal Animation</w:t>
-      </w:r>
-    </w:p>
-    <w:p>
-      <w:pPr>
-        <w:rPr>
-          <w:b/>
-          <w:bCs/>
-        </w:rPr>
-      </w:pPr>
-      <w:r>
-        <w:rPr>
-          <w:b/>
-          <w:bCs/>
-        </w:rPr>
-        <w:t>UI</w:t>
-      </w:r>
-    </w:p>
-    <w:p>
-      <w:pPr>
-        <w:numPr>
-          <w:ilvl w:val="0"/>
-          <w:numId w:val="17"/>
-        </w:numPr>
-      </w:pPr>
-      <w:r>
-        <w:object w:dxaOrig="225" w:dyaOrig="225" w14:anchorId="3AE22FF6">
-          <v:shape id="_x0000_i1501" type="#_x0000_t75" style="width:20.1pt;height:18.4pt" o:ole="">
-            <v:imagedata r:id="rId5" o:title=""/>
-          </v:shape>
-          <w:control r:id="rId101" w:name="HTMLCheckbox1" w:shapeid="_x0000_i1501"/>
-        </w:object>
-      </w:r>
-      <w:r>
-        <w:t>UI Framework</w:t>
-      </w:r>
-    </w:p>
-    <w:p>
-      <w:r>
-        <w:pict w14:anchorId="1256B707">
-          <v:rect id="_x0000_i1400" style="width:0;height:1.5pt" o:hralign="center" o:hrstd="t" o:hr="t" fillcolor="#a0a0a0" stroked="f"/>
+        <w:pict w14:anchorId="7B2C96E2">
+          <v:rect id="_x0000_i3329" style="width:0;height:1.5pt" o:hralign="center" o:hrstd="t" o:hr="t" fillcolor="#a0a0a0" stroked="f"/>
         </w:pict>
       </w:r>
     </w:p>
@@ -3017,78 +4714,646 @@
           <w:b/>
           <w:bCs/>
         </w:rPr>
-        <w:t>Current Mission</w:t>
-      </w:r>
-    </w:p>
-    <w:p>
-      <w:r>
-        <w:t>Mission 29</w:t>
-      </w:r>
-    </w:p>
-    <w:p>
-      <w:r>
-        <w:t>Texture System</w:t>
-      </w:r>
-    </w:p>
-    <w:p>
-      <w:r>
-        <w:t>Goals:</w:t>
-      </w:r>
-    </w:p>
-    <w:p>
-      <w:pPr>
-        <w:numPr>
-          <w:ilvl w:val="0"/>
-          <w:numId w:val="18"/>
-        </w:numPr>
-      </w:pPr>
-      <w:r>
-        <w:t>Add UV coordinates to Vertex.</w:t>
-      </w:r>
-    </w:p>
-    <w:p>
-      <w:pPr>
-        <w:numPr>
-          <w:ilvl w:val="0"/>
-          <w:numId w:val="18"/>
-        </w:numPr>
-      </w:pPr>
-      <w:r>
-        <w:t>Understand texture coordinates.</w:t>
-      </w:r>
-    </w:p>
-    <w:p>
-      <w:pPr>
-        <w:numPr>
-          <w:ilvl w:val="0"/>
-          <w:numId w:val="18"/>
-        </w:numPr>
-      </w:pPr>
-      <w:r>
-        <w:t>Load images from disk.</w:t>
-      </w:r>
-    </w:p>
-    <w:p>
-      <w:pPr>
-        <w:numPr>
-          <w:ilvl w:val="0"/>
-          <w:numId w:val="18"/>
-        </w:numPr>
-      </w:pPr>
-      <w:r>
-        <w:t>Upload textures to GPU.</w:t>
-      </w:r>
-    </w:p>
-    <w:p>
-      <w:pPr>
-        <w:numPr>
-          <w:ilvl w:val="0"/>
-          <w:numId w:val="18"/>
-        </w:numPr>
-      </w:pPr>
-      <w:r>
-        <w:t>Sample textures inside fragment shader.</w:t>
-      </w:r>
+        <w:t>Física</w:t>
+      </w:r>
+    </w:p>
+    <w:p>
+      <w:r>
+        <w:rPr>
+          <w:rFonts w:ascii="Segoe UI Emoji" w:hAnsi="Segoe UI Emoji" w:cs="Segoe UI Emoji"/>
+        </w:rPr>
+        <w:t>✅</w:t>
+      </w:r>
+      <w:r>
+        <w:t xml:space="preserve"> BoxCollider</w:t>
+      </w:r>
+    </w:p>
+    <w:p>
+      <w:r>
+        <w:rPr>
+          <w:rFonts w:ascii="Segoe UI Emoji" w:hAnsi="Segoe UI Emoji" w:cs="Segoe UI Emoji"/>
+        </w:rPr>
+        <w:t>✅</w:t>
+      </w:r>
+      <w:r>
+        <w:t xml:space="preserve"> Rigidbody</w:t>
+      </w:r>
+    </w:p>
+    <w:p>
+      <w:r>
+        <w:pict w14:anchorId="78A54419">
+          <v:rect id="_x0000_i3330" style="width:0;height:1.5pt" o:hralign="center" o:hrstd="t" o:hr="t" fillcolor="#a0a0a0" stroked="f"/>
+        </w:pict>
+      </w:r>
+    </w:p>
+    <w:p>
+      <w:pPr>
+        <w:rPr>
+          <w:b/>
+          <w:bCs/>
+        </w:rPr>
+      </w:pPr>
+      <w:r>
+        <w:rPr>
+          <w:b/>
+          <w:bCs/>
+        </w:rPr>
+        <w:t>Scripts</w:t>
+      </w:r>
+    </w:p>
+    <w:p>
+      <w:r>
+        <w:rPr>
+          <w:rFonts w:ascii="Segoe UI Emoji" w:hAnsi="Segoe UI Emoji" w:cs="Segoe UI Emoji"/>
+        </w:rPr>
+        <w:t>✅</w:t>
+      </w:r>
+      <w:r>
+        <w:t xml:space="preserve"> Lista de Scripts</w:t>
+      </w:r>
+    </w:p>
+    <w:p>
+      <w:r>
+        <w:rPr>
+          <w:rFonts w:ascii="Segoe UI Emoji" w:hAnsi="Segoe UI Emoji" w:cs="Segoe UI Emoji"/>
+        </w:rPr>
+        <w:t>✅</w:t>
+      </w:r>
+      <w:r>
+        <w:t xml:space="preserve"> Recriação</w:t>
+      </w:r>
+    </w:p>
+    <w:p>
+      <w:r>
+        <w:pict w14:anchorId="773277C7">
+          <v:rect id="_x0000_i3331" style="width:0;height:1.5pt" o:hralign="center" o:hrstd="t" o:hr="t" fillcolor="#a0a0a0" stroked="f"/>
+        </w:pict>
+      </w:r>
+    </w:p>
+    <w:p>
+      <w:pPr>
+        <w:rPr>
+          <w:b/>
+          <w:bCs/>
+        </w:rPr>
+      </w:pPr>
+      <w:r>
+        <w:rPr>
+          <w:b/>
+          <w:bCs/>
+        </w:rPr>
+        <w:t>Tags</w:t>
+      </w:r>
+    </w:p>
+    <w:p>
+      <w:r>
+        <w:rPr>
+          <w:rFonts w:ascii="Segoe UI Emoji" w:hAnsi="Segoe UI Emoji" w:cs="Segoe UI Emoji"/>
+        </w:rPr>
+        <w:t>✅</w:t>
+      </w:r>
+      <w:r>
+        <w:t xml:space="preserve"> Salva</w:t>
+      </w:r>
+    </w:p>
+    <w:p>
+      <w:r>
+        <w:rPr>
+          <w:rFonts w:ascii="Segoe UI Emoji" w:hAnsi="Segoe UI Emoji" w:cs="Segoe UI Emoji"/>
+        </w:rPr>
+        <w:t>✅</w:t>
+      </w:r>
+      <w:r>
+        <w:t xml:space="preserve"> Carrega</w:t>
+      </w:r>
+    </w:p>
+    <w:p>
+      <w:r>
+        <w:rPr>
+          <w:rFonts w:ascii="Segoe UI Emoji" w:hAnsi="Segoe UI Emoji" w:cs="Segoe UI Emoji"/>
+        </w:rPr>
+        <w:t>⚠️</w:t>
+      </w:r>
+      <w:r>
+        <w:t xml:space="preserve"> Falta editar pelo Inspector</w:t>
+      </w:r>
+    </w:p>
+    <w:p>
+      <w:r>
+        <w:pict w14:anchorId="662A0181">
+          <v:rect id="_x0000_i3332" style="width:0;height:1.5pt" o:hralign="center" o:hrstd="t" o:hr="t" fillcolor="#a0a0a0" stroked="f"/>
+        </w:pict>
+      </w:r>
+    </w:p>
+    <w:p>
+      <w:pPr>
+        <w:rPr>
+          <w:b/>
+          <w:bCs/>
+        </w:rPr>
+      </w:pPr>
+      <w:r>
+        <w:rPr>
+          <w:b/>
+          <w:bCs/>
+        </w:rPr>
+        <w:t>FASE 8 — Sistemas de Gameplay</w:t>
+      </w:r>
+    </w:p>
+    <w:p>
+      <w:pPr>
+        <w:rPr>
+          <w:b/>
+          <w:bCs/>
+        </w:rPr>
+      </w:pPr>
+      <w:r>
+        <w:rPr>
+          <w:b/>
+          <w:bCs/>
+        </w:rPr>
+        <w:t>Tags</w:t>
+      </w:r>
+    </w:p>
+    <w:p>
+      <w:r>
+        <w:rPr>
+          <w:rFonts w:ascii="Segoe UI Emoji" w:hAnsi="Segoe UI Emoji" w:cs="Segoe UI Emoji"/>
+        </w:rPr>
+        <w:t>✅</w:t>
+      </w:r>
+      <w:r>
+        <w:t xml:space="preserve"> Sistema criado</w:t>
+      </w:r>
+    </w:p>
+    <w:p>
+      <w:r>
+        <w:rPr>
+          <w:rFonts w:ascii="Segoe UI Emoji" w:hAnsi="Segoe UI Emoji" w:cs="Segoe UI Emoji"/>
+        </w:rPr>
+        <w:t>✅</w:t>
+      </w:r>
+      <w:r>
+        <w:t xml:space="preserve"> Serialização</w:t>
+      </w:r>
+    </w:p>
+    <w:p>
+      <w:r>
+        <w:rPr>
+          <w:rFonts w:ascii="Segoe UI Emoji" w:hAnsi="Segoe UI Emoji" w:cs="Segoe UI Emoji"/>
+        </w:rPr>
+        <w:t>✅</w:t>
+      </w:r>
+      <w:r>
+        <w:t xml:space="preserve"> Desserialização</w:t>
+      </w:r>
+    </w:p>
+    <w:p>
+      <w:r>
+        <w:rPr>
+          <w:rFonts w:ascii="Segoe UI Emoji" w:hAnsi="Segoe UI Emoji" w:cs="Segoe UI Emoji"/>
+        </w:rPr>
+        <w:t>⚠️</w:t>
+      </w:r>
+      <w:r>
+        <w:t xml:space="preserve"> Inspector incompleto</w:t>
+      </w:r>
+    </w:p>
+    <w:p>
+      <w:r>
+        <w:pict w14:anchorId="7488A793">
+          <v:rect id="_x0000_i3333" style="width:0;height:1.5pt" o:hralign="center" o:hrstd="t" o:hr="t" fillcolor="#a0a0a0" stroked="f"/>
+        </w:pict>
+      </w:r>
+    </w:p>
+    <w:p>
+      <w:pPr>
+        <w:rPr>
+          <w:b/>
+          <w:bCs/>
+        </w:rPr>
+      </w:pPr>
+      <w:r>
+        <w:rPr>
+          <w:b/>
+          <w:bCs/>
+        </w:rPr>
+        <w:t>Layers</w:t>
+      </w:r>
+    </w:p>
+    <w:p>
+      <w:r>
+        <w:rPr>
+          <w:rFonts w:ascii="Segoe UI Emoji" w:hAnsi="Segoe UI Emoji" w:cs="Segoe UI Emoji"/>
+        </w:rPr>
+        <w:t>❌</w:t>
+      </w:r>
+      <w:r>
+        <w:t xml:space="preserve"> Não iniciado</w:t>
+      </w:r>
+    </w:p>
+    <w:p>
+      <w:r>
+        <w:pict w14:anchorId="399199F4">
+          <v:rect id="_x0000_i3334" style="width:0;height:1.5pt" o:hralign="center" o:hrstd="t" o:hr="t" fillcolor="#a0a0a0" stroked="f"/>
+        </w:pict>
+      </w:r>
+    </w:p>
+    <w:p>
+      <w:pPr>
+        <w:rPr>
+          <w:b/>
+          <w:bCs/>
+        </w:rPr>
+      </w:pPr>
+      <w:r>
+        <w:rPr>
+          <w:b/>
+          <w:bCs/>
+        </w:rPr>
+        <w:t>Prefabs</w:t>
+      </w:r>
+    </w:p>
+    <w:p>
+      <w:r>
+        <w:rPr>
+          <w:rFonts w:ascii="Segoe UI Emoji" w:hAnsi="Segoe UI Emoji" w:cs="Segoe UI Emoji"/>
+        </w:rPr>
+        <w:t>❌</w:t>
+      </w:r>
+      <w:r>
+        <w:t xml:space="preserve"> Não iniciado</w:t>
+      </w:r>
+    </w:p>
+    <w:p>
+      <w:r>
+        <w:pict w14:anchorId="21CC00AE">
+          <v:rect id="_x0000_i3335" style="width:0;height:1.5pt" o:hralign="center" o:hrstd="t" o:hr="t" fillcolor="#a0a0a0" stroked="f"/>
+        </w:pict>
+      </w:r>
+    </w:p>
+    <w:p>
+      <w:pPr>
+        <w:rPr>
+          <w:b/>
+          <w:bCs/>
+        </w:rPr>
+      </w:pPr>
+      <w:r>
+        <w:rPr>
+          <w:b/>
+          <w:bCs/>
+        </w:rPr>
+        <w:t>FASE 9 — Objetivo Pong</w:t>
+      </w:r>
+    </w:p>
+    <w:p>
+      <w:pPr>
+        <w:rPr>
+          <w:b/>
+          <w:bCs/>
+        </w:rPr>
+      </w:pPr>
+      <w:r>
+        <w:rPr>
+          <w:b/>
+          <w:bCs/>
+        </w:rPr>
+        <w:t>Paddle</w:t>
+      </w:r>
+    </w:p>
+    <w:p>
+      <w:r>
+        <w:rPr>
+          <w:rFonts w:ascii="Segoe UI Emoji" w:hAnsi="Segoe UI Emoji" w:cs="Segoe UI Emoji"/>
+        </w:rPr>
+        <w:t>✅</w:t>
+      </w:r>
+      <w:r>
+        <w:t xml:space="preserve"> Modelo</w:t>
+      </w:r>
+    </w:p>
+    <w:p>
+      <w:r>
+        <w:rPr>
+          <w:rFonts w:ascii="Segoe UI Emoji" w:hAnsi="Segoe UI Emoji" w:cs="Segoe UI Emoji"/>
+        </w:rPr>
+        <w:lastRenderedPageBreak/>
+        <w:t>✅</w:t>
+      </w:r>
+      <w:r>
+        <w:t xml:space="preserve"> Script</w:t>
+      </w:r>
+    </w:p>
+    <w:p>
+      <w:r>
+        <w:rPr>
+          <w:rFonts w:ascii="Segoe UI Emoji" w:hAnsi="Segoe UI Emoji" w:cs="Segoe UI Emoji"/>
+        </w:rPr>
+        <w:t>✅</w:t>
+      </w:r>
+      <w:r>
+        <w:t xml:space="preserve"> Movimento</w:t>
+      </w:r>
+    </w:p>
+    <w:p>
+      <w:r>
+        <w:pict w14:anchorId="2A42E14A">
+          <v:rect id="_x0000_i3336" style="width:0;height:1.5pt" o:hralign="center" o:hrstd="t" o:hr="t" fillcolor="#a0a0a0" stroked="f"/>
+        </w:pict>
+      </w:r>
+    </w:p>
+    <w:p>
+      <w:pPr>
+        <w:rPr>
+          <w:b/>
+          <w:bCs/>
+        </w:rPr>
+      </w:pPr>
+      <w:r>
+        <w:rPr>
+          <w:b/>
+          <w:bCs/>
+        </w:rPr>
+        <w:t>Bola</w:t>
+      </w:r>
+    </w:p>
+    <w:p>
+      <w:r>
+        <w:rPr>
+          <w:rFonts w:ascii="Segoe UI Emoji" w:hAnsi="Segoe UI Emoji" w:cs="Segoe UI Emoji"/>
+        </w:rPr>
+        <w:t>❌</w:t>
+      </w:r>
+      <w:r>
+        <w:t xml:space="preserve"> Não iniciada</w:t>
+      </w:r>
+    </w:p>
+    <w:p>
+      <w:r>
+        <w:pict w14:anchorId="62C991B2">
+          <v:rect id="_x0000_i3337" style="width:0;height:1.5pt" o:hralign="center" o:hrstd="t" o:hr="t" fillcolor="#a0a0a0" stroked="f"/>
+        </w:pict>
+      </w:r>
+    </w:p>
+    <w:p>
+      <w:pPr>
+        <w:rPr>
+          <w:b/>
+          <w:bCs/>
+        </w:rPr>
+      </w:pPr>
+      <w:r>
+        <w:rPr>
+          <w:b/>
+          <w:bCs/>
+        </w:rPr>
+        <w:t>Colisão Paddle/Bola</w:t>
+      </w:r>
+    </w:p>
+    <w:p>
+      <w:r>
+        <w:rPr>
+          <w:rFonts w:ascii="Segoe UI Emoji" w:hAnsi="Segoe UI Emoji" w:cs="Segoe UI Emoji"/>
+        </w:rPr>
+        <w:t>❌</w:t>
+      </w:r>
+    </w:p>
+    <w:p>
+      <w:r>
+        <w:pict w14:anchorId="69E7543F">
+          <v:rect id="_x0000_i3338" style="width:0;height:1.5pt" o:hralign="center" o:hrstd="t" o:hr="t" fillcolor="#a0a0a0" stroked="f"/>
+        </w:pict>
+      </w:r>
+    </w:p>
+    <w:p>
+      <w:pPr>
+        <w:rPr>
+          <w:b/>
+          <w:bCs/>
+        </w:rPr>
+      </w:pPr>
+      <w:r>
+        <w:rPr>
+          <w:b/>
+          <w:bCs/>
+        </w:rPr>
+        <w:t>Pontuação</w:t>
+      </w:r>
+    </w:p>
+    <w:p>
+      <w:r>
+        <w:rPr>
+          <w:rFonts w:ascii="Segoe UI Emoji" w:hAnsi="Segoe UI Emoji" w:cs="Segoe UI Emoji"/>
+        </w:rPr>
+        <w:t>❌</w:t>
+      </w:r>
+    </w:p>
+    <w:p>
+      <w:r>
+        <w:pict w14:anchorId="6A97D504">
+          <v:rect id="_x0000_i3339" style="width:0;height:1.5pt" o:hralign="center" o:hrstd="t" o:hr="t" fillcolor="#a0a0a0" stroked="f"/>
+        </w:pict>
+      </w:r>
+    </w:p>
+    <w:p>
+      <w:pPr>
+        <w:rPr>
+          <w:b/>
+          <w:bCs/>
+        </w:rPr>
+      </w:pPr>
+      <w:r>
+        <w:rPr>
+          <w:b/>
+          <w:bCs/>
+        </w:rPr>
+        <w:t>Reinício de rodada</w:t>
+      </w:r>
+    </w:p>
+    <w:p>
+      <w:r>
+        <w:rPr>
+          <w:rFonts w:ascii="Segoe UI Emoji" w:hAnsi="Segoe UI Emoji" w:cs="Segoe UI Emoji"/>
+        </w:rPr>
+        <w:t>❌</w:t>
+      </w:r>
+    </w:p>
+    <w:p>
+      <w:r>
+        <w:pict w14:anchorId="5DD3FC61">
+          <v:rect id="_x0000_i3340" style="width:0;height:1.5pt" o:hralign="center" o:hrstd="t" o:hr="t" fillcolor="#a0a0a0" stroked="f"/>
+        </w:pict>
+      </w:r>
+    </w:p>
+    <w:p>
+      <w:pPr>
+        <w:rPr>
+          <w:b/>
+          <w:bCs/>
+        </w:rPr>
+      </w:pPr>
+      <w:r>
+        <w:rPr>
+          <w:b/>
+          <w:bCs/>
+        </w:rPr>
+        <w:t>Grandes Sistemas Ainda Não Iniciados</w:t>
+      </w:r>
+    </w:p>
+    <w:p>
+      <w:pPr>
+        <w:rPr>
+          <w:b/>
+          <w:bCs/>
+        </w:rPr>
+      </w:pPr>
+      <w:r>
+        <w:rPr>
+          <w:b/>
+          <w:bCs/>
+        </w:rPr>
+        <w:t>Engine Side</w:t>
+      </w:r>
+    </w:p>
+    <w:p>
+      <w:r>
+        <w:rPr>
+          <w:rFonts w:ascii="Segoe UI Emoji" w:hAnsi="Segoe UI Emoji" w:cs="Segoe UI Emoji"/>
+        </w:rPr>
+        <w:t>❌</w:t>
+      </w:r>
+      <w:r>
+        <w:t xml:space="preserve"> Asset Browser</w:t>
+      </w:r>
+    </w:p>
+    <w:p>
+      <w:r>
+        <w:rPr>
+          <w:rFonts w:ascii="Segoe UI Emoji" w:hAnsi="Segoe UI Emoji" w:cs="Segoe UI Emoji"/>
+        </w:rPr>
+        <w:t>❌</w:t>
+      </w:r>
+      <w:r>
+        <w:t xml:space="preserve"> Scene View Camera</w:t>
+      </w:r>
+    </w:p>
+    <w:p>
+      <w:r>
+        <w:rPr>
+          <w:rFonts w:ascii="Segoe UI Emoji" w:hAnsi="Segoe UI Emoji" w:cs="Segoe UI Emoji"/>
+        </w:rPr>
+        <w:t>❌</w:t>
+      </w:r>
+      <w:r>
+        <w:t xml:space="preserve"> Gizmos avançados</w:t>
+      </w:r>
+    </w:p>
+    <w:p>
+      <w:r>
+        <w:rPr>
+          <w:rFonts w:ascii="Segoe UI Emoji" w:hAnsi="Segoe UI Emoji" w:cs="Segoe UI Emoji"/>
+        </w:rPr>
+        <w:t>❌</w:t>
+      </w:r>
+      <w:r>
+        <w:t xml:space="preserve"> Prefabs</w:t>
+      </w:r>
+    </w:p>
+    <w:p>
+      <w:r>
+        <w:rPr>
+          <w:rFonts w:ascii="Segoe UI Emoji" w:hAnsi="Segoe UI Emoji" w:cs="Segoe UI Emoji"/>
+        </w:rPr>
+        <w:t>❌</w:t>
+      </w:r>
+      <w:r>
+        <w:t xml:space="preserve"> Layers</w:t>
+      </w:r>
+    </w:p>
+    <w:p>
+      <w:r>
+        <w:rPr>
+          <w:rFonts w:ascii="Segoe UI Emoji" w:hAnsi="Segoe UI Emoji" w:cs="Segoe UI Emoji"/>
+        </w:rPr>
+        <w:t>❌</w:t>
+      </w:r>
+      <w:r>
+        <w:t xml:space="preserve"> Audio</w:t>
+      </w:r>
+    </w:p>
+    <w:p>
+      <w:r>
+        <w:rPr>
+          <w:rFonts w:ascii="Segoe UI Emoji" w:hAnsi="Segoe UI Emoji" w:cs="Segoe UI Emoji"/>
+        </w:rPr>
+        <w:t>❌</w:t>
+      </w:r>
+      <w:r>
+        <w:t xml:space="preserve"> Animation</w:t>
+      </w:r>
+    </w:p>
+    <w:p>
+      <w:r>
+        <w:rPr>
+          <w:rFonts w:ascii="Segoe UI Emoji" w:hAnsi="Segoe UI Emoji" w:cs="Segoe UI Emoji"/>
+        </w:rPr>
+        <w:t>❌</w:t>
+      </w:r>
+      <w:r>
+        <w:t xml:space="preserve"> Particle System</w:t>
+      </w:r>
+    </w:p>
+    <w:p>
+      <w:r>
+        <w:rPr>
+          <w:rFonts w:ascii="Segoe UI Emoji" w:hAnsi="Segoe UI Emoji" w:cs="Segoe UI Emoji"/>
+        </w:rPr>
+        <w:t>❌</w:t>
+      </w:r>
+      <w:r>
+        <w:t xml:space="preserve"> Skybox</w:t>
+      </w:r>
+    </w:p>
+    <w:p>
+      <w:r>
+        <w:rPr>
+          <w:rFonts w:ascii="Segoe UI Emoji" w:hAnsi="Segoe UI Emoji" w:cs="Segoe UI Emoji"/>
+        </w:rPr>
+        <w:t>❌</w:t>
+      </w:r>
+      <w:r>
+        <w:t xml:space="preserve"> Point Lights</w:t>
+      </w:r>
+    </w:p>
+    <w:p>
+      <w:r>
+        <w:rPr>
+          <w:rFonts w:ascii="Segoe UI Emoji" w:hAnsi="Segoe UI Emoji" w:cs="Segoe UI Emoji"/>
+        </w:rPr>
+        <w:t>❌</w:t>
+      </w:r>
+      <w:r>
+        <w:t xml:space="preserve"> Spot Lights</w:t>
+      </w:r>
+    </w:p>
+    <w:p>
+      <w:r>
+        <w:rPr>
+          <w:rFonts w:ascii="Segoe UI Emoji" w:hAnsi="Segoe UI Emoji" w:cs="Segoe UI Emoji"/>
+        </w:rPr>
+        <w:t>❌</w:t>
+      </w:r>
+      <w:r>
+        <w:t xml:space="preserve"> Material Editor</w:t>
+      </w:r>
+    </w:p>
+    <w:p>
+      <w:pPr>
+        <w:rPr>
+          <w:u w:val="single"/>
+        </w:rPr>
+      </w:pPr>
     </w:p>
     <w:p>
       <w:pPr>
